--- a/SimpleGECollisionPhysicsAlgorithm.docx
+++ b/SimpleGECollisionPhysicsAlgorithm.docx
@@ -71,25 +71,7 @@
           <w:sz w:val="22"/>
           <w:szCs w:val="22"/>
         </w:rPr>
-        <w:t xml:space="preserve">We import </w:t>
-      </w:r>
-      <w:proofErr w:type="spellStart"/>
-      <w:r>
-        <w:rPr>
-          <w:rFonts w:ascii="Calibri" w:hAnsi="Calibri" w:cs="Calibri"/>
-          <w:sz w:val="22"/>
-          <w:szCs w:val="22"/>
-        </w:rPr>
-        <w:t>simpleGE</w:t>
-      </w:r>
-      <w:proofErr w:type="spellEnd"/>
-      <w:r>
-        <w:rPr>
-          <w:rFonts w:ascii="Calibri" w:hAnsi="Calibri" w:cs="Calibri"/>
-          <w:sz w:val="22"/>
-          <w:szCs w:val="22"/>
-        </w:rPr>
-        <w:t xml:space="preserve"> </w:t>
+        <w:t xml:space="preserve">We import simpleGE </w:t>
       </w:r>
       <w:r>
         <w:rPr>
@@ -124,7 +106,40 @@
           <w:sz w:val="22"/>
           <w:szCs w:val="22"/>
         </w:rPr>
-        <w:t xml:space="preserve">and Vector2 from </w:t>
+        <w:t xml:space="preserve">and Vector2 from pygame.math. </w:t>
+      </w:r>
+    </w:p>
+    <w:p>
+      <w:pPr>
+        <w:rPr>
+          <w:rFonts w:ascii="Calibri" w:hAnsi="Calibri" w:cs="Calibri"/>
+          <w:sz w:val="22"/>
+          <w:szCs w:val="22"/>
+        </w:rPr>
+      </w:pPr>
+      <w:r>
+        <w:rPr>
+          <w:rFonts w:ascii="Calibri" w:hAnsi="Calibri" w:cs="Calibri"/>
+          <w:sz w:val="22"/>
+          <w:szCs w:val="22"/>
+        </w:rPr>
+        <w:t>This class is intended to be used in conjunction with SimpleGE. CollisionPhysics inherits from simpleGE.Sprite and is initialized with additional attribute</w:t>
+      </w:r>
+      <w:r>
+        <w:rPr>
+          <w:rFonts w:ascii="Calibri" w:hAnsi="Calibri" w:cs="Calibri"/>
+          <w:sz w:val="22"/>
+          <w:szCs w:val="22"/>
+        </w:rPr>
+        <w:t>s</w:t>
+      </w:r>
+      <w:r>
+        <w:rPr>
+          <w:rFonts w:ascii="Calibri" w:hAnsi="Calibri" w:cs="Calibri"/>
+          <w:sz w:val="22"/>
+          <w:szCs w:val="22"/>
+        </w:rPr>
+        <w:t xml:space="preserve"> called </w:t>
       </w:r>
       <w:proofErr w:type="spellStart"/>
       <w:r>
@@ -133,7 +148,7 @@
           <w:sz w:val="22"/>
           <w:szCs w:val="22"/>
         </w:rPr>
-        <w:t>pygame.math</w:t>
+        <w:t>originPolygon</w:t>
       </w:r>
       <w:proofErr w:type="spellEnd"/>
       <w:r>
@@ -142,24 +157,7 @@
           <w:sz w:val="22"/>
           <w:szCs w:val="22"/>
         </w:rPr>
-        <w:t xml:space="preserve">. </w:t>
-      </w:r>
-    </w:p>
-    <w:p>
-      <w:pPr>
-        <w:rPr>
-          <w:rFonts w:ascii="Calibri" w:hAnsi="Calibri" w:cs="Calibri"/>
-          <w:sz w:val="22"/>
-          <w:szCs w:val="22"/>
-        </w:rPr>
-      </w:pPr>
-      <w:r>
-        <w:rPr>
-          <w:rFonts w:ascii="Calibri" w:hAnsi="Calibri" w:cs="Calibri"/>
-          <w:sz w:val="22"/>
-          <w:szCs w:val="22"/>
-        </w:rPr>
-        <w:t xml:space="preserve">This class is intended to be used in conjunction with SimpleGE. </w:t>
+        <w:t xml:space="preserve">, </w:t>
       </w:r>
       <w:proofErr w:type="spellStart"/>
       <w:r>
@@ -168,7 +166,7 @@
           <w:sz w:val="22"/>
           <w:szCs w:val="22"/>
         </w:rPr>
-        <w:t>CollisionPhysics</w:t>
+        <w:t>hitboxSize</w:t>
       </w:r>
       <w:proofErr w:type="spellEnd"/>
       <w:r>
@@ -177,7 +175,7 @@
           <w:sz w:val="22"/>
           <w:szCs w:val="22"/>
         </w:rPr>
-        <w:t xml:space="preserve"> inherits from </w:t>
+        <w:t xml:space="preserve">, and </w:t>
       </w:r>
       <w:proofErr w:type="spellStart"/>
       <w:r>
@@ -186,7 +184,7 @@
           <w:sz w:val="22"/>
           <w:szCs w:val="22"/>
         </w:rPr>
-        <w:t>simpleGE.Sprite</w:t>
+        <w:t>hitboxOffset</w:t>
       </w:r>
       <w:proofErr w:type="spellEnd"/>
       <w:r>
@@ -195,7 +193,7 @@
           <w:sz w:val="22"/>
           <w:szCs w:val="22"/>
         </w:rPr>
-        <w:t xml:space="preserve"> and is initialized with an additional attribute called originPolygon. The originPolygon is, by default, an empty list. This attribute gets the rectangular polygon of the Sprite that is centered at the origin (0, 0). </w:t>
+        <w:t xml:space="preserve">. The originPolygon is, by default, an empty list. This attribute gets the rectangular polygon of the Sprite that is centered at the origin (0, 0). </w:t>
       </w:r>
       <w:r>
         <w:rPr>
@@ -205,43 +203,100 @@
         </w:rPr>
         <w:t xml:space="preserve">The </w:t>
       </w:r>
+      <w:proofErr w:type="gramStart"/>
+      <w:r>
+        <w:rPr>
+          <w:rFonts w:ascii="Calibri" w:hAnsi="Calibri" w:cs="Calibri"/>
+          <w:sz w:val="22"/>
+          <w:szCs w:val="22"/>
+        </w:rPr>
+        <w:t>originPolygon</w:t>
+      </w:r>
+      <w:proofErr w:type="gramEnd"/>
+      <w:r>
+        <w:rPr>
+          <w:rFonts w:ascii="Calibri" w:hAnsi="Calibri" w:cs="Calibri"/>
+          <w:sz w:val="22"/>
+          <w:szCs w:val="22"/>
+        </w:rPr>
+        <w:t xml:space="preserve"> will be a list of pygame.math.Vector2()</w:t>
+      </w:r>
+      <w:r>
+        <w:rPr>
+          <w:rFonts w:ascii="Calibri" w:hAnsi="Calibri" w:cs="Calibri"/>
+          <w:sz w:val="22"/>
+          <w:szCs w:val="22"/>
+        </w:rPr>
+        <w:t xml:space="preserve"> objects. </w:t>
+      </w:r>
+      <w:r>
+        <w:rPr>
+          <w:rFonts w:ascii="Calibri" w:hAnsi="Calibri" w:cs="Calibri"/>
+          <w:sz w:val="22"/>
+          <w:szCs w:val="22"/>
+        </w:rPr>
+        <w:t>The hitboxSize is a tuple with the width and height of the sprite bounding box</w:t>
+      </w:r>
+      <w:r>
+        <w:rPr>
+          <w:rFonts w:ascii="Calibri" w:hAnsi="Calibri" w:cs="Calibri"/>
+          <w:sz w:val="22"/>
+          <w:szCs w:val="22"/>
+        </w:rPr>
+        <w:t xml:space="preserve"> and is initialized with “None”. The </w:t>
+      </w:r>
       <w:proofErr w:type="spellStart"/>
-      <w:proofErr w:type="gramStart"/>
-      <w:r>
-        <w:rPr>
-          <w:rFonts w:ascii="Calibri" w:hAnsi="Calibri" w:cs="Calibri"/>
-          <w:sz w:val="22"/>
-          <w:szCs w:val="22"/>
-        </w:rPr>
-        <w:t>originPolygon</w:t>
+      <w:r>
+        <w:rPr>
+          <w:rFonts w:ascii="Calibri" w:hAnsi="Calibri" w:cs="Calibri"/>
+          <w:sz w:val="22"/>
+          <w:szCs w:val="22"/>
+        </w:rPr>
+        <w:t>hi</w:t>
+      </w:r>
+      <w:r>
+        <w:rPr>
+          <w:rFonts w:ascii="Calibri" w:hAnsi="Calibri" w:cs="Calibri"/>
+          <w:sz w:val="22"/>
+          <w:szCs w:val="22"/>
+        </w:rPr>
+        <w:t>tboxOffset</w:t>
       </w:r>
       <w:proofErr w:type="spellEnd"/>
-      <w:proofErr w:type="gramEnd"/>
-      <w:r>
-        <w:rPr>
-          <w:rFonts w:ascii="Calibri" w:hAnsi="Calibri" w:cs="Calibri"/>
-          <w:sz w:val="22"/>
-          <w:szCs w:val="22"/>
-        </w:rPr>
-        <w:t xml:space="preserve"> will be a list of pygame.math.Vector2()</w:t>
-      </w:r>
-      <w:r>
-        <w:rPr>
-          <w:rFonts w:ascii="Calibri" w:hAnsi="Calibri" w:cs="Calibri"/>
-          <w:sz w:val="22"/>
-          <w:szCs w:val="22"/>
-        </w:rPr>
-        <w:t xml:space="preserve"> objects. </w:t>
-      </w:r>
-    </w:p>
-    <w:p>
-      <w:pPr>
-        <w:rPr>
-          <w:rFonts w:ascii="Calibri" w:hAnsi="Calibri" w:cs="Calibri"/>
-          <w:sz w:val="22"/>
-          <w:szCs w:val="22"/>
-        </w:rPr>
-      </w:pPr>
+      <w:r>
+        <w:rPr>
+          <w:rFonts w:ascii="Calibri" w:hAnsi="Calibri" w:cs="Calibri"/>
+          <w:sz w:val="22"/>
+          <w:szCs w:val="22"/>
+        </w:rPr>
+        <w:t xml:space="preserve"> is a Vector2() object initialized with Vector2(0, 0). </w:t>
+      </w:r>
+      <w:r>
+        <w:rPr>
+          <w:rFonts w:ascii="Calibri" w:hAnsi="Calibri" w:cs="Calibri"/>
+          <w:sz w:val="22"/>
+          <w:szCs w:val="22"/>
+        </w:rPr>
+        <w:t xml:space="preserve">We can change this value through </w:t>
+      </w:r>
+      <w:proofErr w:type="spellStart"/>
+      <w:r>
+        <w:rPr>
+          <w:rFonts w:ascii="Calibri" w:hAnsi="Calibri" w:cs="Calibri"/>
+          <w:sz w:val="22"/>
+          <w:szCs w:val="22"/>
+        </w:rPr>
+        <w:t>setHitboxOffset</w:t>
+      </w:r>
+      <w:proofErr w:type="spellEnd"/>
+      <w:r>
+        <w:rPr>
+          <w:rFonts w:ascii="Calibri" w:hAnsi="Calibri" w:cs="Calibri"/>
+          <w:sz w:val="22"/>
+          <w:szCs w:val="22"/>
+        </w:rPr>
+        <w:t xml:space="preserve">(x, y) where x is the intended x value and y is the intended y value. </w:t>
+      </w:r>
     </w:p>
     <w:p>
       <w:pPr>
@@ -298,6 +353,7 @@
           <w:id w:val="-2019841902"/>
           <w:citation/>
         </w:sdtPr>
+        <w:sdtEndPr/>
         <w:sdtContent>
           <w:r>
             <w:rPr>
@@ -512,6 +568,7 @@
           <w:id w:val="-1889948693"/>
           <w:citation/>
         </w:sdtPr>
+        <w:sdtEndPr/>
         <w:sdtContent>
           <w:r>
             <w:rPr>
@@ -753,6 +810,7 @@
           <w:id w:val="1489908224"/>
           <w:citation/>
         </w:sdtPr>
+        <w:sdtEndPr/>
         <w:sdtContent>
           <w:r>
             <w:rPr>
@@ -1416,6 +1474,23 @@
     </w:p>
     <w:p>
       <w:pPr>
+        <w:rPr>
+          <w:rFonts w:ascii="Calibri" w:hAnsi="Calibri" w:cs="Calibri"/>
+          <w:sz w:val="22"/>
+          <w:szCs w:val="22"/>
+        </w:rPr>
+      </w:pPr>
+      <w:r>
+        <w:rPr>
+          <w:rFonts w:ascii="Calibri" w:hAnsi="Calibri" w:cs="Calibri"/>
+          <w:sz w:val="22"/>
+          <w:szCs w:val="22"/>
+        </w:rPr>
+        <w:t>Define buildRectangularPolygon(self):</w:t>
+      </w:r>
+    </w:p>
+    <w:p>
+      <w:pPr>
         <w:ind w:left="720"/>
         <w:rPr>
           <w:rFonts w:ascii="Calibri" w:hAnsi="Calibri" w:cs="Calibri"/>
@@ -1423,22 +1498,13 @@
           <w:szCs w:val="22"/>
         </w:rPr>
       </w:pPr>
-    </w:p>
-    <w:p>
-      <w:pPr>
-        <w:rPr>
-          <w:rFonts w:ascii="Calibri" w:hAnsi="Calibri" w:cs="Calibri"/>
-          <w:sz w:val="22"/>
-          <w:szCs w:val="22"/>
-        </w:rPr>
-      </w:pPr>
-      <w:r>
-        <w:rPr>
-          <w:rFonts w:ascii="Calibri" w:hAnsi="Calibri" w:cs="Calibri"/>
-          <w:sz w:val="22"/>
-          <w:szCs w:val="22"/>
-        </w:rPr>
-        <w:t xml:space="preserve">Define </w:t>
+      <w:r>
+        <w:rPr>
+          <w:rFonts w:ascii="Calibri" w:hAnsi="Calibri" w:cs="Calibri"/>
+          <w:sz w:val="22"/>
+          <w:szCs w:val="22"/>
+        </w:rPr>
+        <w:t xml:space="preserve">This method is a helper method that is called within </w:t>
       </w:r>
       <w:proofErr w:type="spellStart"/>
       <w:r>
@@ -1447,7 +1513,7 @@
           <w:sz w:val="22"/>
           <w:szCs w:val="22"/>
         </w:rPr>
-        <w:t>buildRectangularPolygon</w:t>
+        <w:t>spriteToPolygon</w:t>
       </w:r>
       <w:proofErr w:type="spellEnd"/>
       <w:r>
@@ -1456,7 +1522,49 @@
           <w:sz w:val="22"/>
           <w:szCs w:val="22"/>
         </w:rPr>
-        <w:t>(self):</w:t>
+        <w:t xml:space="preserve">() to get the rectangular polygon of the sprite based on </w:t>
+      </w:r>
+      <w:r>
+        <w:rPr>
+          <w:rFonts w:ascii="Calibri" w:hAnsi="Calibri" w:cs="Calibri"/>
+          <w:sz w:val="22"/>
+          <w:szCs w:val="22"/>
+        </w:rPr>
+        <w:t>the image</w:t>
+      </w:r>
+      <w:r>
+        <w:rPr>
+          <w:rFonts w:ascii="Calibri" w:hAnsi="Calibri" w:cs="Calibri"/>
+          <w:sz w:val="22"/>
+          <w:szCs w:val="22"/>
+        </w:rPr>
+        <w:t xml:space="preserve">. This polygon is centered at </w:t>
+      </w:r>
+      <w:proofErr w:type="gramStart"/>
+      <w:r>
+        <w:rPr>
+          <w:rFonts w:ascii="Calibri" w:hAnsi="Calibri" w:cs="Calibri"/>
+          <w:sz w:val="22"/>
+          <w:szCs w:val="22"/>
+        </w:rPr>
+        <w:t>the</w:t>
+      </w:r>
+      <w:proofErr w:type="gramEnd"/>
+      <w:r>
+        <w:rPr>
+          <w:rFonts w:ascii="Calibri" w:hAnsi="Calibri" w:cs="Calibri"/>
+          <w:sz w:val="22"/>
+          <w:szCs w:val="22"/>
+        </w:rPr>
+        <w:t xml:space="preserve"> </w:t>
+      </w:r>
+      <w:r>
+        <w:rPr>
+          <w:rFonts w:ascii="Calibri" w:hAnsi="Calibri" w:cs="Calibri"/>
+          <w:sz w:val="22"/>
+          <w:szCs w:val="22"/>
+        </w:rPr>
+        <w:t xml:space="preserve">origin. </w:t>
       </w:r>
     </w:p>
     <w:p>
@@ -1474,7 +1582,25 @@
           <w:sz w:val="22"/>
           <w:szCs w:val="22"/>
         </w:rPr>
-        <w:t xml:space="preserve">This method is a helper method that is called within </w:t>
+        <w:t xml:space="preserve">If the </w:t>
+      </w:r>
+      <w:proofErr w:type="gramStart"/>
+      <w:r>
+        <w:rPr>
+          <w:rFonts w:ascii="Calibri" w:hAnsi="Calibri" w:cs="Calibri"/>
+          <w:sz w:val="22"/>
+          <w:szCs w:val="22"/>
+        </w:rPr>
+        <w:t>hitboxSize</w:t>
+      </w:r>
+      <w:proofErr w:type="gramEnd"/>
+      <w:r>
+        <w:rPr>
+          <w:rFonts w:ascii="Calibri" w:hAnsi="Calibri" w:cs="Calibri"/>
+          <w:sz w:val="22"/>
+          <w:szCs w:val="22"/>
+        </w:rPr>
+        <w:t xml:space="preserve"> is defined (</w:t>
       </w:r>
       <w:proofErr w:type="spellStart"/>
       <w:r>
@@ -1483,7 +1609,7 @@
           <w:sz w:val="22"/>
           <w:szCs w:val="22"/>
         </w:rPr>
-        <w:t>spriteToPolygon</w:t>
+        <w:t>ie</w:t>
       </w:r>
       <w:proofErr w:type="spellEnd"/>
       <w:r>
@@ -1492,7 +1618,77 @@
           <w:sz w:val="22"/>
           <w:szCs w:val="22"/>
         </w:rPr>
-        <w:t xml:space="preserve">() to get the rectangular polygon of the sprite based on </w:t>
+        <w:t>, not None):</w:t>
+      </w:r>
+    </w:p>
+    <w:p>
+      <w:pPr>
+        <w:ind w:left="720"/>
+        <w:rPr>
+          <w:rFonts w:ascii="Calibri" w:hAnsi="Calibri" w:cs="Calibri"/>
+          <w:sz w:val="22"/>
+          <w:szCs w:val="22"/>
+        </w:rPr>
+      </w:pPr>
+      <w:r>
+        <w:rPr>
+          <w:rFonts w:ascii="Calibri" w:hAnsi="Calibri" w:cs="Calibri"/>
+          <w:sz w:val="22"/>
+          <w:szCs w:val="22"/>
+        </w:rPr>
+        <w:tab/>
+        <w:t>Width, height  is defined using the corresponding values from hitboxSize</w:t>
+      </w:r>
+    </w:p>
+    <w:p>
+      <w:pPr>
+        <w:rPr>
+          <w:rFonts w:ascii="Calibri" w:hAnsi="Calibri" w:cs="Calibri"/>
+          <w:sz w:val="22"/>
+          <w:szCs w:val="22"/>
+        </w:rPr>
+      </w:pPr>
+      <w:r>
+        <w:rPr>
+          <w:rFonts w:ascii="Calibri" w:hAnsi="Calibri" w:cs="Calibri"/>
+          <w:sz w:val="22"/>
+          <w:szCs w:val="22"/>
+        </w:rPr>
+        <w:tab/>
+        <w:t>Otherwise:</w:t>
+      </w:r>
+    </w:p>
+    <w:p>
+      <w:pPr>
+        <w:rPr>
+          <w:rFonts w:ascii="Calibri" w:hAnsi="Calibri" w:cs="Calibri"/>
+          <w:sz w:val="22"/>
+          <w:szCs w:val="22"/>
+        </w:rPr>
+      </w:pPr>
+      <w:r>
+        <w:rPr>
+          <w:rFonts w:ascii="Calibri" w:hAnsi="Calibri" w:cs="Calibri"/>
+          <w:sz w:val="22"/>
+          <w:szCs w:val="22"/>
+        </w:rPr>
+        <w:tab/>
+      </w:r>
+      <w:r>
+        <w:rPr>
+          <w:rFonts w:ascii="Calibri" w:hAnsi="Calibri" w:cs="Calibri"/>
+          <w:sz w:val="22"/>
+          <w:szCs w:val="22"/>
+        </w:rPr>
+        <w:tab/>
+      </w:r>
+      <w:r>
+        <w:rPr>
+          <w:rFonts w:ascii="Calibri" w:hAnsi="Calibri" w:cs="Calibri"/>
+          <w:sz w:val="22"/>
+          <w:szCs w:val="22"/>
+        </w:rPr>
+        <w:t xml:space="preserve">Width is </w:t>
       </w:r>
       <w:proofErr w:type="spellStart"/>
       <w:r>
@@ -1501,7 +1697,7 @@
           <w:sz w:val="22"/>
           <w:szCs w:val="22"/>
         </w:rPr>
-        <w:t>imageMaster</w:t>
+        <w:t>self.image.get_width</w:t>
       </w:r>
       <w:proofErr w:type="spellEnd"/>
       <w:r>
@@ -1510,7 +1706,96 @@
           <w:sz w:val="22"/>
           <w:szCs w:val="22"/>
         </w:rPr>
-        <w:t xml:space="preserve">. This polygon is centered at </w:t>
+        <w:t>()</w:t>
+      </w:r>
+    </w:p>
+    <w:p>
+      <w:pPr>
+        <w:rPr>
+          <w:rFonts w:ascii="Calibri" w:hAnsi="Calibri" w:cs="Calibri"/>
+          <w:sz w:val="22"/>
+          <w:szCs w:val="22"/>
+        </w:rPr>
+      </w:pPr>
+      <w:r>
+        <w:rPr>
+          <w:rFonts w:ascii="Calibri" w:hAnsi="Calibri" w:cs="Calibri"/>
+          <w:sz w:val="22"/>
+          <w:szCs w:val="22"/>
+        </w:rPr>
+        <w:tab/>
+      </w:r>
+      <w:r>
+        <w:rPr>
+          <w:rFonts w:ascii="Calibri" w:hAnsi="Calibri" w:cs="Calibri"/>
+          <w:sz w:val="22"/>
+          <w:szCs w:val="22"/>
+        </w:rPr>
+        <w:tab/>
+        <w:t xml:space="preserve">Height is </w:t>
+      </w:r>
+      <w:proofErr w:type="spellStart"/>
+      <w:r>
+        <w:rPr>
+          <w:rFonts w:ascii="Calibri" w:hAnsi="Calibri" w:cs="Calibri"/>
+          <w:sz w:val="22"/>
+          <w:szCs w:val="22"/>
+        </w:rPr>
+        <w:t>self.image.get_height</w:t>
+      </w:r>
+      <w:proofErr w:type="spellEnd"/>
+      <w:r>
+        <w:rPr>
+          <w:rFonts w:ascii="Calibri" w:hAnsi="Calibri" w:cs="Calibri"/>
+          <w:sz w:val="22"/>
+          <w:szCs w:val="22"/>
+        </w:rPr>
+        <w:t>()</w:t>
+      </w:r>
+    </w:p>
+    <w:p>
+      <w:pPr>
+        <w:ind w:left="720"/>
+        <w:rPr>
+          <w:rFonts w:ascii="Calibri" w:hAnsi="Calibri" w:cs="Calibri"/>
+          <w:sz w:val="22"/>
+          <w:szCs w:val="22"/>
+        </w:rPr>
+      </w:pPr>
+      <w:r>
+        <w:rPr>
+          <w:rFonts w:ascii="Calibri" w:hAnsi="Calibri" w:cs="Calibri"/>
+          <w:sz w:val="22"/>
+          <w:szCs w:val="22"/>
+        </w:rPr>
+        <w:lastRenderedPageBreak/>
+        <w:t xml:space="preserve">We want the top left corner, the top right corner, the bottom left corner, and the bottom right corner when we consider our originPolygon. </w:t>
+      </w:r>
+      <w:r>
+        <w:rPr>
+          <w:rFonts w:ascii="Calibri" w:hAnsi="Calibri" w:cs="Calibri"/>
+          <w:sz w:val="22"/>
+          <w:szCs w:val="22"/>
+        </w:rPr>
+        <w:t xml:space="preserve">We recall that in </w:t>
+      </w:r>
+      <w:proofErr w:type="spellStart"/>
+      <w:r>
+        <w:rPr>
+          <w:rFonts w:ascii="Calibri" w:hAnsi="Calibri" w:cs="Calibri"/>
+          <w:sz w:val="22"/>
+          <w:szCs w:val="22"/>
+        </w:rPr>
+        <w:t>Pygame</w:t>
+      </w:r>
+      <w:proofErr w:type="spellEnd"/>
+      <w:r>
+        <w:rPr>
+          <w:rFonts w:ascii="Calibri" w:hAnsi="Calibri" w:cs="Calibri"/>
+          <w:sz w:val="22"/>
+          <w:szCs w:val="22"/>
+        </w:rPr>
+        <w:t xml:space="preserve">, the 0 of the </w:t>
       </w:r>
       <w:proofErr w:type="gramStart"/>
       <w:r>
@@ -1519,7 +1804,7 @@
           <w:sz w:val="22"/>
           <w:szCs w:val="22"/>
         </w:rPr>
-        <w:t>the</w:t>
+        <w:t>y-axis</w:t>
       </w:r>
       <w:proofErr w:type="gramEnd"/>
       <w:r>
@@ -1528,166 +1813,6 @@
           <w:sz w:val="22"/>
           <w:szCs w:val="22"/>
         </w:rPr>
-        <w:t xml:space="preserve"> </w:t>
-      </w:r>
-      <w:r>
-        <w:rPr>
-          <w:rFonts w:ascii="Calibri" w:hAnsi="Calibri" w:cs="Calibri"/>
-          <w:sz w:val="22"/>
-          <w:szCs w:val="22"/>
-        </w:rPr>
-        <w:t xml:space="preserve">origin. </w:t>
-      </w:r>
-    </w:p>
-    <w:p>
-      <w:pPr>
-        <w:ind w:left="720"/>
-        <w:rPr>
-          <w:rFonts w:ascii="Calibri" w:hAnsi="Calibri" w:cs="Calibri"/>
-          <w:sz w:val="22"/>
-          <w:szCs w:val="22"/>
-        </w:rPr>
-      </w:pPr>
-      <w:r>
-        <w:rPr>
-          <w:rFonts w:ascii="Calibri" w:hAnsi="Calibri" w:cs="Calibri"/>
-          <w:sz w:val="22"/>
-          <w:szCs w:val="22"/>
-        </w:rPr>
-        <w:t xml:space="preserve">Create variable ‘width’ and assign </w:t>
-      </w:r>
-      <w:proofErr w:type="spellStart"/>
-      <w:r>
-        <w:rPr>
-          <w:rFonts w:ascii="Calibri" w:hAnsi="Calibri" w:cs="Calibri"/>
-          <w:sz w:val="22"/>
-          <w:szCs w:val="22"/>
-        </w:rPr>
-        <w:t>self.imageMaster.get_width</w:t>
-      </w:r>
-      <w:proofErr w:type="spellEnd"/>
-      <w:r>
-        <w:rPr>
-          <w:rFonts w:ascii="Calibri" w:hAnsi="Calibri" w:cs="Calibri"/>
-          <w:sz w:val="22"/>
-          <w:szCs w:val="22"/>
-        </w:rPr>
-        <w:t xml:space="preserve">(). </w:t>
-      </w:r>
-    </w:p>
-    <w:p>
-      <w:pPr>
-        <w:ind w:left="720"/>
-        <w:rPr>
-          <w:rFonts w:ascii="Calibri" w:hAnsi="Calibri" w:cs="Calibri"/>
-          <w:sz w:val="22"/>
-          <w:szCs w:val="22"/>
-        </w:rPr>
-      </w:pPr>
-      <w:r>
-        <w:rPr>
-          <w:rFonts w:ascii="Calibri" w:hAnsi="Calibri" w:cs="Calibri"/>
-          <w:sz w:val="22"/>
-          <w:szCs w:val="22"/>
-        </w:rPr>
-        <w:t xml:space="preserve">Create variable ‘height’ and assign </w:t>
-      </w:r>
-      <w:proofErr w:type="spellStart"/>
-      <w:r>
-        <w:rPr>
-          <w:rFonts w:ascii="Calibri" w:hAnsi="Calibri" w:cs="Calibri"/>
-          <w:sz w:val="22"/>
-          <w:szCs w:val="22"/>
-        </w:rPr>
-        <w:t>self.imageMaster.get_height</w:t>
-      </w:r>
-      <w:proofErr w:type="spellEnd"/>
-      <w:r>
-        <w:rPr>
-          <w:rFonts w:ascii="Calibri" w:hAnsi="Calibri" w:cs="Calibri"/>
-          <w:sz w:val="22"/>
-          <w:szCs w:val="22"/>
-        </w:rPr>
-        <w:t>().</w:t>
-      </w:r>
-    </w:p>
-    <w:p>
-      <w:pPr>
-        <w:ind w:left="720"/>
-        <w:rPr>
-          <w:rFonts w:ascii="Calibri" w:hAnsi="Calibri" w:cs="Calibri"/>
-          <w:sz w:val="22"/>
-          <w:szCs w:val="22"/>
-        </w:rPr>
-      </w:pPr>
-      <w:r>
-        <w:rPr>
-          <w:rFonts w:ascii="Calibri" w:hAnsi="Calibri" w:cs="Calibri"/>
-          <w:sz w:val="22"/>
-          <w:szCs w:val="22"/>
-        </w:rPr>
-        <w:t xml:space="preserve">We want the top left corner, the top right corner, the bottom left corner, and the bottom right corner when we consider our </w:t>
-      </w:r>
-      <w:proofErr w:type="spellStart"/>
-      <w:r>
-        <w:rPr>
-          <w:rFonts w:ascii="Calibri" w:hAnsi="Calibri" w:cs="Calibri"/>
-          <w:sz w:val="22"/>
-          <w:szCs w:val="22"/>
-        </w:rPr>
-        <w:t>originPolygon</w:t>
-      </w:r>
-      <w:proofErr w:type="spellEnd"/>
-      <w:r>
-        <w:rPr>
-          <w:rFonts w:ascii="Calibri" w:hAnsi="Calibri" w:cs="Calibri"/>
-          <w:sz w:val="22"/>
-          <w:szCs w:val="22"/>
-        </w:rPr>
-        <w:t xml:space="preserve">. </w:t>
-      </w:r>
-      <w:r>
-        <w:rPr>
-          <w:rFonts w:ascii="Calibri" w:hAnsi="Calibri" w:cs="Calibri"/>
-          <w:sz w:val="22"/>
-          <w:szCs w:val="22"/>
-        </w:rPr>
-        <w:t xml:space="preserve">We recall that in </w:t>
-      </w:r>
-      <w:proofErr w:type="spellStart"/>
-      <w:r>
-        <w:rPr>
-          <w:rFonts w:ascii="Calibri" w:hAnsi="Calibri" w:cs="Calibri"/>
-          <w:sz w:val="22"/>
-          <w:szCs w:val="22"/>
-        </w:rPr>
-        <w:t>Pygame</w:t>
-      </w:r>
-      <w:proofErr w:type="spellEnd"/>
-      <w:r>
-        <w:rPr>
-          <w:rFonts w:ascii="Calibri" w:hAnsi="Calibri" w:cs="Calibri"/>
-          <w:sz w:val="22"/>
-          <w:szCs w:val="22"/>
-        </w:rPr>
-        <w:t xml:space="preserve">, the 0 of the </w:t>
-      </w:r>
-      <w:proofErr w:type="gramStart"/>
-      <w:r>
-        <w:rPr>
-          <w:rFonts w:ascii="Calibri" w:hAnsi="Calibri" w:cs="Calibri"/>
-          <w:sz w:val="22"/>
-          <w:szCs w:val="22"/>
-        </w:rPr>
-        <w:t>y-axis</w:t>
-      </w:r>
-      <w:proofErr w:type="gramEnd"/>
-      <w:r>
-        <w:rPr>
-          <w:rFonts w:ascii="Calibri" w:hAnsi="Calibri" w:cs="Calibri"/>
-          <w:sz w:val="22"/>
-          <w:szCs w:val="22"/>
-        </w:rPr>
         <w:t xml:space="preserve"> is at the top of the screen. </w:t>
       </w:r>
       <w:r>
@@ -1696,16 +1821,7 @@
           <w:sz w:val="22"/>
           <w:szCs w:val="22"/>
         </w:rPr>
-        <w:t xml:space="preserve">In each of these vectors, we divide the width and height by 2 to center the rectangle symmetrically at (0, 0). This behavior is desirable since we want the rotation to </w:t>
-      </w:r>
-      <w:r>
-        <w:rPr>
-          <w:rFonts w:ascii="Calibri" w:hAnsi="Calibri" w:cs="Calibri"/>
-          <w:sz w:val="22"/>
-          <w:szCs w:val="22"/>
-        </w:rPr>
-        <w:lastRenderedPageBreak/>
-        <w:t xml:space="preserve">become a matter of simply rotating around (0, 0) and translation to just involve adding a position vector later. </w:t>
+        <w:t xml:space="preserve">In each of these vectors, we divide the width and height by 2 to center the rectangle symmetrically at (0, 0). This behavior is desirable since we want the rotation to become a matter of simply rotating around (0, 0) and translation to just involve adding a position vector later. </w:t>
       </w:r>
       <w:r>
         <w:rPr>
@@ -1868,16 +1984,6 @@
     </w:p>
     <w:p>
       <w:pPr>
-        <w:ind w:firstLine="720"/>
-        <w:rPr>
-          <w:rFonts w:ascii="Calibri" w:hAnsi="Calibri" w:cs="Calibri"/>
-          <w:sz w:val="22"/>
-          <w:szCs w:val="22"/>
-        </w:rPr>
-      </w:pPr>
-    </w:p>
-    <w:p>
-      <w:pPr>
         <w:rPr>
           <w:rFonts w:ascii="Calibri" w:hAnsi="Calibri" w:cs="Calibri"/>
           <w:sz w:val="22"/>
@@ -1927,6 +2033,947 @@
           <w:szCs w:val="22"/>
         </w:rPr>
         <w:t>We initially assume that we already have a rectangular polygon (</w:t>
+      </w:r>
+      <w:proofErr w:type="gramStart"/>
+      <w:r>
+        <w:rPr>
+          <w:rFonts w:ascii="Calibri" w:hAnsi="Calibri" w:cs="Calibri"/>
+          <w:sz w:val="22"/>
+          <w:szCs w:val="22"/>
+        </w:rPr>
+        <w:t>originPolygon</w:t>
+      </w:r>
+      <w:proofErr w:type="gramEnd"/>
+      <w:r>
+        <w:rPr>
+          <w:rFonts w:ascii="Calibri" w:hAnsi="Calibri" w:cs="Calibri"/>
+          <w:sz w:val="22"/>
+          <w:szCs w:val="22"/>
+        </w:rPr>
+        <w:t xml:space="preserve">) that is centered at the origin. </w:t>
+      </w:r>
+      <w:r>
+        <w:rPr>
+          <w:rFonts w:ascii="Calibri" w:hAnsi="Calibri" w:cs="Calibri"/>
+          <w:sz w:val="22"/>
+          <w:szCs w:val="22"/>
+        </w:rPr>
+        <w:t xml:space="preserve">This polygon is then rotated by the image angle and shifted by x and y. This method is intended to handle the Sprite’s actual screen position and represent the real shape of the sprite. This method is simply for geometry conversion between a Sprite to a polygon. </w:t>
+      </w:r>
+    </w:p>
+    <w:p>
+      <w:pPr>
+        <w:rPr>
+          <w:rFonts w:ascii="Calibri" w:hAnsi="Calibri" w:cs="Calibri"/>
+          <w:sz w:val="22"/>
+          <w:szCs w:val="22"/>
+        </w:rPr>
+      </w:pPr>
+      <w:r>
+        <w:rPr>
+          <w:rFonts w:ascii="Calibri" w:hAnsi="Calibri" w:cs="Calibri"/>
+          <w:sz w:val="22"/>
+          <w:szCs w:val="22"/>
+        </w:rPr>
+        <w:tab/>
+        <w:t>Call buildRectangularPolygon().</w:t>
+      </w:r>
+    </w:p>
+    <w:p>
+      <w:pPr>
+        <w:rPr>
+          <w:rFonts w:ascii="Calibri" w:hAnsi="Calibri" w:cs="Calibri"/>
+          <w:sz w:val="22"/>
+          <w:szCs w:val="22"/>
+        </w:rPr>
+      </w:pPr>
+      <w:r>
+        <w:rPr>
+          <w:rFonts w:ascii="Calibri" w:hAnsi="Calibri" w:cs="Calibri"/>
+          <w:sz w:val="22"/>
+          <w:szCs w:val="22"/>
+        </w:rPr>
+        <w:tab/>
+        <w:t xml:space="preserve">Initialize an empty list called </w:t>
+      </w:r>
+      <w:proofErr w:type="spellStart"/>
+      <w:r>
+        <w:rPr>
+          <w:rFonts w:ascii="Calibri" w:hAnsi="Calibri" w:cs="Calibri"/>
+          <w:sz w:val="22"/>
+          <w:szCs w:val="22"/>
+        </w:rPr>
+        <w:t>polygonEdgePoints</w:t>
+      </w:r>
+      <w:proofErr w:type="spellEnd"/>
+      <w:r>
+        <w:rPr>
+          <w:rFonts w:ascii="Calibri" w:hAnsi="Calibri" w:cs="Calibri"/>
+          <w:sz w:val="22"/>
+          <w:szCs w:val="22"/>
+        </w:rPr>
+        <w:t>.</w:t>
+      </w:r>
+      <w:r>
+        <w:rPr>
+          <w:rFonts w:ascii="Calibri" w:hAnsi="Calibri" w:cs="Calibri"/>
+          <w:sz w:val="22"/>
+          <w:szCs w:val="22"/>
+        </w:rPr>
+        <w:t xml:space="preserve"> This list will be a list of Vector2 objects.</w:t>
+      </w:r>
+      <w:r>
+        <w:rPr>
+          <w:rFonts w:ascii="Calibri" w:hAnsi="Calibri" w:cs="Calibri"/>
+          <w:sz w:val="22"/>
+          <w:szCs w:val="22"/>
+        </w:rPr>
+        <w:t xml:space="preserve"> </w:t>
+      </w:r>
+    </w:p>
+    <w:p>
+      <w:pPr>
+        <w:rPr>
+          <w:rFonts w:ascii="Calibri" w:hAnsi="Calibri" w:cs="Calibri"/>
+          <w:sz w:val="22"/>
+          <w:szCs w:val="22"/>
+        </w:rPr>
+      </w:pPr>
+      <w:r>
+        <w:rPr>
+          <w:rFonts w:ascii="Calibri" w:hAnsi="Calibri" w:cs="Calibri"/>
+          <w:sz w:val="22"/>
+          <w:szCs w:val="22"/>
+        </w:rPr>
+        <w:tab/>
+        <w:t>For each point (or corner) in the originPolygon:</w:t>
+      </w:r>
+    </w:p>
+    <w:p>
+      <w:pPr>
+        <w:rPr>
+          <w:rFonts w:ascii="Calibri" w:hAnsi="Calibri" w:cs="Calibri"/>
+          <w:sz w:val="22"/>
+          <w:szCs w:val="22"/>
+        </w:rPr>
+      </w:pPr>
+      <w:r>
+        <w:rPr>
+          <w:rFonts w:ascii="Calibri" w:hAnsi="Calibri" w:cs="Calibri"/>
+          <w:sz w:val="22"/>
+          <w:szCs w:val="22"/>
+        </w:rPr>
+        <w:tab/>
+      </w:r>
+      <w:r>
+        <w:rPr>
+          <w:rFonts w:ascii="Calibri" w:hAnsi="Calibri" w:cs="Calibri"/>
+          <w:sz w:val="22"/>
+          <w:szCs w:val="22"/>
+        </w:rPr>
+        <w:tab/>
+      </w:r>
+      <w:r>
+        <w:rPr>
+          <w:rFonts w:ascii="Calibri" w:hAnsi="Calibri" w:cs="Calibri"/>
+          <w:sz w:val="22"/>
+          <w:szCs w:val="22"/>
+        </w:rPr>
+        <w:t>Rotate the point by the negative of the image angle and store in variable called rotated.</w:t>
+      </w:r>
+    </w:p>
+    <w:p>
+      <w:pPr>
+        <w:rPr>
+          <w:rFonts w:ascii="Calibri" w:hAnsi="Calibri" w:cs="Calibri"/>
+          <w:sz w:val="22"/>
+          <w:szCs w:val="22"/>
+        </w:rPr>
+      </w:pPr>
+      <w:r>
+        <w:rPr>
+          <w:rFonts w:ascii="Calibri" w:hAnsi="Calibri" w:cs="Calibri"/>
+          <w:sz w:val="22"/>
+          <w:szCs w:val="22"/>
+        </w:rPr>
+        <w:tab/>
+      </w:r>
+      <w:r>
+        <w:rPr>
+          <w:rFonts w:ascii="Calibri" w:hAnsi="Calibri" w:cs="Calibri"/>
+          <w:sz w:val="22"/>
+          <w:szCs w:val="22"/>
+        </w:rPr>
+        <w:tab/>
+        <w:t xml:space="preserve">Add the offset to </w:t>
+      </w:r>
+      <w:proofErr w:type="gramStart"/>
+      <w:r>
+        <w:rPr>
+          <w:rFonts w:ascii="Calibri" w:hAnsi="Calibri" w:cs="Calibri"/>
+          <w:sz w:val="22"/>
+          <w:szCs w:val="22"/>
+        </w:rPr>
+        <w:t>rotated</w:t>
+      </w:r>
+      <w:proofErr w:type="gramEnd"/>
+      <w:r>
+        <w:rPr>
+          <w:rFonts w:ascii="Calibri" w:hAnsi="Calibri" w:cs="Calibri"/>
+          <w:sz w:val="22"/>
+          <w:szCs w:val="22"/>
+        </w:rPr>
+        <w:t xml:space="preserve"> before shifting the position.</w:t>
+      </w:r>
+    </w:p>
+    <w:p>
+      <w:pPr>
+        <w:ind w:left="1440"/>
+        <w:rPr>
+          <w:rFonts w:ascii="Calibri" w:hAnsi="Calibri" w:cs="Calibri"/>
+          <w:sz w:val="22"/>
+          <w:szCs w:val="22"/>
+        </w:rPr>
+      </w:pPr>
+      <w:r>
+        <w:rPr>
+          <w:rFonts w:ascii="Calibri" w:hAnsi="Calibri" w:cs="Calibri"/>
+          <w:sz w:val="22"/>
+          <w:szCs w:val="22"/>
+        </w:rPr>
+        <w:t xml:space="preserve">Calculate the actual point through adding rotated and the vector of x and y and store in variable called </w:t>
+      </w:r>
+      <w:proofErr w:type="spellStart"/>
+      <w:r>
+        <w:rPr>
+          <w:rFonts w:ascii="Calibri" w:hAnsi="Calibri" w:cs="Calibri"/>
+          <w:sz w:val="22"/>
+          <w:szCs w:val="22"/>
+        </w:rPr>
+        <w:t>calculatedPoint</w:t>
+      </w:r>
+      <w:proofErr w:type="spellEnd"/>
+      <w:r>
+        <w:rPr>
+          <w:rFonts w:ascii="Calibri" w:hAnsi="Calibri" w:cs="Calibri"/>
+          <w:sz w:val="22"/>
+          <w:szCs w:val="22"/>
+        </w:rPr>
+        <w:t xml:space="preserve">. </w:t>
+      </w:r>
+    </w:p>
+    <w:p>
+      <w:pPr>
+        <w:ind w:left="1440"/>
+        <w:rPr>
+          <w:rFonts w:ascii="Calibri" w:hAnsi="Calibri" w:cs="Calibri"/>
+          <w:sz w:val="22"/>
+          <w:szCs w:val="22"/>
+        </w:rPr>
+      </w:pPr>
+      <w:r>
+        <w:rPr>
+          <w:rFonts w:ascii="Calibri" w:hAnsi="Calibri" w:cs="Calibri"/>
+          <w:sz w:val="22"/>
+          <w:szCs w:val="22"/>
+        </w:rPr>
+        <w:t xml:space="preserve">Append </w:t>
+      </w:r>
+      <w:proofErr w:type="spellStart"/>
+      <w:r>
+        <w:rPr>
+          <w:rFonts w:ascii="Calibri" w:hAnsi="Calibri" w:cs="Calibri"/>
+          <w:sz w:val="22"/>
+          <w:szCs w:val="22"/>
+        </w:rPr>
+        <w:t>calculatedPoint</w:t>
+      </w:r>
+      <w:proofErr w:type="spellEnd"/>
+      <w:r>
+        <w:rPr>
+          <w:rFonts w:ascii="Calibri" w:hAnsi="Calibri" w:cs="Calibri"/>
+          <w:sz w:val="22"/>
+          <w:szCs w:val="22"/>
+        </w:rPr>
+        <w:t xml:space="preserve"> to </w:t>
+      </w:r>
+      <w:proofErr w:type="spellStart"/>
+      <w:r>
+        <w:rPr>
+          <w:rFonts w:ascii="Calibri" w:hAnsi="Calibri" w:cs="Calibri"/>
+          <w:sz w:val="22"/>
+          <w:szCs w:val="22"/>
+        </w:rPr>
+        <w:t>polygonEdgePoints</w:t>
+      </w:r>
+      <w:proofErr w:type="spellEnd"/>
+      <w:r>
+        <w:rPr>
+          <w:rFonts w:ascii="Calibri" w:hAnsi="Calibri" w:cs="Calibri"/>
+          <w:sz w:val="22"/>
+          <w:szCs w:val="22"/>
+        </w:rPr>
+        <w:t>.</w:t>
+      </w:r>
+    </w:p>
+    <w:p>
+      <w:pPr>
+        <w:rPr>
+          <w:rFonts w:ascii="Calibri" w:hAnsi="Calibri" w:cs="Calibri"/>
+          <w:sz w:val="22"/>
+          <w:szCs w:val="22"/>
+        </w:rPr>
+      </w:pPr>
+      <w:r>
+        <w:rPr>
+          <w:rFonts w:ascii="Calibri" w:hAnsi="Calibri" w:cs="Calibri"/>
+          <w:sz w:val="22"/>
+          <w:szCs w:val="22"/>
+        </w:rPr>
+        <w:tab/>
+        <w:t xml:space="preserve">Return </w:t>
+      </w:r>
+      <w:proofErr w:type="spellStart"/>
+      <w:r>
+        <w:rPr>
+          <w:rFonts w:ascii="Calibri" w:hAnsi="Calibri" w:cs="Calibri"/>
+          <w:sz w:val="22"/>
+          <w:szCs w:val="22"/>
+        </w:rPr>
+        <w:t>polygonEdgePoints</w:t>
+      </w:r>
+      <w:proofErr w:type="spellEnd"/>
+      <w:r>
+        <w:rPr>
+          <w:rFonts w:ascii="Calibri" w:hAnsi="Calibri" w:cs="Calibri"/>
+          <w:sz w:val="22"/>
+          <w:szCs w:val="22"/>
+        </w:rPr>
+        <w:t>.</w:t>
+      </w:r>
+    </w:p>
+    <w:p>
+      <w:pPr>
+        <w:rPr>
+          <w:rFonts w:ascii="Calibri" w:hAnsi="Calibri" w:cs="Calibri"/>
+          <w:sz w:val="22"/>
+          <w:szCs w:val="22"/>
+        </w:rPr>
+      </w:pPr>
+      <w:r>
+        <w:rPr>
+          <w:rFonts w:ascii="Calibri" w:hAnsi="Calibri" w:cs="Calibri"/>
+          <w:sz w:val="22"/>
+          <w:szCs w:val="22"/>
+        </w:rPr>
+        <w:t xml:space="preserve">Define </w:t>
+      </w:r>
+      <w:proofErr w:type="spellStart"/>
+      <w:r>
+        <w:rPr>
+          <w:rFonts w:ascii="Calibri" w:hAnsi="Calibri" w:cs="Calibri"/>
+          <w:sz w:val="22"/>
+          <w:szCs w:val="22"/>
+        </w:rPr>
+        <w:t>getEdges</w:t>
+      </w:r>
+      <w:proofErr w:type="spellEnd"/>
+      <w:r>
+        <w:rPr>
+          <w:rFonts w:ascii="Calibri" w:hAnsi="Calibri" w:cs="Calibri"/>
+          <w:sz w:val="22"/>
+          <w:szCs w:val="22"/>
+        </w:rPr>
+        <w:t>(self</w:t>
+      </w:r>
+      <w:r>
+        <w:rPr>
+          <w:rFonts w:ascii="Calibri" w:hAnsi="Calibri" w:cs="Calibri"/>
+          <w:sz w:val="22"/>
+          <w:szCs w:val="22"/>
+        </w:rPr>
+        <w:t>, polygon</w:t>
+      </w:r>
+      <w:r>
+        <w:rPr>
+          <w:rFonts w:ascii="Calibri" w:hAnsi="Calibri" w:cs="Calibri"/>
+          <w:sz w:val="22"/>
+          <w:szCs w:val="22"/>
+        </w:rPr>
+        <w:t>):</w:t>
+      </w:r>
+    </w:p>
+    <w:p>
+      <w:pPr>
+        <w:ind w:left="720"/>
+        <w:rPr>
+          <w:rFonts w:ascii="Calibri" w:hAnsi="Calibri" w:cs="Calibri"/>
+          <w:sz w:val="22"/>
+          <w:szCs w:val="22"/>
+        </w:rPr>
+      </w:pPr>
+      <w:r>
+        <w:rPr>
+          <w:rFonts w:ascii="Calibri" w:hAnsi="Calibri" w:cs="Calibri"/>
+          <w:sz w:val="22"/>
+          <w:szCs w:val="22"/>
+        </w:rPr>
+        <w:t xml:space="preserve">This method extracts the side vectors from the sprite and determines the direction vectors </w:t>
+      </w:r>
+      <w:proofErr w:type="spellStart"/>
+      <w:r>
+        <w:rPr>
+          <w:rFonts w:ascii="Calibri" w:hAnsi="Calibri" w:cs="Calibri"/>
+          <w:sz w:val="22"/>
+          <w:szCs w:val="22"/>
+        </w:rPr>
+        <w:t>fo</w:t>
+      </w:r>
+      <w:proofErr w:type="spellEnd"/>
+      <w:r>
+        <w:rPr>
+          <w:rFonts w:ascii="Calibri" w:hAnsi="Calibri" w:cs="Calibri"/>
+          <w:sz w:val="22"/>
+          <w:szCs w:val="22"/>
+        </w:rPr>
+        <w:t xml:space="preserve"> the polygons side with the assumption that the polygon is convex. </w:t>
+      </w:r>
+      <w:r>
+        <w:rPr>
+          <w:rFonts w:ascii="Calibri" w:hAnsi="Calibri" w:cs="Calibri"/>
+          <w:sz w:val="22"/>
+          <w:szCs w:val="22"/>
+        </w:rPr>
+        <w:t xml:space="preserve">Note that ‘polygon’ is the </w:t>
+      </w:r>
+      <w:proofErr w:type="spellStart"/>
+      <w:r>
+        <w:rPr>
+          <w:rFonts w:ascii="Calibri" w:hAnsi="Calibri" w:cs="Calibri"/>
+          <w:sz w:val="22"/>
+          <w:szCs w:val="22"/>
+        </w:rPr>
+        <w:t>spritePolygon</w:t>
+      </w:r>
+      <w:proofErr w:type="spellEnd"/>
+      <w:r>
+        <w:rPr>
+          <w:rFonts w:ascii="Calibri" w:hAnsi="Calibri" w:cs="Calibri"/>
+          <w:sz w:val="22"/>
+          <w:szCs w:val="22"/>
+        </w:rPr>
+        <w:t>.</w:t>
+      </w:r>
+    </w:p>
+    <w:p>
+      <w:pPr>
+        <w:ind w:left="720"/>
+        <w:rPr>
+          <w:rFonts w:ascii="Calibri" w:hAnsi="Calibri" w:cs="Calibri"/>
+          <w:sz w:val="22"/>
+          <w:szCs w:val="22"/>
+        </w:rPr>
+      </w:pPr>
+      <w:r>
+        <w:rPr>
+          <w:rFonts w:ascii="Calibri" w:hAnsi="Calibri" w:cs="Calibri"/>
+          <w:sz w:val="22"/>
+          <w:szCs w:val="22"/>
+        </w:rPr>
+        <w:t>Initialize empty list called ‘</w:t>
+      </w:r>
+      <w:proofErr w:type="gramStart"/>
+      <w:r>
+        <w:rPr>
+          <w:rFonts w:ascii="Calibri" w:hAnsi="Calibri" w:cs="Calibri"/>
+          <w:sz w:val="22"/>
+          <w:szCs w:val="22"/>
+        </w:rPr>
+        <w:t>edges’</w:t>
+      </w:r>
+      <w:proofErr w:type="gramEnd"/>
+      <w:r>
+        <w:rPr>
+          <w:rFonts w:ascii="Calibri" w:hAnsi="Calibri" w:cs="Calibri"/>
+          <w:sz w:val="22"/>
+          <w:szCs w:val="22"/>
+        </w:rPr>
+        <w:t xml:space="preserve">. </w:t>
+      </w:r>
+    </w:p>
+    <w:p>
+      <w:pPr>
+        <w:ind w:left="720"/>
+        <w:rPr>
+          <w:rFonts w:ascii="Calibri" w:hAnsi="Calibri" w:cs="Calibri"/>
+          <w:sz w:val="22"/>
+          <w:szCs w:val="22"/>
+        </w:rPr>
+      </w:pPr>
+      <w:r>
+        <w:rPr>
+          <w:rFonts w:ascii="Calibri" w:hAnsi="Calibri" w:cs="Calibri"/>
+          <w:sz w:val="22"/>
+          <w:szCs w:val="22"/>
+        </w:rPr>
+        <w:t xml:space="preserve">The number of edges, </w:t>
+      </w:r>
+      <w:proofErr w:type="spellStart"/>
+      <w:r>
+        <w:rPr>
+          <w:rFonts w:ascii="Calibri" w:hAnsi="Calibri" w:cs="Calibri"/>
+          <w:sz w:val="22"/>
+          <w:szCs w:val="22"/>
+        </w:rPr>
+        <w:t>numberEdges</w:t>
+      </w:r>
+      <w:proofErr w:type="spellEnd"/>
+      <w:r>
+        <w:rPr>
+          <w:rFonts w:ascii="Calibri" w:hAnsi="Calibri" w:cs="Calibri"/>
+          <w:sz w:val="22"/>
+          <w:szCs w:val="22"/>
+        </w:rPr>
+        <w:t xml:space="preserve">, will be the length of the </w:t>
+      </w:r>
+      <w:proofErr w:type="spellStart"/>
+      <w:r>
+        <w:rPr>
+          <w:rFonts w:ascii="Calibri" w:hAnsi="Calibri" w:cs="Calibri"/>
+          <w:sz w:val="22"/>
+          <w:szCs w:val="22"/>
+        </w:rPr>
+        <w:t>spritePolygon</w:t>
+      </w:r>
+      <w:proofErr w:type="spellEnd"/>
+      <w:r>
+        <w:rPr>
+          <w:rFonts w:ascii="Calibri" w:hAnsi="Calibri" w:cs="Calibri"/>
+          <w:sz w:val="22"/>
+          <w:szCs w:val="22"/>
+        </w:rPr>
+        <w:t xml:space="preserve"> (or </w:t>
+      </w:r>
+      <w:proofErr w:type="spellStart"/>
+      <w:r>
+        <w:rPr>
+          <w:rFonts w:ascii="Calibri" w:hAnsi="Calibri" w:cs="Calibri"/>
+          <w:sz w:val="22"/>
+          <w:szCs w:val="22"/>
+        </w:rPr>
+        <w:t>polygonEdgePoints</w:t>
+      </w:r>
+      <w:proofErr w:type="spellEnd"/>
+      <w:r>
+        <w:rPr>
+          <w:rFonts w:ascii="Calibri" w:hAnsi="Calibri" w:cs="Calibri"/>
+          <w:sz w:val="22"/>
+          <w:szCs w:val="22"/>
+        </w:rPr>
+        <w:t xml:space="preserve"> from </w:t>
+      </w:r>
+      <w:proofErr w:type="spellStart"/>
+      <w:r>
+        <w:rPr>
+          <w:rFonts w:ascii="Calibri" w:hAnsi="Calibri" w:cs="Calibri"/>
+          <w:sz w:val="22"/>
+          <w:szCs w:val="22"/>
+        </w:rPr>
+        <w:t>spriteToPolygon</w:t>
+      </w:r>
+      <w:proofErr w:type="spellEnd"/>
+      <w:r>
+        <w:rPr>
+          <w:rFonts w:ascii="Calibri" w:hAnsi="Calibri" w:cs="Calibri"/>
+          <w:sz w:val="22"/>
+          <w:szCs w:val="22"/>
+        </w:rPr>
+        <w:t xml:space="preserve">()). </w:t>
+      </w:r>
+    </w:p>
+    <w:p>
+      <w:pPr>
+        <w:ind w:left="720"/>
+        <w:rPr>
+          <w:rFonts w:ascii="Calibri" w:hAnsi="Calibri" w:cs="Calibri"/>
+          <w:sz w:val="22"/>
+          <w:szCs w:val="22"/>
+        </w:rPr>
+      </w:pPr>
+      <w:r>
+        <w:rPr>
+          <w:rFonts w:ascii="Calibri" w:hAnsi="Calibri" w:cs="Calibri"/>
+          <w:sz w:val="22"/>
+          <w:szCs w:val="22"/>
+        </w:rPr>
+        <w:lastRenderedPageBreak/>
+        <w:t xml:space="preserve">For </w:t>
+      </w:r>
+      <w:proofErr w:type="gramStart"/>
+      <w:r>
+        <w:rPr>
+          <w:rFonts w:ascii="Calibri" w:hAnsi="Calibri" w:cs="Calibri"/>
+          <w:sz w:val="22"/>
+          <w:szCs w:val="22"/>
+        </w:rPr>
+        <w:t xml:space="preserve">each </w:t>
+      </w:r>
+      <w:proofErr w:type="spellStart"/>
+      <w:r>
+        <w:rPr>
+          <w:rFonts w:ascii="Calibri" w:hAnsi="Calibri" w:cs="Calibri"/>
+          <w:sz w:val="22"/>
+          <w:szCs w:val="22"/>
+        </w:rPr>
+        <w:t>i</w:t>
+      </w:r>
+      <w:proofErr w:type="spellEnd"/>
+      <w:proofErr w:type="gramEnd"/>
+      <w:r>
+        <w:rPr>
+          <w:rFonts w:ascii="Calibri" w:hAnsi="Calibri" w:cs="Calibri"/>
+          <w:sz w:val="22"/>
+          <w:szCs w:val="22"/>
+        </w:rPr>
+        <w:t xml:space="preserve"> in the range of </w:t>
+      </w:r>
+      <w:proofErr w:type="spellStart"/>
+      <w:r>
+        <w:rPr>
+          <w:rFonts w:ascii="Calibri" w:hAnsi="Calibri" w:cs="Calibri"/>
+          <w:sz w:val="22"/>
+          <w:szCs w:val="22"/>
+        </w:rPr>
+        <w:t>numberEdges</w:t>
+      </w:r>
+      <w:proofErr w:type="spellEnd"/>
+      <w:r>
+        <w:rPr>
+          <w:rFonts w:ascii="Calibri" w:hAnsi="Calibri" w:cs="Calibri"/>
+          <w:sz w:val="22"/>
+          <w:szCs w:val="22"/>
+        </w:rPr>
+        <w:t>:</w:t>
+      </w:r>
+    </w:p>
+    <w:p>
+      <w:pPr>
+        <w:ind w:left="720"/>
+        <w:rPr>
+          <w:rFonts w:ascii="Calibri" w:hAnsi="Calibri" w:cs="Calibri"/>
+          <w:sz w:val="22"/>
+          <w:szCs w:val="22"/>
+        </w:rPr>
+      </w:pPr>
+      <w:r>
+        <w:rPr>
+          <w:rFonts w:ascii="Calibri" w:hAnsi="Calibri" w:cs="Calibri"/>
+          <w:sz w:val="22"/>
+          <w:szCs w:val="22"/>
+        </w:rPr>
+        <w:tab/>
+        <w:t>Get the first point from polygon called point1.</w:t>
+      </w:r>
+    </w:p>
+    <w:p>
+      <w:pPr>
+        <w:ind w:left="1440"/>
+        <w:rPr>
+          <w:rFonts w:ascii="Calibri" w:hAnsi="Calibri" w:cs="Calibri"/>
+          <w:sz w:val="22"/>
+          <w:szCs w:val="22"/>
+        </w:rPr>
+      </w:pPr>
+      <w:r>
+        <w:rPr>
+          <w:rFonts w:ascii="Calibri" w:hAnsi="Calibri" w:cs="Calibri"/>
+          <w:sz w:val="22"/>
+          <w:szCs w:val="22"/>
+        </w:rPr>
+        <w:t xml:space="preserve">Get the second point from polygon using </w:t>
+      </w:r>
+      <w:proofErr w:type="gramStart"/>
+      <w:r>
+        <w:rPr>
+          <w:rFonts w:ascii="Calibri" w:hAnsi="Calibri" w:cs="Calibri"/>
+          <w:sz w:val="22"/>
+          <w:szCs w:val="22"/>
+        </w:rPr>
+        <w:t>polygon[(</w:t>
+      </w:r>
+      <w:proofErr w:type="gramEnd"/>
+      <w:r>
+        <w:rPr>
+          <w:rFonts w:ascii="Calibri" w:hAnsi="Calibri" w:cs="Calibri"/>
+          <w:sz w:val="22"/>
+          <w:szCs w:val="22"/>
+        </w:rPr>
+        <w:t xml:space="preserve">i+1) % </w:t>
+      </w:r>
+      <w:proofErr w:type="spellStart"/>
+      <w:r>
+        <w:rPr>
+          <w:rFonts w:ascii="Calibri" w:hAnsi="Calibri" w:cs="Calibri"/>
+          <w:sz w:val="22"/>
+          <w:szCs w:val="22"/>
+        </w:rPr>
+        <w:t>numberEdges</w:t>
+      </w:r>
+      <w:proofErr w:type="spellEnd"/>
+      <w:r>
+        <w:rPr>
+          <w:rFonts w:ascii="Calibri" w:hAnsi="Calibri" w:cs="Calibri"/>
+          <w:sz w:val="22"/>
+          <w:szCs w:val="22"/>
+        </w:rPr>
+        <w:t>] which allows us to wrap around to get the first point. Call this point2.</w:t>
+      </w:r>
+    </w:p>
+    <w:p>
+      <w:pPr>
+        <w:ind w:left="1440"/>
+        <w:rPr>
+          <w:rFonts w:ascii="Calibri" w:hAnsi="Calibri" w:cs="Calibri"/>
+          <w:sz w:val="22"/>
+          <w:szCs w:val="22"/>
+        </w:rPr>
+      </w:pPr>
+      <w:r>
+        <w:rPr>
+          <w:rFonts w:ascii="Calibri" w:hAnsi="Calibri" w:cs="Calibri"/>
+          <w:sz w:val="22"/>
+          <w:szCs w:val="22"/>
+        </w:rPr>
+        <w:t xml:space="preserve">Define the edge as point2 – point1. </w:t>
+      </w:r>
+    </w:p>
+    <w:p>
+      <w:pPr>
+        <w:ind w:left="1440"/>
+        <w:rPr>
+          <w:rFonts w:ascii="Calibri" w:hAnsi="Calibri" w:cs="Calibri"/>
+          <w:sz w:val="22"/>
+          <w:szCs w:val="22"/>
+        </w:rPr>
+      </w:pPr>
+      <w:r>
+        <w:rPr>
+          <w:rFonts w:ascii="Calibri" w:hAnsi="Calibri" w:cs="Calibri"/>
+          <w:sz w:val="22"/>
+          <w:szCs w:val="22"/>
+        </w:rPr>
+        <w:t xml:space="preserve">Append the edge to the list of edges. </w:t>
+      </w:r>
+    </w:p>
+    <w:p>
+      <w:pPr>
+        <w:rPr>
+          <w:rFonts w:ascii="Calibri" w:hAnsi="Calibri" w:cs="Calibri"/>
+          <w:sz w:val="22"/>
+          <w:szCs w:val="22"/>
+        </w:rPr>
+      </w:pPr>
+      <w:r>
+        <w:rPr>
+          <w:rFonts w:ascii="Calibri" w:hAnsi="Calibri" w:cs="Calibri"/>
+          <w:sz w:val="22"/>
+          <w:szCs w:val="22"/>
+        </w:rPr>
+        <w:tab/>
+        <w:t xml:space="preserve">Return edges. </w:t>
+      </w:r>
+    </w:p>
+    <w:p>
+      <w:pPr>
+        <w:rPr>
+          <w:rFonts w:ascii="Calibri" w:hAnsi="Calibri" w:cs="Calibri"/>
+          <w:sz w:val="22"/>
+          <w:szCs w:val="22"/>
+        </w:rPr>
+      </w:pPr>
+      <w:r>
+        <w:rPr>
+          <w:rFonts w:ascii="Calibri" w:hAnsi="Calibri" w:cs="Calibri"/>
+          <w:sz w:val="22"/>
+          <w:szCs w:val="22"/>
+        </w:rPr>
+        <w:t xml:space="preserve">Define </w:t>
+      </w:r>
+      <w:proofErr w:type="spellStart"/>
+      <w:r>
+        <w:rPr>
+          <w:rFonts w:ascii="Calibri" w:hAnsi="Calibri" w:cs="Calibri"/>
+          <w:sz w:val="22"/>
+          <w:szCs w:val="22"/>
+        </w:rPr>
+        <w:t>getNormal</w:t>
+      </w:r>
+      <w:proofErr w:type="spellEnd"/>
+      <w:r>
+        <w:rPr>
+          <w:rFonts w:ascii="Calibri" w:hAnsi="Calibri" w:cs="Calibri"/>
+          <w:sz w:val="22"/>
+          <w:szCs w:val="22"/>
+        </w:rPr>
+        <w:t>(self, edge):</w:t>
+      </w:r>
+    </w:p>
+    <w:p>
+      <w:pPr>
+        <w:rPr>
+          <w:rFonts w:ascii="Calibri" w:hAnsi="Calibri" w:cs="Calibri"/>
+          <w:sz w:val="22"/>
+          <w:szCs w:val="22"/>
+        </w:rPr>
+      </w:pPr>
+      <w:r>
+        <w:rPr>
+          <w:rFonts w:ascii="Calibri" w:hAnsi="Calibri" w:cs="Calibri"/>
+          <w:sz w:val="22"/>
+          <w:szCs w:val="22"/>
+        </w:rPr>
+        <w:tab/>
+        <w:t xml:space="preserve">This method is another helper method that gets the normal vector for the given edge. </w:t>
+      </w:r>
+    </w:p>
+    <w:p>
+      <w:pPr>
+        <w:rPr>
+          <w:rFonts w:ascii="Calibri" w:hAnsi="Calibri" w:cs="Calibri"/>
+          <w:sz w:val="22"/>
+          <w:szCs w:val="22"/>
+        </w:rPr>
+      </w:pPr>
+      <w:r>
+        <w:rPr>
+          <w:rFonts w:ascii="Calibri" w:hAnsi="Calibri" w:cs="Calibri"/>
+          <w:sz w:val="22"/>
+          <w:szCs w:val="22"/>
+        </w:rPr>
+        <w:tab/>
+      </w:r>
+      <w:r>
+        <w:rPr>
+          <w:rFonts w:ascii="Calibri" w:hAnsi="Calibri" w:cs="Calibri"/>
+          <w:sz w:val="22"/>
+          <w:szCs w:val="22"/>
+        </w:rPr>
+        <w:t xml:space="preserve">Initialize the normal </w:t>
+      </w:r>
+      <w:proofErr w:type="gramStart"/>
+      <w:r>
+        <w:rPr>
+          <w:rFonts w:ascii="Calibri" w:hAnsi="Calibri" w:cs="Calibri"/>
+          <w:sz w:val="22"/>
+          <w:szCs w:val="22"/>
+        </w:rPr>
+        <w:t>vector, ‘</w:t>
+      </w:r>
+      <w:proofErr w:type="gramEnd"/>
+      <w:r>
+        <w:rPr>
+          <w:rFonts w:ascii="Calibri" w:hAnsi="Calibri" w:cs="Calibri"/>
+          <w:sz w:val="22"/>
+          <w:szCs w:val="22"/>
+        </w:rPr>
+        <w:t xml:space="preserve">normal’, as the edge rotated by 90 degrees. </w:t>
+      </w:r>
+    </w:p>
+    <w:p>
+      <w:pPr>
+        <w:rPr>
+          <w:rFonts w:ascii="Calibri" w:hAnsi="Calibri" w:cs="Calibri"/>
+          <w:sz w:val="22"/>
+          <w:szCs w:val="22"/>
+        </w:rPr>
+      </w:pPr>
+      <w:r>
+        <w:rPr>
+          <w:rFonts w:ascii="Calibri" w:hAnsi="Calibri" w:cs="Calibri"/>
+          <w:sz w:val="22"/>
+          <w:szCs w:val="22"/>
+        </w:rPr>
+        <w:tab/>
+        <w:t>If the length of the normal vector is not 0:</w:t>
+      </w:r>
+    </w:p>
+    <w:p>
+      <w:pPr>
+        <w:rPr>
+          <w:rFonts w:ascii="Calibri" w:hAnsi="Calibri" w:cs="Calibri"/>
+          <w:sz w:val="22"/>
+          <w:szCs w:val="22"/>
+        </w:rPr>
+      </w:pPr>
+      <w:r>
+        <w:rPr>
+          <w:rFonts w:ascii="Calibri" w:hAnsi="Calibri" w:cs="Calibri"/>
+          <w:sz w:val="22"/>
+          <w:szCs w:val="22"/>
+        </w:rPr>
+        <w:tab/>
+      </w:r>
+      <w:r>
+        <w:rPr>
+          <w:rFonts w:ascii="Calibri" w:hAnsi="Calibri" w:cs="Calibri"/>
+          <w:sz w:val="22"/>
+          <w:szCs w:val="22"/>
+        </w:rPr>
+        <w:tab/>
+        <w:t xml:space="preserve">Normalize the vector using </w:t>
+      </w:r>
+      <w:proofErr w:type="spellStart"/>
+      <w:r>
+        <w:rPr>
+          <w:rFonts w:ascii="Calibri" w:hAnsi="Calibri" w:cs="Calibri"/>
+          <w:sz w:val="22"/>
+          <w:szCs w:val="22"/>
+        </w:rPr>
+        <w:t>normal.normalize</w:t>
+      </w:r>
+      <w:proofErr w:type="spellEnd"/>
+      <w:r>
+        <w:rPr>
+          <w:rFonts w:ascii="Calibri" w:hAnsi="Calibri" w:cs="Calibri"/>
+          <w:sz w:val="22"/>
+          <w:szCs w:val="22"/>
+        </w:rPr>
+        <w:t>() from pygame.math.Vector2</w:t>
+      </w:r>
+    </w:p>
+    <w:p>
+      <w:pPr>
+        <w:rPr>
+          <w:rFonts w:ascii="Calibri" w:hAnsi="Calibri" w:cs="Calibri"/>
+          <w:sz w:val="22"/>
+          <w:szCs w:val="22"/>
+        </w:rPr>
+      </w:pPr>
+      <w:r>
+        <w:rPr>
+          <w:rFonts w:ascii="Calibri" w:hAnsi="Calibri" w:cs="Calibri"/>
+          <w:sz w:val="22"/>
+          <w:szCs w:val="22"/>
+        </w:rPr>
+        <w:tab/>
+        <w:t>Return normal.</w:t>
+      </w:r>
+    </w:p>
+    <w:p>
+      <w:pPr>
+        <w:rPr>
+          <w:rFonts w:ascii="Calibri" w:hAnsi="Calibri" w:cs="Calibri"/>
+          <w:sz w:val="22"/>
+          <w:szCs w:val="22"/>
+        </w:rPr>
+      </w:pPr>
+      <w:r>
+        <w:rPr>
+          <w:rFonts w:ascii="Calibri" w:hAnsi="Calibri" w:cs="Calibri"/>
+          <w:sz w:val="22"/>
+          <w:szCs w:val="22"/>
+        </w:rPr>
+        <w:t xml:space="preserve">Define </w:t>
       </w:r>
       <w:proofErr w:type="spellStart"/>
       <w:proofErr w:type="gramStart"/>
@@ -1936,7 +2983,7 @@
           <w:sz w:val="22"/>
           <w:szCs w:val="22"/>
         </w:rPr>
-        <w:t>originPolygon</w:t>
+        <w:t>getProjection</w:t>
       </w:r>
       <w:proofErr w:type="spellEnd"/>
       <w:proofErr w:type="gramEnd"/>
@@ -1946,15 +2993,7 @@
           <w:sz w:val="22"/>
           <w:szCs w:val="22"/>
         </w:rPr>
-        <w:t xml:space="preserve">) that is centered at the origin. </w:t>
-      </w:r>
-      <w:r>
-        <w:rPr>
-          <w:rFonts w:ascii="Calibri" w:hAnsi="Calibri" w:cs="Calibri"/>
-          <w:sz w:val="22"/>
-          <w:szCs w:val="22"/>
-        </w:rPr>
-        <w:t xml:space="preserve">This polygon is then rotated by the image angle and shifted by x and y. This method is intended to handle the Sprite’s actual screen position and represent the real shape of the sprite. This method is simply for geometry conversion between a Sprite to a polygon. </w:t>
+        <w:t>(self, polygon, axis):</w:t>
       </w:r>
     </w:p>
     <w:p>
@@ -1972,7 +3011,78 @@
           <w:sz w:val="22"/>
           <w:szCs w:val="22"/>
         </w:rPr>
-        <w:t xml:space="preserve">If the </w:t>
+        <w:t xml:space="preserve">The polygon is a list of Vector2 points. The axis is a normalized vector. The method will project every vertex of a polygon onto a single axis using the dot product of the vectors to get the orthogonal projections. Returns the minimum and maximum scalar values. </w:t>
+      </w:r>
+    </w:p>
+    <w:p>
+      <w:pPr>
+        <w:ind w:left="720"/>
+        <w:rPr>
+          <w:rFonts w:ascii="Calibri" w:hAnsi="Calibri" w:cs="Calibri"/>
+          <w:sz w:val="22"/>
+          <w:szCs w:val="22"/>
+        </w:rPr>
+      </w:pPr>
+      <w:r>
+        <w:rPr>
+          <w:rFonts w:ascii="Calibri" w:hAnsi="Calibri" w:cs="Calibri"/>
+          <w:sz w:val="22"/>
+          <w:szCs w:val="22"/>
+        </w:rPr>
+        <w:t xml:space="preserve">Initialize </w:t>
+      </w:r>
+      <w:proofErr w:type="spellStart"/>
+      <w:r>
+        <w:rPr>
+          <w:rFonts w:ascii="Calibri" w:hAnsi="Calibri" w:cs="Calibri"/>
+          <w:sz w:val="22"/>
+          <w:szCs w:val="22"/>
+        </w:rPr>
+        <w:t>maximumProjection</w:t>
+      </w:r>
+      <w:proofErr w:type="spellEnd"/>
+      <w:r>
+        <w:rPr>
+          <w:rFonts w:ascii="Calibri" w:hAnsi="Calibri" w:cs="Calibri"/>
+          <w:sz w:val="22"/>
+          <w:szCs w:val="22"/>
+        </w:rPr>
+        <w:t xml:space="preserve"> as the 0</w:t>
+      </w:r>
+      <w:r>
+        <w:rPr>
+          <w:rFonts w:ascii="Calibri" w:hAnsi="Calibri" w:cs="Calibri"/>
+          <w:sz w:val="22"/>
+          <w:szCs w:val="22"/>
+          <w:vertAlign w:val="superscript"/>
+        </w:rPr>
+        <w:t>th</w:t>
+      </w:r>
+      <w:r>
+        <w:rPr>
+          <w:rFonts w:ascii="Calibri" w:hAnsi="Calibri" w:cs="Calibri"/>
+          <w:sz w:val="22"/>
+          <w:szCs w:val="22"/>
+        </w:rPr>
+        <w:t xml:space="preserve"> item in polygon dotted with the axis. </w:t>
+      </w:r>
+    </w:p>
+    <w:p>
+      <w:pPr>
+        <w:ind w:left="720"/>
+        <w:rPr>
+          <w:rFonts w:ascii="Calibri" w:hAnsi="Calibri" w:cs="Calibri"/>
+          <w:sz w:val="22"/>
+          <w:szCs w:val="22"/>
+        </w:rPr>
+      </w:pPr>
+      <w:r>
+        <w:rPr>
+          <w:rFonts w:ascii="Calibri" w:hAnsi="Calibri" w:cs="Calibri"/>
+          <w:sz w:val="22"/>
+          <w:szCs w:val="22"/>
+        </w:rPr>
+        <w:t xml:space="preserve">Initialize the </w:t>
       </w:r>
       <w:proofErr w:type="spellStart"/>
       <w:proofErr w:type="gramStart"/>
@@ -1982,7 +3092,7 @@
           <w:sz w:val="22"/>
           <w:szCs w:val="22"/>
         </w:rPr>
-        <w:t>originPolygon</w:t>
+        <w:t>maximumProjection</w:t>
       </w:r>
       <w:proofErr w:type="spellEnd"/>
       <w:proofErr w:type="gramEnd"/>
@@ -1992,431 +3102,9 @@
           <w:sz w:val="22"/>
           <w:szCs w:val="22"/>
         </w:rPr>
-        <w:t xml:space="preserve"> is empty:</w:t>
-      </w:r>
-    </w:p>
-    <w:p>
-      <w:pPr>
-        <w:ind w:left="720" w:firstLine="720"/>
-        <w:rPr>
-          <w:rFonts w:ascii="Calibri" w:hAnsi="Calibri" w:cs="Calibri"/>
-          <w:sz w:val="22"/>
-          <w:szCs w:val="22"/>
-        </w:rPr>
-      </w:pPr>
-      <w:r>
-        <w:rPr>
-          <w:rFonts w:ascii="Calibri" w:hAnsi="Calibri" w:cs="Calibri"/>
-          <w:sz w:val="22"/>
-          <w:szCs w:val="22"/>
-        </w:rPr>
-        <w:t xml:space="preserve">Call </w:t>
+        <w:t xml:space="preserve"> as the </w:t>
       </w:r>
       <w:proofErr w:type="spellStart"/>
-      <w:r>
-        <w:rPr>
-          <w:rFonts w:ascii="Calibri" w:hAnsi="Calibri" w:cs="Calibri"/>
-          <w:sz w:val="22"/>
-          <w:szCs w:val="22"/>
-        </w:rPr>
-        <w:t>buildRectangularPolygon</w:t>
-      </w:r>
-      <w:proofErr w:type="spellEnd"/>
-      <w:r>
-        <w:rPr>
-          <w:rFonts w:ascii="Calibri" w:hAnsi="Calibri" w:cs="Calibri"/>
-          <w:sz w:val="22"/>
-          <w:szCs w:val="22"/>
-        </w:rPr>
-        <w:t xml:space="preserve">(). </w:t>
-      </w:r>
-    </w:p>
-    <w:p>
-      <w:pPr>
-        <w:rPr>
-          <w:rFonts w:ascii="Calibri" w:hAnsi="Calibri" w:cs="Calibri"/>
-          <w:sz w:val="22"/>
-          <w:szCs w:val="22"/>
-        </w:rPr>
-      </w:pPr>
-      <w:r>
-        <w:rPr>
-          <w:rFonts w:ascii="Calibri" w:hAnsi="Calibri" w:cs="Calibri"/>
-          <w:sz w:val="22"/>
-          <w:szCs w:val="22"/>
-        </w:rPr>
-        <w:tab/>
-        <w:t xml:space="preserve">Initialize an empty list called </w:t>
-      </w:r>
-      <w:proofErr w:type="spellStart"/>
-      <w:r>
-        <w:rPr>
-          <w:rFonts w:ascii="Calibri" w:hAnsi="Calibri" w:cs="Calibri"/>
-          <w:sz w:val="22"/>
-          <w:szCs w:val="22"/>
-        </w:rPr>
-        <w:t>polygonEdgePoints</w:t>
-      </w:r>
-      <w:proofErr w:type="spellEnd"/>
-      <w:r>
-        <w:rPr>
-          <w:rFonts w:ascii="Calibri" w:hAnsi="Calibri" w:cs="Calibri"/>
-          <w:sz w:val="22"/>
-          <w:szCs w:val="22"/>
-        </w:rPr>
-        <w:t>.</w:t>
-      </w:r>
-      <w:r>
-        <w:rPr>
-          <w:rFonts w:ascii="Calibri" w:hAnsi="Calibri" w:cs="Calibri"/>
-          <w:sz w:val="22"/>
-          <w:szCs w:val="22"/>
-        </w:rPr>
-        <w:t xml:space="preserve"> This list will be a list of Vector2 objects.</w:t>
-      </w:r>
-      <w:r>
-        <w:rPr>
-          <w:rFonts w:ascii="Calibri" w:hAnsi="Calibri" w:cs="Calibri"/>
-          <w:sz w:val="22"/>
-          <w:szCs w:val="22"/>
-        </w:rPr>
-        <w:t xml:space="preserve"> </w:t>
-      </w:r>
-    </w:p>
-    <w:p>
-      <w:pPr>
-        <w:rPr>
-          <w:rFonts w:ascii="Calibri" w:hAnsi="Calibri" w:cs="Calibri"/>
-          <w:sz w:val="22"/>
-          <w:szCs w:val="22"/>
-        </w:rPr>
-      </w:pPr>
-      <w:r>
-        <w:rPr>
-          <w:rFonts w:ascii="Calibri" w:hAnsi="Calibri" w:cs="Calibri"/>
-          <w:sz w:val="22"/>
-          <w:szCs w:val="22"/>
-        </w:rPr>
-        <w:tab/>
-        <w:t xml:space="preserve">For each point (or corner) in the </w:t>
-      </w:r>
-      <w:proofErr w:type="spellStart"/>
-      <w:r>
-        <w:rPr>
-          <w:rFonts w:ascii="Calibri" w:hAnsi="Calibri" w:cs="Calibri"/>
-          <w:sz w:val="22"/>
-          <w:szCs w:val="22"/>
-        </w:rPr>
-        <w:t>originPolygon</w:t>
-      </w:r>
-      <w:proofErr w:type="spellEnd"/>
-      <w:r>
-        <w:rPr>
-          <w:rFonts w:ascii="Calibri" w:hAnsi="Calibri" w:cs="Calibri"/>
-          <w:sz w:val="22"/>
-          <w:szCs w:val="22"/>
-        </w:rPr>
-        <w:t>:</w:t>
-      </w:r>
-    </w:p>
-    <w:p>
-      <w:pPr>
-        <w:rPr>
-          <w:rFonts w:ascii="Calibri" w:hAnsi="Calibri" w:cs="Calibri"/>
-          <w:sz w:val="22"/>
-          <w:szCs w:val="22"/>
-        </w:rPr>
-      </w:pPr>
-      <w:r>
-        <w:rPr>
-          <w:rFonts w:ascii="Calibri" w:hAnsi="Calibri" w:cs="Calibri"/>
-          <w:sz w:val="22"/>
-          <w:szCs w:val="22"/>
-        </w:rPr>
-        <w:tab/>
-      </w:r>
-      <w:r>
-        <w:rPr>
-          <w:rFonts w:ascii="Calibri" w:hAnsi="Calibri" w:cs="Calibri"/>
-          <w:sz w:val="22"/>
-          <w:szCs w:val="22"/>
-        </w:rPr>
-        <w:tab/>
-      </w:r>
-      <w:r>
-        <w:rPr>
-          <w:rFonts w:ascii="Calibri" w:hAnsi="Calibri" w:cs="Calibri"/>
-          <w:sz w:val="22"/>
-          <w:szCs w:val="22"/>
-        </w:rPr>
-        <w:t>Rotate the point by the negative of the image angle and store in variable called rotated.</w:t>
-      </w:r>
-    </w:p>
-    <w:p>
-      <w:pPr>
-        <w:ind w:left="1440"/>
-        <w:rPr>
-          <w:rFonts w:ascii="Calibri" w:hAnsi="Calibri" w:cs="Calibri"/>
-          <w:sz w:val="22"/>
-          <w:szCs w:val="22"/>
-        </w:rPr>
-      </w:pPr>
-      <w:r>
-        <w:rPr>
-          <w:rFonts w:ascii="Calibri" w:hAnsi="Calibri" w:cs="Calibri"/>
-          <w:sz w:val="22"/>
-          <w:szCs w:val="22"/>
-        </w:rPr>
-        <w:t xml:space="preserve">Calculate the actual point through adding rotated and the vector of x and y and store in variable called </w:t>
-      </w:r>
-      <w:proofErr w:type="spellStart"/>
-      <w:r>
-        <w:rPr>
-          <w:rFonts w:ascii="Calibri" w:hAnsi="Calibri" w:cs="Calibri"/>
-          <w:sz w:val="22"/>
-          <w:szCs w:val="22"/>
-        </w:rPr>
-        <w:t>calculatedPoint</w:t>
-      </w:r>
-      <w:proofErr w:type="spellEnd"/>
-      <w:r>
-        <w:rPr>
-          <w:rFonts w:ascii="Calibri" w:hAnsi="Calibri" w:cs="Calibri"/>
-          <w:sz w:val="22"/>
-          <w:szCs w:val="22"/>
-        </w:rPr>
-        <w:t xml:space="preserve">. </w:t>
-      </w:r>
-    </w:p>
-    <w:p>
-      <w:pPr>
-        <w:ind w:left="1440"/>
-        <w:rPr>
-          <w:rFonts w:ascii="Calibri" w:hAnsi="Calibri" w:cs="Calibri"/>
-          <w:sz w:val="22"/>
-          <w:szCs w:val="22"/>
-        </w:rPr>
-      </w:pPr>
-      <w:r>
-        <w:rPr>
-          <w:rFonts w:ascii="Calibri" w:hAnsi="Calibri" w:cs="Calibri"/>
-          <w:sz w:val="22"/>
-          <w:szCs w:val="22"/>
-        </w:rPr>
-        <w:t xml:space="preserve">Append </w:t>
-      </w:r>
-      <w:proofErr w:type="spellStart"/>
-      <w:r>
-        <w:rPr>
-          <w:rFonts w:ascii="Calibri" w:hAnsi="Calibri" w:cs="Calibri"/>
-          <w:sz w:val="22"/>
-          <w:szCs w:val="22"/>
-        </w:rPr>
-        <w:t>calculatedPoint</w:t>
-      </w:r>
-      <w:proofErr w:type="spellEnd"/>
-      <w:r>
-        <w:rPr>
-          <w:rFonts w:ascii="Calibri" w:hAnsi="Calibri" w:cs="Calibri"/>
-          <w:sz w:val="22"/>
-          <w:szCs w:val="22"/>
-        </w:rPr>
-        <w:t xml:space="preserve"> to </w:t>
-      </w:r>
-      <w:proofErr w:type="spellStart"/>
-      <w:r>
-        <w:rPr>
-          <w:rFonts w:ascii="Calibri" w:hAnsi="Calibri" w:cs="Calibri"/>
-          <w:sz w:val="22"/>
-          <w:szCs w:val="22"/>
-        </w:rPr>
-        <w:t>polygonEdgePoints</w:t>
-      </w:r>
-      <w:proofErr w:type="spellEnd"/>
-      <w:r>
-        <w:rPr>
-          <w:rFonts w:ascii="Calibri" w:hAnsi="Calibri" w:cs="Calibri"/>
-          <w:sz w:val="22"/>
-          <w:szCs w:val="22"/>
-        </w:rPr>
-        <w:t>.</w:t>
-      </w:r>
-    </w:p>
-    <w:p>
-      <w:pPr>
-        <w:rPr>
-          <w:rFonts w:ascii="Calibri" w:hAnsi="Calibri" w:cs="Calibri"/>
-          <w:sz w:val="22"/>
-          <w:szCs w:val="22"/>
-        </w:rPr>
-      </w:pPr>
-      <w:r>
-        <w:rPr>
-          <w:rFonts w:ascii="Calibri" w:hAnsi="Calibri" w:cs="Calibri"/>
-          <w:sz w:val="22"/>
-          <w:szCs w:val="22"/>
-        </w:rPr>
-        <w:tab/>
-        <w:t xml:space="preserve">Return </w:t>
-      </w:r>
-      <w:proofErr w:type="spellStart"/>
-      <w:r>
-        <w:rPr>
-          <w:rFonts w:ascii="Calibri" w:hAnsi="Calibri" w:cs="Calibri"/>
-          <w:sz w:val="22"/>
-          <w:szCs w:val="22"/>
-        </w:rPr>
-        <w:t>polygonEdgePoints</w:t>
-      </w:r>
-      <w:proofErr w:type="spellEnd"/>
-      <w:r>
-        <w:rPr>
-          <w:rFonts w:ascii="Calibri" w:hAnsi="Calibri" w:cs="Calibri"/>
-          <w:sz w:val="22"/>
-          <w:szCs w:val="22"/>
-        </w:rPr>
-        <w:t>.</w:t>
-      </w:r>
-    </w:p>
-    <w:p>
-      <w:pPr>
-        <w:rPr>
-          <w:rFonts w:ascii="Calibri" w:hAnsi="Calibri" w:cs="Calibri"/>
-          <w:sz w:val="22"/>
-          <w:szCs w:val="22"/>
-        </w:rPr>
-      </w:pPr>
-    </w:p>
-    <w:p>
-      <w:pPr>
-        <w:rPr>
-          <w:rFonts w:ascii="Calibri" w:hAnsi="Calibri" w:cs="Calibri"/>
-          <w:sz w:val="22"/>
-          <w:szCs w:val="22"/>
-        </w:rPr>
-      </w:pPr>
-      <w:r>
-        <w:rPr>
-          <w:rFonts w:ascii="Calibri" w:hAnsi="Calibri" w:cs="Calibri"/>
-          <w:sz w:val="22"/>
-          <w:szCs w:val="22"/>
-        </w:rPr>
-        <w:t xml:space="preserve">Define </w:t>
-      </w:r>
-      <w:proofErr w:type="spellStart"/>
-      <w:r>
-        <w:rPr>
-          <w:rFonts w:ascii="Calibri" w:hAnsi="Calibri" w:cs="Calibri"/>
-          <w:sz w:val="22"/>
-          <w:szCs w:val="22"/>
-        </w:rPr>
-        <w:t>getEdges</w:t>
-      </w:r>
-      <w:proofErr w:type="spellEnd"/>
-      <w:r>
-        <w:rPr>
-          <w:rFonts w:ascii="Calibri" w:hAnsi="Calibri" w:cs="Calibri"/>
-          <w:sz w:val="22"/>
-          <w:szCs w:val="22"/>
-        </w:rPr>
-        <w:t>(self</w:t>
-      </w:r>
-      <w:r>
-        <w:rPr>
-          <w:rFonts w:ascii="Calibri" w:hAnsi="Calibri" w:cs="Calibri"/>
-          <w:sz w:val="22"/>
-          <w:szCs w:val="22"/>
-        </w:rPr>
-        <w:t>, polygon</w:t>
-      </w:r>
-      <w:r>
-        <w:rPr>
-          <w:rFonts w:ascii="Calibri" w:hAnsi="Calibri" w:cs="Calibri"/>
-          <w:sz w:val="22"/>
-          <w:szCs w:val="22"/>
-        </w:rPr>
-        <w:t>):</w:t>
-      </w:r>
-    </w:p>
-    <w:p>
-      <w:pPr>
-        <w:ind w:left="720"/>
-        <w:rPr>
-          <w:rFonts w:ascii="Calibri" w:hAnsi="Calibri" w:cs="Calibri"/>
-          <w:sz w:val="22"/>
-          <w:szCs w:val="22"/>
-        </w:rPr>
-      </w:pPr>
-      <w:r>
-        <w:rPr>
-          <w:rFonts w:ascii="Calibri" w:hAnsi="Calibri" w:cs="Calibri"/>
-          <w:sz w:val="22"/>
-          <w:szCs w:val="22"/>
-        </w:rPr>
-        <w:t xml:space="preserve">This method extracts the side vectors from the sprite and determines the direction vectors </w:t>
-      </w:r>
-      <w:proofErr w:type="spellStart"/>
-      <w:r>
-        <w:rPr>
-          <w:rFonts w:ascii="Calibri" w:hAnsi="Calibri" w:cs="Calibri"/>
-          <w:sz w:val="22"/>
-          <w:szCs w:val="22"/>
-        </w:rPr>
-        <w:t>fo</w:t>
-      </w:r>
-      <w:proofErr w:type="spellEnd"/>
-      <w:r>
-        <w:rPr>
-          <w:rFonts w:ascii="Calibri" w:hAnsi="Calibri" w:cs="Calibri"/>
-          <w:sz w:val="22"/>
-          <w:szCs w:val="22"/>
-        </w:rPr>
-        <w:t xml:space="preserve"> the polygons side with the assumption that the polygon is convex. </w:t>
-      </w:r>
-      <w:r>
-        <w:rPr>
-          <w:rFonts w:ascii="Calibri" w:hAnsi="Calibri" w:cs="Calibri"/>
-          <w:sz w:val="22"/>
-          <w:szCs w:val="22"/>
-        </w:rPr>
-        <w:t xml:space="preserve">Note that ‘polygon’ is the </w:t>
-      </w:r>
-      <w:proofErr w:type="spellStart"/>
-      <w:r>
-        <w:rPr>
-          <w:rFonts w:ascii="Calibri" w:hAnsi="Calibri" w:cs="Calibri"/>
-          <w:sz w:val="22"/>
-          <w:szCs w:val="22"/>
-        </w:rPr>
-        <w:t>spritePolygon</w:t>
-      </w:r>
-      <w:proofErr w:type="spellEnd"/>
-      <w:r>
-        <w:rPr>
-          <w:rFonts w:ascii="Calibri" w:hAnsi="Calibri" w:cs="Calibri"/>
-          <w:sz w:val="22"/>
-          <w:szCs w:val="22"/>
-        </w:rPr>
-        <w:t>.</w:t>
-      </w:r>
-    </w:p>
-    <w:p>
-      <w:pPr>
-        <w:ind w:left="720"/>
-        <w:rPr>
-          <w:rFonts w:ascii="Calibri" w:hAnsi="Calibri" w:cs="Calibri"/>
-          <w:sz w:val="22"/>
-          <w:szCs w:val="22"/>
-        </w:rPr>
-      </w:pPr>
-      <w:r>
-        <w:rPr>
-          <w:rFonts w:ascii="Calibri" w:hAnsi="Calibri" w:cs="Calibri"/>
-          <w:sz w:val="22"/>
-          <w:szCs w:val="22"/>
-        </w:rPr>
-        <w:t>Initialize empty list called ‘</w:t>
-      </w:r>
       <w:proofErr w:type="gramStart"/>
       <w:r>
         <w:rPr>
@@ -2424,142 +3112,7 @@
           <w:sz w:val="22"/>
           <w:szCs w:val="22"/>
         </w:rPr>
-        <w:t>edges’</w:t>
-      </w:r>
-      <w:proofErr w:type="gramEnd"/>
-      <w:r>
-        <w:rPr>
-          <w:rFonts w:ascii="Calibri" w:hAnsi="Calibri" w:cs="Calibri"/>
-          <w:sz w:val="22"/>
-          <w:szCs w:val="22"/>
-        </w:rPr>
-        <w:t xml:space="preserve">. </w:t>
-      </w:r>
-    </w:p>
-    <w:p>
-      <w:pPr>
-        <w:ind w:left="720"/>
-        <w:rPr>
-          <w:rFonts w:ascii="Calibri" w:hAnsi="Calibri" w:cs="Calibri"/>
-          <w:sz w:val="22"/>
-          <w:szCs w:val="22"/>
-        </w:rPr>
-      </w:pPr>
-      <w:r>
-        <w:rPr>
-          <w:rFonts w:ascii="Calibri" w:hAnsi="Calibri" w:cs="Calibri"/>
-          <w:sz w:val="22"/>
-          <w:szCs w:val="22"/>
-        </w:rPr>
-        <w:t xml:space="preserve">The number of edges, </w:t>
-      </w:r>
-      <w:proofErr w:type="spellStart"/>
-      <w:r>
-        <w:rPr>
-          <w:rFonts w:ascii="Calibri" w:hAnsi="Calibri" w:cs="Calibri"/>
-          <w:sz w:val="22"/>
-          <w:szCs w:val="22"/>
-        </w:rPr>
-        <w:t>numberEdges</w:t>
-      </w:r>
-      <w:proofErr w:type="spellEnd"/>
-      <w:r>
-        <w:rPr>
-          <w:rFonts w:ascii="Calibri" w:hAnsi="Calibri" w:cs="Calibri"/>
-          <w:sz w:val="22"/>
-          <w:szCs w:val="22"/>
-        </w:rPr>
-        <w:t xml:space="preserve">, will be the length of the </w:t>
-      </w:r>
-      <w:proofErr w:type="spellStart"/>
-      <w:r>
-        <w:rPr>
-          <w:rFonts w:ascii="Calibri" w:hAnsi="Calibri" w:cs="Calibri"/>
-          <w:sz w:val="22"/>
-          <w:szCs w:val="22"/>
-        </w:rPr>
-        <w:t>spritePolygon</w:t>
-      </w:r>
-      <w:proofErr w:type="spellEnd"/>
-      <w:r>
-        <w:rPr>
-          <w:rFonts w:ascii="Calibri" w:hAnsi="Calibri" w:cs="Calibri"/>
-          <w:sz w:val="22"/>
-          <w:szCs w:val="22"/>
-        </w:rPr>
-        <w:t xml:space="preserve"> (or </w:t>
-      </w:r>
-      <w:proofErr w:type="spellStart"/>
-      <w:r>
-        <w:rPr>
-          <w:rFonts w:ascii="Calibri" w:hAnsi="Calibri" w:cs="Calibri"/>
-          <w:sz w:val="22"/>
-          <w:szCs w:val="22"/>
-        </w:rPr>
-        <w:t>polygonEdgePoints</w:t>
-      </w:r>
-      <w:proofErr w:type="spellEnd"/>
-      <w:r>
-        <w:rPr>
-          <w:rFonts w:ascii="Calibri" w:hAnsi="Calibri" w:cs="Calibri"/>
-          <w:sz w:val="22"/>
-          <w:szCs w:val="22"/>
-        </w:rPr>
-        <w:t xml:space="preserve"> from </w:t>
-      </w:r>
-      <w:proofErr w:type="spellStart"/>
-      <w:r>
-        <w:rPr>
-          <w:rFonts w:ascii="Calibri" w:hAnsi="Calibri" w:cs="Calibri"/>
-          <w:sz w:val="22"/>
-          <w:szCs w:val="22"/>
-        </w:rPr>
-        <w:t>spriteToPolygon</w:t>
-      </w:r>
-      <w:proofErr w:type="spellEnd"/>
-      <w:r>
-        <w:rPr>
-          <w:rFonts w:ascii="Calibri" w:hAnsi="Calibri" w:cs="Calibri"/>
-          <w:sz w:val="22"/>
-          <w:szCs w:val="22"/>
-        </w:rPr>
-        <w:t xml:space="preserve">()). </w:t>
-      </w:r>
-    </w:p>
-    <w:p>
-      <w:pPr>
-        <w:ind w:left="720"/>
-        <w:rPr>
-          <w:rFonts w:ascii="Calibri" w:hAnsi="Calibri" w:cs="Calibri"/>
-          <w:sz w:val="22"/>
-          <w:szCs w:val="22"/>
-        </w:rPr>
-      </w:pPr>
-      <w:r>
-        <w:rPr>
-          <w:rFonts w:ascii="Calibri" w:hAnsi="Calibri" w:cs="Calibri"/>
-          <w:sz w:val="22"/>
-          <w:szCs w:val="22"/>
-        </w:rPr>
-        <w:t xml:space="preserve">For </w:t>
-      </w:r>
-      <w:proofErr w:type="gramStart"/>
-      <w:r>
-        <w:rPr>
-          <w:rFonts w:ascii="Calibri" w:hAnsi="Calibri" w:cs="Calibri"/>
-          <w:sz w:val="22"/>
-          <w:szCs w:val="22"/>
-        </w:rPr>
-        <w:t xml:space="preserve">each </w:t>
-      </w:r>
-      <w:proofErr w:type="spellStart"/>
-      <w:r>
-        <w:rPr>
-          <w:rFonts w:ascii="Calibri" w:hAnsi="Calibri" w:cs="Calibri"/>
-          <w:sz w:val="22"/>
-          <w:szCs w:val="22"/>
-        </w:rPr>
-        <w:t>i</w:t>
+        <w:t>minimumProjection</w:t>
       </w:r>
       <w:proofErr w:type="spellEnd"/>
       <w:proofErr w:type="gramEnd"/>
@@ -2569,25 +3122,7 @@
           <w:sz w:val="22"/>
           <w:szCs w:val="22"/>
         </w:rPr>
-        <w:t xml:space="preserve"> in the range of </w:t>
-      </w:r>
-      <w:proofErr w:type="spellStart"/>
-      <w:r>
-        <w:rPr>
-          <w:rFonts w:ascii="Calibri" w:hAnsi="Calibri" w:cs="Calibri"/>
-          <w:sz w:val="22"/>
-          <w:szCs w:val="22"/>
-        </w:rPr>
-        <w:t>numberEdges</w:t>
-      </w:r>
-      <w:proofErr w:type="spellEnd"/>
-      <w:r>
-        <w:rPr>
-          <w:rFonts w:ascii="Calibri" w:hAnsi="Calibri" w:cs="Calibri"/>
-          <w:sz w:val="22"/>
-          <w:szCs w:val="22"/>
-        </w:rPr>
-        <w:t>:</w:t>
+        <w:t xml:space="preserve">. Recall that we assume a collision will occur. </w:t>
       </w:r>
     </w:p>
     <w:p>
@@ -2605,103 +3140,55 @@
           <w:sz w:val="22"/>
           <w:szCs w:val="22"/>
         </w:rPr>
-        <w:lastRenderedPageBreak/>
+        <w:t>For each point in the polygon from the 1</w:t>
+      </w:r>
+      <w:r>
+        <w:rPr>
+          <w:rFonts w:ascii="Calibri" w:hAnsi="Calibri" w:cs="Calibri"/>
+          <w:sz w:val="22"/>
+          <w:szCs w:val="22"/>
+          <w:vertAlign w:val="superscript"/>
+        </w:rPr>
+        <w:t>st</w:t>
+      </w:r>
+      <w:r>
+        <w:rPr>
+          <w:rFonts w:ascii="Calibri" w:hAnsi="Calibri" w:cs="Calibri"/>
+          <w:sz w:val="22"/>
+          <w:szCs w:val="22"/>
+        </w:rPr>
+        <w:t xml:space="preserve"> entry onward:</w:t>
+      </w:r>
+    </w:p>
+    <w:p>
+      <w:pPr>
+        <w:ind w:left="720"/>
+        <w:rPr>
+          <w:rFonts w:ascii="Calibri" w:hAnsi="Calibri" w:cs="Calibri"/>
+          <w:sz w:val="22"/>
+          <w:szCs w:val="22"/>
+        </w:rPr>
+      </w:pPr>
+      <w:r>
+        <w:rPr>
+          <w:rFonts w:ascii="Calibri" w:hAnsi="Calibri" w:cs="Calibri"/>
+          <w:sz w:val="22"/>
+          <w:szCs w:val="22"/>
+        </w:rPr>
         <w:tab/>
-        <w:t>Get the first point from polygon called point1.</w:t>
-      </w:r>
-    </w:p>
-    <w:p>
-      <w:pPr>
-        <w:ind w:left="1440"/>
-        <w:rPr>
-          <w:rFonts w:ascii="Calibri" w:hAnsi="Calibri" w:cs="Calibri"/>
-          <w:sz w:val="22"/>
-          <w:szCs w:val="22"/>
-        </w:rPr>
-      </w:pPr>
-      <w:r>
-        <w:rPr>
-          <w:rFonts w:ascii="Calibri" w:hAnsi="Calibri" w:cs="Calibri"/>
-          <w:sz w:val="22"/>
-          <w:szCs w:val="22"/>
-        </w:rPr>
-        <w:t xml:space="preserve">Get the second point from polygon using </w:t>
-      </w:r>
-      <w:proofErr w:type="gramStart"/>
-      <w:r>
-        <w:rPr>
-          <w:rFonts w:ascii="Calibri" w:hAnsi="Calibri" w:cs="Calibri"/>
-          <w:sz w:val="22"/>
-          <w:szCs w:val="22"/>
-        </w:rPr>
-        <w:t>polygon[(</w:t>
-      </w:r>
-      <w:proofErr w:type="gramEnd"/>
-      <w:r>
-        <w:rPr>
-          <w:rFonts w:ascii="Calibri" w:hAnsi="Calibri" w:cs="Calibri"/>
-          <w:sz w:val="22"/>
-          <w:szCs w:val="22"/>
-        </w:rPr>
-        <w:t xml:space="preserve">i+1) % </w:t>
-      </w:r>
-      <w:proofErr w:type="spellStart"/>
-      <w:r>
-        <w:rPr>
-          <w:rFonts w:ascii="Calibri" w:hAnsi="Calibri" w:cs="Calibri"/>
-          <w:sz w:val="22"/>
-          <w:szCs w:val="22"/>
-        </w:rPr>
-        <w:t>numberEdges</w:t>
-      </w:r>
-      <w:proofErr w:type="spellEnd"/>
-      <w:r>
-        <w:rPr>
-          <w:rFonts w:ascii="Calibri" w:hAnsi="Calibri" w:cs="Calibri"/>
-          <w:sz w:val="22"/>
-          <w:szCs w:val="22"/>
-        </w:rPr>
-        <w:t>] which allows us to wrap around to get the first point. Call this point2.</w:t>
-      </w:r>
-    </w:p>
-    <w:p>
-      <w:pPr>
-        <w:ind w:left="1440"/>
-        <w:rPr>
-          <w:rFonts w:ascii="Calibri" w:hAnsi="Calibri" w:cs="Calibri"/>
-          <w:sz w:val="22"/>
-          <w:szCs w:val="22"/>
-        </w:rPr>
-      </w:pPr>
-      <w:r>
-        <w:rPr>
-          <w:rFonts w:ascii="Calibri" w:hAnsi="Calibri" w:cs="Calibri"/>
-          <w:sz w:val="22"/>
-          <w:szCs w:val="22"/>
-        </w:rPr>
-        <w:t xml:space="preserve">Define the edge as point2 – point1. </w:t>
-      </w:r>
-    </w:p>
-    <w:p>
-      <w:pPr>
-        <w:ind w:left="1440"/>
-        <w:rPr>
-          <w:rFonts w:ascii="Calibri" w:hAnsi="Calibri" w:cs="Calibri"/>
-          <w:sz w:val="22"/>
-          <w:szCs w:val="22"/>
-        </w:rPr>
-      </w:pPr>
-      <w:r>
-        <w:rPr>
-          <w:rFonts w:ascii="Calibri" w:hAnsi="Calibri" w:cs="Calibri"/>
-          <w:sz w:val="22"/>
-          <w:szCs w:val="22"/>
-        </w:rPr>
-        <w:t xml:space="preserve">Append the edge to the list of edges. </w:t>
-      </w:r>
-    </w:p>
-    <w:p>
-      <w:pPr>
+      </w:r>
+      <w:r>
+        <w:rPr>
+          <w:rFonts w:ascii="Calibri" w:hAnsi="Calibri" w:cs="Calibri"/>
+          <w:sz w:val="22"/>
+          <w:szCs w:val="22"/>
+        </w:rPr>
+        <w:t xml:space="preserve">The projection is the point dotted with the axis. </w:t>
+      </w:r>
+    </w:p>
+    <w:p>
+      <w:pPr>
+        <w:ind w:left="720"/>
         <w:rPr>
           <w:rFonts w:ascii="Calibri" w:hAnsi="Calibri" w:cs="Calibri"/>
           <w:sz w:val="22"/>
@@ -2715,218 +3202,7 @@
           <w:szCs w:val="22"/>
         </w:rPr>
         <w:tab/>
-        <w:t xml:space="preserve">Return edges. </w:t>
-      </w:r>
-    </w:p>
-    <w:p>
-      <w:pPr>
-        <w:rPr>
-          <w:rFonts w:ascii="Calibri" w:hAnsi="Calibri" w:cs="Calibri"/>
-          <w:sz w:val="22"/>
-          <w:szCs w:val="22"/>
-        </w:rPr>
-      </w:pPr>
-    </w:p>
-    <w:p>
-      <w:pPr>
-        <w:rPr>
-          <w:rFonts w:ascii="Calibri" w:hAnsi="Calibri" w:cs="Calibri"/>
-          <w:sz w:val="22"/>
-          <w:szCs w:val="22"/>
-        </w:rPr>
-      </w:pPr>
-      <w:r>
-        <w:rPr>
-          <w:rFonts w:ascii="Calibri" w:hAnsi="Calibri" w:cs="Calibri"/>
-          <w:sz w:val="22"/>
-          <w:szCs w:val="22"/>
-        </w:rPr>
-        <w:t xml:space="preserve">Define </w:t>
-      </w:r>
-      <w:proofErr w:type="spellStart"/>
-      <w:r>
-        <w:rPr>
-          <w:rFonts w:ascii="Calibri" w:hAnsi="Calibri" w:cs="Calibri"/>
-          <w:sz w:val="22"/>
-          <w:szCs w:val="22"/>
-        </w:rPr>
-        <w:t>getNormal</w:t>
-      </w:r>
-      <w:proofErr w:type="spellEnd"/>
-      <w:r>
-        <w:rPr>
-          <w:rFonts w:ascii="Calibri" w:hAnsi="Calibri" w:cs="Calibri"/>
-          <w:sz w:val="22"/>
-          <w:szCs w:val="22"/>
-        </w:rPr>
-        <w:t>(self, edge):</w:t>
-      </w:r>
-    </w:p>
-    <w:p>
-      <w:pPr>
-        <w:rPr>
-          <w:rFonts w:ascii="Calibri" w:hAnsi="Calibri" w:cs="Calibri"/>
-          <w:sz w:val="22"/>
-          <w:szCs w:val="22"/>
-        </w:rPr>
-      </w:pPr>
-      <w:r>
-        <w:rPr>
-          <w:rFonts w:ascii="Calibri" w:hAnsi="Calibri" w:cs="Calibri"/>
-          <w:sz w:val="22"/>
-          <w:szCs w:val="22"/>
-        </w:rPr>
-        <w:tab/>
-        <w:t xml:space="preserve">This method is another helper method that gets the normal vector for the given edge. </w:t>
-      </w:r>
-    </w:p>
-    <w:p>
-      <w:pPr>
-        <w:rPr>
-          <w:rFonts w:ascii="Calibri" w:hAnsi="Calibri" w:cs="Calibri"/>
-          <w:sz w:val="22"/>
-          <w:szCs w:val="22"/>
-        </w:rPr>
-      </w:pPr>
-      <w:r>
-        <w:rPr>
-          <w:rFonts w:ascii="Calibri" w:hAnsi="Calibri" w:cs="Calibri"/>
-          <w:sz w:val="22"/>
-          <w:szCs w:val="22"/>
-        </w:rPr>
-        <w:tab/>
-      </w:r>
-      <w:r>
-        <w:rPr>
-          <w:rFonts w:ascii="Calibri" w:hAnsi="Calibri" w:cs="Calibri"/>
-          <w:sz w:val="22"/>
-          <w:szCs w:val="22"/>
-        </w:rPr>
-        <w:t xml:space="preserve">Initialize the normal </w:t>
-      </w:r>
-      <w:proofErr w:type="gramStart"/>
-      <w:r>
-        <w:rPr>
-          <w:rFonts w:ascii="Calibri" w:hAnsi="Calibri" w:cs="Calibri"/>
-          <w:sz w:val="22"/>
-          <w:szCs w:val="22"/>
-        </w:rPr>
-        <w:t>vector, ‘</w:t>
-      </w:r>
-      <w:proofErr w:type="gramEnd"/>
-      <w:r>
-        <w:rPr>
-          <w:rFonts w:ascii="Calibri" w:hAnsi="Calibri" w:cs="Calibri"/>
-          <w:sz w:val="22"/>
-          <w:szCs w:val="22"/>
-        </w:rPr>
-        <w:t xml:space="preserve">normal’, as the edge rotated by 90 degrees. </w:t>
-      </w:r>
-    </w:p>
-    <w:p>
-      <w:pPr>
-        <w:rPr>
-          <w:rFonts w:ascii="Calibri" w:hAnsi="Calibri" w:cs="Calibri"/>
-          <w:sz w:val="22"/>
-          <w:szCs w:val="22"/>
-        </w:rPr>
-      </w:pPr>
-      <w:r>
-        <w:rPr>
-          <w:rFonts w:ascii="Calibri" w:hAnsi="Calibri" w:cs="Calibri"/>
-          <w:sz w:val="22"/>
-          <w:szCs w:val="22"/>
-        </w:rPr>
-        <w:tab/>
-        <w:t>If the length of the normal vector is not 0:</w:t>
-      </w:r>
-    </w:p>
-    <w:p>
-      <w:pPr>
-        <w:rPr>
-          <w:rFonts w:ascii="Calibri" w:hAnsi="Calibri" w:cs="Calibri"/>
-          <w:sz w:val="22"/>
-          <w:szCs w:val="22"/>
-        </w:rPr>
-      </w:pPr>
-      <w:r>
-        <w:rPr>
-          <w:rFonts w:ascii="Calibri" w:hAnsi="Calibri" w:cs="Calibri"/>
-          <w:sz w:val="22"/>
-          <w:szCs w:val="22"/>
-        </w:rPr>
-        <w:tab/>
-      </w:r>
-      <w:r>
-        <w:rPr>
-          <w:rFonts w:ascii="Calibri" w:hAnsi="Calibri" w:cs="Calibri"/>
-          <w:sz w:val="22"/>
-          <w:szCs w:val="22"/>
-        </w:rPr>
-        <w:tab/>
-        <w:t xml:space="preserve">Normalize the vector using </w:t>
-      </w:r>
-      <w:proofErr w:type="spellStart"/>
-      <w:r>
-        <w:rPr>
-          <w:rFonts w:ascii="Calibri" w:hAnsi="Calibri" w:cs="Calibri"/>
-          <w:sz w:val="22"/>
-          <w:szCs w:val="22"/>
-        </w:rPr>
-        <w:t>normal.normalize</w:t>
-      </w:r>
-      <w:proofErr w:type="spellEnd"/>
-      <w:r>
-        <w:rPr>
-          <w:rFonts w:ascii="Calibri" w:hAnsi="Calibri" w:cs="Calibri"/>
-          <w:sz w:val="22"/>
-          <w:szCs w:val="22"/>
-        </w:rPr>
-        <w:t>() from pygame.math.Vector2</w:t>
-      </w:r>
-    </w:p>
-    <w:p>
-      <w:pPr>
-        <w:rPr>
-          <w:rFonts w:ascii="Calibri" w:hAnsi="Calibri" w:cs="Calibri"/>
-          <w:sz w:val="22"/>
-          <w:szCs w:val="22"/>
-        </w:rPr>
-      </w:pPr>
-      <w:r>
-        <w:rPr>
-          <w:rFonts w:ascii="Calibri" w:hAnsi="Calibri" w:cs="Calibri"/>
-          <w:sz w:val="22"/>
-          <w:szCs w:val="22"/>
-        </w:rPr>
-        <w:tab/>
-        <w:t>Return normal.</w:t>
-      </w:r>
-    </w:p>
-    <w:p>
-      <w:pPr>
-        <w:rPr>
-          <w:rFonts w:ascii="Calibri" w:hAnsi="Calibri" w:cs="Calibri"/>
-          <w:sz w:val="22"/>
-          <w:szCs w:val="22"/>
-        </w:rPr>
-      </w:pPr>
-    </w:p>
-    <w:p>
-      <w:pPr>
-        <w:rPr>
-          <w:rFonts w:ascii="Calibri" w:hAnsi="Calibri" w:cs="Calibri"/>
-          <w:sz w:val="22"/>
-          <w:szCs w:val="22"/>
-        </w:rPr>
-      </w:pPr>
-      <w:r>
-        <w:rPr>
-          <w:rFonts w:ascii="Calibri" w:hAnsi="Calibri" w:cs="Calibri"/>
-          <w:sz w:val="22"/>
-          <w:szCs w:val="22"/>
-        </w:rPr>
-        <w:t xml:space="preserve">Define </w:t>
+        <w:t xml:space="preserve">If the projection is less than the </w:t>
       </w:r>
       <w:proofErr w:type="spellStart"/>
       <w:proofErr w:type="gramStart"/>
@@ -2936,7 +3212,7 @@
           <w:sz w:val="22"/>
           <w:szCs w:val="22"/>
         </w:rPr>
-        <w:t>getProjection</w:t>
+        <w:t>minimumProjection</w:t>
       </w:r>
       <w:proofErr w:type="spellEnd"/>
       <w:proofErr w:type="gramEnd"/>
@@ -2946,7 +3222,7 @@
           <w:sz w:val="22"/>
           <w:szCs w:val="22"/>
         </w:rPr>
-        <w:t>(self, polygon, axis):</w:t>
+        <w:t>:</w:t>
       </w:r>
     </w:p>
     <w:p>
@@ -2964,7 +3240,33 @@
           <w:sz w:val="22"/>
           <w:szCs w:val="22"/>
         </w:rPr>
-        <w:t xml:space="preserve">The polygon is a list of Vector2 points. The axis is a normalized vector. The method will project every vertex of a polygon onto a single axis using the dot product of the vectors to get the orthogonal projections. Returns the minimum and maximum scalar values. </w:t>
+        <w:tab/>
+      </w:r>
+      <w:r>
+        <w:rPr>
+          <w:rFonts w:ascii="Calibri" w:hAnsi="Calibri" w:cs="Calibri"/>
+          <w:sz w:val="22"/>
+          <w:szCs w:val="22"/>
+        </w:rPr>
+        <w:tab/>
+      </w:r>
+      <w:proofErr w:type="spellStart"/>
+      <w:r>
+        <w:rPr>
+          <w:rFonts w:ascii="Calibri" w:hAnsi="Calibri" w:cs="Calibri"/>
+          <w:sz w:val="22"/>
+          <w:szCs w:val="22"/>
+        </w:rPr>
+        <w:t>minimumProjection</w:t>
+      </w:r>
+      <w:proofErr w:type="spellEnd"/>
+      <w:r>
+        <w:rPr>
+          <w:rFonts w:ascii="Calibri" w:hAnsi="Calibri" w:cs="Calibri"/>
+          <w:sz w:val="22"/>
+          <w:szCs w:val="22"/>
+        </w:rPr>
+        <w:t xml:space="preserve"> = projection</w:t>
       </w:r>
     </w:p>
     <w:p>
@@ -2982,7 +3284,8 @@
           <w:sz w:val="22"/>
           <w:szCs w:val="22"/>
         </w:rPr>
-        <w:t xml:space="preserve">Initialize </w:t>
+        <w:tab/>
+        <w:t xml:space="preserve">Elif the projection is greater than the </w:t>
       </w:r>
       <w:proofErr w:type="spellStart"/>
       <w:r>
@@ -3000,24 +3303,7 @@
           <w:sz w:val="22"/>
           <w:szCs w:val="22"/>
         </w:rPr>
-        <w:t xml:space="preserve"> as the 0</w:t>
-      </w:r>
-      <w:r>
-        <w:rPr>
-          <w:rFonts w:ascii="Calibri" w:hAnsi="Calibri" w:cs="Calibri"/>
-          <w:sz w:val="22"/>
-          <w:szCs w:val="22"/>
-          <w:vertAlign w:val="superscript"/>
-        </w:rPr>
-        <w:t>th</w:t>
-      </w:r>
-      <w:r>
-        <w:rPr>
-          <w:rFonts w:ascii="Calibri" w:hAnsi="Calibri" w:cs="Calibri"/>
-          <w:sz w:val="22"/>
-          <w:szCs w:val="22"/>
-        </w:rPr>
-        <w:t xml:space="preserve"> item in polygon dotted with the axis. </w:t>
+        <w:t>:</w:t>
       </w:r>
     </w:p>
     <w:p>
@@ -3035,7 +3321,51 @@
           <w:sz w:val="22"/>
           <w:szCs w:val="22"/>
         </w:rPr>
-        <w:t xml:space="preserve">Initialize the </w:t>
+        <w:tab/>
+      </w:r>
+      <w:r>
+        <w:rPr>
+          <w:rFonts w:ascii="Calibri" w:hAnsi="Calibri" w:cs="Calibri"/>
+          <w:sz w:val="22"/>
+          <w:szCs w:val="22"/>
+        </w:rPr>
+        <w:tab/>
+      </w:r>
+      <w:proofErr w:type="spellStart"/>
+      <w:r>
+        <w:rPr>
+          <w:rFonts w:ascii="Calibri" w:hAnsi="Calibri" w:cs="Calibri"/>
+          <w:sz w:val="22"/>
+          <w:szCs w:val="22"/>
+        </w:rPr>
+        <w:t>maximumProjection</w:t>
+      </w:r>
+      <w:proofErr w:type="spellEnd"/>
+      <w:r>
+        <w:rPr>
+          <w:rFonts w:ascii="Calibri" w:hAnsi="Calibri" w:cs="Calibri"/>
+          <w:sz w:val="22"/>
+          <w:szCs w:val="22"/>
+        </w:rPr>
+        <w:t xml:space="preserve"> = projection</w:t>
+      </w:r>
+    </w:p>
+    <w:p>
+      <w:pPr>
+        <w:ind w:left="720"/>
+        <w:rPr>
+          <w:rFonts w:ascii="Calibri" w:hAnsi="Calibri" w:cs="Calibri"/>
+          <w:sz w:val="22"/>
+          <w:szCs w:val="22"/>
+        </w:rPr>
+      </w:pPr>
+      <w:r>
+        <w:rPr>
+          <w:rFonts w:ascii="Calibri" w:hAnsi="Calibri" w:cs="Calibri"/>
+          <w:sz w:val="22"/>
+          <w:szCs w:val="22"/>
+        </w:rPr>
+        <w:t xml:space="preserve">Return </w:t>
       </w:r>
       <w:proofErr w:type="spellStart"/>
       <w:proofErr w:type="gramStart"/>
@@ -3045,7 +3375,7 @@
           <w:sz w:val="22"/>
           <w:szCs w:val="22"/>
         </w:rPr>
-        <w:t>maximumProjection</w:t>
+        <w:t>minimumProjection</w:t>
       </w:r>
       <w:proofErr w:type="spellEnd"/>
       <w:proofErr w:type="gramEnd"/>
@@ -3055,7 +3385,7 @@
           <w:sz w:val="22"/>
           <w:szCs w:val="22"/>
         </w:rPr>
-        <w:t xml:space="preserve"> as the </w:t>
+        <w:t xml:space="preserve"> and </w:t>
       </w:r>
       <w:proofErr w:type="spellStart"/>
       <w:proofErr w:type="gramStart"/>
@@ -3065,18 +3395,18 @@
           <w:sz w:val="22"/>
           <w:szCs w:val="22"/>
         </w:rPr>
-        <w:t>minimumProjection</w:t>
+        <w:t>maximumProjectio</w:t>
+      </w:r>
+      <w:r>
+        <w:rPr>
+          <w:rFonts w:ascii="Calibri" w:hAnsi="Calibri" w:cs="Calibri"/>
+          <w:sz w:val="22"/>
+          <w:szCs w:val="22"/>
+        </w:rPr>
+        <w:t>n</w:t>
       </w:r>
       <w:proofErr w:type="spellEnd"/>
       <w:proofErr w:type="gramEnd"/>
-      <w:r>
-        <w:rPr>
-          <w:rFonts w:ascii="Calibri" w:hAnsi="Calibri" w:cs="Calibri"/>
-          <w:sz w:val="22"/>
-          <w:szCs w:val="22"/>
-        </w:rPr>
-        <w:t xml:space="preserve">. Recall that we assume a collision will occur. </w:t>
-      </w:r>
     </w:p>
     <w:p>
       <w:pPr>
@@ -3087,31 +3417,6 @@
           <w:szCs w:val="22"/>
         </w:rPr>
       </w:pPr>
-      <w:r>
-        <w:rPr>
-          <w:rFonts w:ascii="Calibri" w:hAnsi="Calibri" w:cs="Calibri"/>
-          <w:sz w:val="22"/>
-          <w:szCs w:val="22"/>
-        </w:rPr>
-        <w:t>For each point in the polygon from the 1</w:t>
-      </w:r>
-      <w:r>
-        <w:rPr>
-          <w:rFonts w:ascii="Calibri" w:hAnsi="Calibri" w:cs="Calibri"/>
-          <w:sz w:val="22"/>
-          <w:szCs w:val="22"/>
-          <w:vertAlign w:val="superscript"/>
-        </w:rPr>
-        <w:t>st</w:t>
-      </w:r>
-      <w:r>
-        <w:rPr>
-          <w:rFonts w:ascii="Calibri" w:hAnsi="Calibri" w:cs="Calibri"/>
-          <w:sz w:val="22"/>
-          <w:szCs w:val="22"/>
-        </w:rPr>
-        <w:t xml:space="preserve"> entry onward:</w:t>
-      </w:r>
     </w:p>
     <w:p>
       <w:pPr>
@@ -3122,40 +3427,542 @@
           <w:szCs w:val="22"/>
         </w:rPr>
       </w:pPr>
-      <w:r>
-        <w:rPr>
-          <w:rFonts w:ascii="Calibri" w:hAnsi="Calibri" w:cs="Calibri"/>
-          <w:sz w:val="22"/>
-          <w:szCs w:val="22"/>
-        </w:rPr>
-        <w:tab/>
-      </w:r>
-      <w:r>
-        <w:rPr>
-          <w:rFonts w:ascii="Calibri" w:hAnsi="Calibri" w:cs="Calibri"/>
-          <w:sz w:val="22"/>
-          <w:szCs w:val="22"/>
-        </w:rPr>
-        <w:t xml:space="preserve">The projection is the point dotted with the axis. </w:t>
-      </w:r>
-    </w:p>
-    <w:p>
-      <w:pPr>
-        <w:ind w:left="720"/>
-        <w:rPr>
-          <w:rFonts w:ascii="Calibri" w:hAnsi="Calibri" w:cs="Calibri"/>
-          <w:sz w:val="22"/>
-          <w:szCs w:val="22"/>
-        </w:rPr>
-      </w:pPr>
-      <w:r>
-        <w:rPr>
-          <w:rFonts w:ascii="Calibri" w:hAnsi="Calibri" w:cs="Calibri"/>
-          <w:sz w:val="22"/>
-          <w:szCs w:val="22"/>
-        </w:rPr>
-        <w:tab/>
-        <w:t xml:space="preserve">If the projection is less than the </w:t>
+    </w:p>
+    <w:p>
+      <w:pPr>
+        <w:rPr>
+          <w:rFonts w:ascii="Calibri" w:hAnsi="Calibri" w:cs="Calibri"/>
+          <w:b/>
+          <w:bCs/>
+          <w:sz w:val="22"/>
+          <w:szCs w:val="22"/>
+        </w:rPr>
+      </w:pPr>
+      <w:r>
+        <w:rPr>
+          <w:rFonts w:ascii="Calibri" w:hAnsi="Calibri" w:cs="Calibri"/>
+          <w:b/>
+          <w:bCs/>
+          <w:sz w:val="22"/>
+          <w:szCs w:val="22"/>
+        </w:rPr>
+        <w:lastRenderedPageBreak/>
+        <w:t>Note on Defining Hitbox Size and Offset</w:t>
+      </w:r>
+      <w:r>
+        <w:rPr>
+          <w:rFonts w:ascii="Calibri" w:hAnsi="Calibri" w:cs="Calibri"/>
+          <w:b/>
+          <w:bCs/>
+          <w:sz w:val="22"/>
+          <w:szCs w:val="22"/>
+        </w:rPr>
+        <w:t xml:space="preserve"> </w:t>
+      </w:r>
+    </w:p>
+    <w:p>
+      <w:pPr>
+        <w:rPr>
+          <w:rFonts w:ascii="Calibri" w:hAnsi="Calibri" w:cs="Calibri"/>
+          <w:sz w:val="22"/>
+          <w:szCs w:val="22"/>
+        </w:rPr>
+      </w:pPr>
+      <w:r>
+        <w:rPr>
+          <w:rFonts w:ascii="Calibri" w:hAnsi="Calibri" w:cs="Calibri"/>
+          <w:sz w:val="22"/>
+          <w:szCs w:val="22"/>
+        </w:rPr>
+        <w:t>In General:</w:t>
+      </w:r>
+    </w:p>
+    <w:p>
+      <w:pPr>
+        <w:pStyle w:val="ListParagraph"/>
+        <w:numPr>
+          <w:ilvl w:val="0"/>
+          <w:numId w:val="10"/>
+        </w:numPr>
+        <w:rPr>
+          <w:rFonts w:ascii="Calibri" w:hAnsi="Calibri" w:cs="Calibri"/>
+          <w:sz w:val="22"/>
+          <w:szCs w:val="22"/>
+        </w:rPr>
+      </w:pPr>
+      <w:r>
+        <w:rPr>
+          <w:rFonts w:ascii="Calibri" w:hAnsi="Calibri" w:cs="Calibri"/>
+          <w:sz w:val="22"/>
+          <w:szCs w:val="22"/>
+        </w:rPr>
+        <w:t>The image is what the player sees.</w:t>
+      </w:r>
+      <w:r>
+        <w:rPr>
+          <w:rFonts w:ascii="Calibri" w:hAnsi="Calibri" w:cs="Calibri"/>
+          <w:sz w:val="22"/>
+          <w:szCs w:val="22"/>
+        </w:rPr>
+        <w:t xml:space="preserve"> The hitbox is the math. </w:t>
+      </w:r>
+    </w:p>
+    <w:p>
+      <w:pPr>
+        <w:pStyle w:val="ListParagraph"/>
+        <w:numPr>
+          <w:ilvl w:val="0"/>
+          <w:numId w:val="10"/>
+        </w:numPr>
+        <w:rPr>
+          <w:rFonts w:ascii="Calibri" w:hAnsi="Calibri" w:cs="Calibri"/>
+          <w:sz w:val="22"/>
+          <w:szCs w:val="22"/>
+        </w:rPr>
+      </w:pPr>
+      <w:r>
+        <w:rPr>
+          <w:rFonts w:ascii="Calibri" w:hAnsi="Calibri" w:cs="Calibri"/>
+          <w:sz w:val="22"/>
+          <w:szCs w:val="22"/>
+        </w:rPr>
+        <w:t xml:space="preserve">When we are creating games, we look at the sprite as a costume to build our game reality. The hitbox is the skeleton that allows us to do math and create something cool. </w:t>
+      </w:r>
+    </w:p>
+    <w:p>
+      <w:pPr>
+        <w:pStyle w:val="ListParagraph"/>
+        <w:numPr>
+          <w:ilvl w:val="0"/>
+          <w:numId w:val="10"/>
+        </w:numPr>
+        <w:rPr>
+          <w:rFonts w:ascii="Calibri" w:hAnsi="Calibri" w:cs="Calibri"/>
+          <w:sz w:val="22"/>
+          <w:szCs w:val="22"/>
+        </w:rPr>
+      </w:pPr>
+      <w:r>
+        <w:rPr>
+          <w:rFonts w:ascii="Calibri" w:hAnsi="Calibri" w:cs="Calibri"/>
+          <w:sz w:val="22"/>
+          <w:szCs w:val="22"/>
+        </w:rPr>
+        <w:t>The hitbox should match the meaningful parts of an object.</w:t>
+      </w:r>
+    </w:p>
+    <w:p>
+      <w:pPr>
+        <w:rPr>
+          <w:rFonts w:ascii="Calibri" w:hAnsi="Calibri" w:cs="Calibri"/>
+          <w:sz w:val="22"/>
+          <w:szCs w:val="22"/>
+        </w:rPr>
+      </w:pPr>
+      <w:r>
+        <w:rPr>
+          <w:rFonts w:ascii="Calibri" w:hAnsi="Calibri" w:cs="Calibri"/>
+          <w:sz w:val="22"/>
+          <w:szCs w:val="22"/>
+        </w:rPr>
+        <w:t>People</w:t>
+      </w:r>
+    </w:p>
+    <w:p>
+      <w:pPr>
+        <w:pStyle w:val="ListParagraph"/>
+        <w:numPr>
+          <w:ilvl w:val="0"/>
+          <w:numId w:val="3"/>
+        </w:numPr>
+        <w:rPr>
+          <w:rFonts w:ascii="Calibri" w:hAnsi="Calibri" w:cs="Calibri"/>
+          <w:sz w:val="22"/>
+          <w:szCs w:val="22"/>
+        </w:rPr>
+      </w:pPr>
+      <w:r>
+        <w:rPr>
+          <w:rFonts w:ascii="Calibri" w:hAnsi="Calibri" w:cs="Calibri"/>
+          <w:sz w:val="22"/>
+          <w:szCs w:val="22"/>
+        </w:rPr>
+        <w:t xml:space="preserve">We want the collision to occur near the feet or torso. Very rarely will we need a collision near the head. </w:t>
+      </w:r>
+    </w:p>
+    <w:p>
+      <w:pPr>
+        <w:pStyle w:val="ListParagraph"/>
+        <w:numPr>
+          <w:ilvl w:val="0"/>
+          <w:numId w:val="3"/>
+        </w:numPr>
+        <w:rPr>
+          <w:rFonts w:ascii="Calibri" w:hAnsi="Calibri" w:cs="Calibri"/>
+          <w:sz w:val="22"/>
+          <w:szCs w:val="22"/>
+        </w:rPr>
+      </w:pPr>
+      <w:r>
+        <w:rPr>
+          <w:rFonts w:ascii="Calibri" w:hAnsi="Calibri" w:cs="Calibri"/>
+          <w:sz w:val="22"/>
+          <w:szCs w:val="22"/>
+        </w:rPr>
+        <w:t>The hitbox should have a smaller height and larger</w:t>
+      </w:r>
+      <w:r>
+        <w:rPr>
+          <w:rFonts w:ascii="Calibri" w:hAnsi="Calibri" w:cs="Calibri"/>
+          <w:sz w:val="22"/>
+          <w:szCs w:val="22"/>
+        </w:rPr>
+        <w:t xml:space="preserve"> downward offset.</w:t>
+      </w:r>
+    </w:p>
+    <w:p>
+      <w:pPr>
+        <w:pStyle w:val="ListParagraph"/>
+        <w:numPr>
+          <w:ilvl w:val="1"/>
+          <w:numId w:val="3"/>
+        </w:numPr>
+        <w:rPr>
+          <w:rFonts w:ascii="Calibri" w:hAnsi="Calibri" w:cs="Calibri"/>
+          <w:sz w:val="22"/>
+          <w:szCs w:val="22"/>
+        </w:rPr>
+      </w:pPr>
+      <w:r>
+        <w:rPr>
+          <w:rFonts w:ascii="Calibri" w:hAnsi="Calibri" w:cs="Calibri"/>
+          <w:sz w:val="22"/>
+          <w:szCs w:val="22"/>
+        </w:rPr>
+        <w:t>Want collision nearer to the feet</w:t>
+      </w:r>
+    </w:p>
+    <w:p>
+      <w:pPr>
+        <w:pStyle w:val="ListParagraph"/>
+        <w:numPr>
+          <w:ilvl w:val="0"/>
+          <w:numId w:val="3"/>
+        </w:numPr>
+        <w:rPr>
+          <w:rFonts w:ascii="Calibri" w:hAnsi="Calibri" w:cs="Calibri"/>
+          <w:sz w:val="22"/>
+          <w:szCs w:val="22"/>
+        </w:rPr>
+      </w:pPr>
+      <w:r>
+        <w:rPr>
+          <w:rFonts w:ascii="Calibri" w:hAnsi="Calibri" w:cs="Calibri"/>
+          <w:sz w:val="22"/>
+          <w:szCs w:val="22"/>
+        </w:rPr>
+        <w:t xml:space="preserve">Try: </w:t>
+      </w:r>
+    </w:p>
+    <w:p>
+      <w:pPr>
+        <w:ind w:left="1440"/>
+        <w:rPr>
+          <w:rFonts w:ascii="Calibri" w:hAnsi="Calibri" w:cs="Calibri"/>
+          <w:sz w:val="22"/>
+          <w:szCs w:val="22"/>
+        </w:rPr>
+      </w:pPr>
+      <w:proofErr w:type="spellStart"/>
+      <w:r>
+        <w:rPr>
+          <w:rFonts w:ascii="Calibri" w:hAnsi="Calibri" w:cs="Calibri"/>
+          <w:sz w:val="22"/>
+          <w:szCs w:val="22"/>
+        </w:rPr>
+        <w:t>hitboxSize</w:t>
+      </w:r>
+      <w:proofErr w:type="spellEnd"/>
+      <w:r>
+        <w:rPr>
+          <w:rFonts w:ascii="Calibri" w:hAnsi="Calibri" w:cs="Calibri"/>
+          <w:sz w:val="22"/>
+          <w:szCs w:val="22"/>
+        </w:rPr>
+        <w:t xml:space="preserve"> = (20, 14)</w:t>
+      </w:r>
+    </w:p>
+    <w:p>
+      <w:pPr>
+        <w:ind w:left="1440"/>
+        <w:rPr>
+          <w:rFonts w:ascii="Calibri" w:hAnsi="Calibri" w:cs="Calibri"/>
+          <w:sz w:val="22"/>
+          <w:szCs w:val="22"/>
+        </w:rPr>
+      </w:pPr>
+      <w:proofErr w:type="spellStart"/>
+      <w:r>
+        <w:rPr>
+          <w:rFonts w:ascii="Calibri" w:hAnsi="Calibri" w:cs="Calibri"/>
+          <w:sz w:val="22"/>
+          <w:szCs w:val="22"/>
+        </w:rPr>
+        <w:t>hitboxOffset</w:t>
+      </w:r>
+      <w:proofErr w:type="spellEnd"/>
+      <w:r>
+        <w:rPr>
+          <w:rFonts w:ascii="Calibri" w:hAnsi="Calibri" w:cs="Calibri"/>
+          <w:sz w:val="22"/>
+          <w:szCs w:val="22"/>
+        </w:rPr>
+        <w:t xml:space="preserve"> = (0, 22)</w:t>
+      </w:r>
+    </w:p>
+    <w:p>
+      <w:pPr>
+        <w:pStyle w:val="ListParagraph"/>
+        <w:numPr>
+          <w:ilvl w:val="0"/>
+          <w:numId w:val="3"/>
+        </w:numPr>
+        <w:rPr>
+          <w:rFonts w:ascii="Calibri" w:hAnsi="Calibri" w:cs="Calibri"/>
+          <w:sz w:val="22"/>
+          <w:szCs w:val="22"/>
+        </w:rPr>
+      </w:pPr>
+      <w:r>
+        <w:rPr>
+          <w:rFonts w:ascii="Calibri" w:hAnsi="Calibri" w:cs="Calibri"/>
+          <w:sz w:val="22"/>
+          <w:szCs w:val="22"/>
+        </w:rPr>
+        <w:t>For fine-tuning, adjust +/- 2</w:t>
+      </w:r>
+    </w:p>
+    <w:p>
+      <w:pPr>
+        <w:rPr>
+          <w:rFonts w:ascii="Calibri" w:hAnsi="Calibri" w:cs="Calibri"/>
+          <w:sz w:val="22"/>
+          <w:szCs w:val="22"/>
+        </w:rPr>
+      </w:pPr>
+      <w:r>
+        <w:rPr>
+          <w:rFonts w:ascii="Calibri" w:hAnsi="Calibri" w:cs="Calibri"/>
+          <w:sz w:val="22"/>
+          <w:szCs w:val="22"/>
+        </w:rPr>
+        <w:t>Cars/Vehicles</w:t>
+      </w:r>
+    </w:p>
+    <w:p>
+      <w:pPr>
+        <w:pStyle w:val="ListParagraph"/>
+        <w:numPr>
+          <w:ilvl w:val="0"/>
+          <w:numId w:val="4"/>
+        </w:numPr>
+        <w:rPr>
+          <w:rFonts w:ascii="Calibri" w:hAnsi="Calibri" w:cs="Calibri"/>
+          <w:sz w:val="22"/>
+          <w:szCs w:val="22"/>
+        </w:rPr>
+      </w:pPr>
+      <w:r>
+        <w:rPr>
+          <w:rFonts w:ascii="Calibri" w:hAnsi="Calibri" w:cs="Calibri"/>
+          <w:sz w:val="22"/>
+          <w:szCs w:val="22"/>
+        </w:rPr>
+        <w:t>We want the collisions to occur more towards the body not the mirrors</w:t>
+      </w:r>
+      <w:r>
+        <w:rPr>
+          <w:rFonts w:ascii="Calibri" w:hAnsi="Calibri" w:cs="Calibri"/>
+          <w:sz w:val="22"/>
+          <w:szCs w:val="22"/>
+        </w:rPr>
+        <w:t xml:space="preserve"> or decorative edges</w:t>
+      </w:r>
+    </w:p>
+    <w:p>
+      <w:pPr>
+        <w:pStyle w:val="ListParagraph"/>
+        <w:numPr>
+          <w:ilvl w:val="0"/>
+          <w:numId w:val="4"/>
+        </w:numPr>
+        <w:rPr>
+          <w:rFonts w:ascii="Calibri" w:hAnsi="Calibri" w:cs="Calibri"/>
+          <w:sz w:val="22"/>
+          <w:szCs w:val="22"/>
+        </w:rPr>
+      </w:pPr>
+      <w:r>
+        <w:rPr>
+          <w:rFonts w:ascii="Calibri" w:hAnsi="Calibri" w:cs="Calibri"/>
+          <w:sz w:val="22"/>
+          <w:szCs w:val="22"/>
+        </w:rPr>
+        <w:t>Focus on width rather than height</w:t>
+      </w:r>
+      <w:r>
+        <w:rPr>
+          <w:rFonts w:ascii="Calibri" w:hAnsi="Calibri" w:cs="Calibri"/>
+          <w:sz w:val="22"/>
+          <w:szCs w:val="22"/>
+        </w:rPr>
+        <w:t>.</w:t>
+      </w:r>
+    </w:p>
+    <w:p>
+      <w:pPr>
+        <w:pStyle w:val="ListParagraph"/>
+        <w:numPr>
+          <w:ilvl w:val="0"/>
+          <w:numId w:val="4"/>
+        </w:numPr>
+        <w:rPr>
+          <w:rFonts w:ascii="Calibri" w:hAnsi="Calibri" w:cs="Calibri"/>
+          <w:sz w:val="22"/>
+          <w:szCs w:val="22"/>
+        </w:rPr>
+      </w:pPr>
+      <w:r>
+        <w:rPr>
+          <w:rFonts w:ascii="Calibri" w:hAnsi="Calibri" w:cs="Calibri"/>
+          <w:sz w:val="22"/>
+          <w:szCs w:val="22"/>
+        </w:rPr>
+        <w:t xml:space="preserve">The hitbox should usually match the shape of the car as closely as possible. </w:t>
+      </w:r>
+    </w:p>
+    <w:p>
+      <w:pPr>
+        <w:pStyle w:val="ListParagraph"/>
+        <w:numPr>
+          <w:ilvl w:val="0"/>
+          <w:numId w:val="4"/>
+        </w:numPr>
+        <w:rPr>
+          <w:rFonts w:ascii="Calibri" w:hAnsi="Calibri" w:cs="Calibri"/>
+          <w:sz w:val="22"/>
+          <w:szCs w:val="22"/>
+        </w:rPr>
+      </w:pPr>
+      <w:r>
+        <w:rPr>
+          <w:rFonts w:ascii="Calibri" w:hAnsi="Calibri" w:cs="Calibri"/>
+          <w:sz w:val="22"/>
+          <w:szCs w:val="22"/>
+        </w:rPr>
+        <w:t>Try:</w:t>
+      </w:r>
+    </w:p>
+    <w:p>
+      <w:pPr>
+        <w:pStyle w:val="ListParagraph"/>
+        <w:ind w:left="1440"/>
+        <w:rPr>
+          <w:rFonts w:ascii="Calibri" w:hAnsi="Calibri" w:cs="Calibri"/>
+          <w:sz w:val="22"/>
+          <w:szCs w:val="22"/>
+        </w:rPr>
+      </w:pPr>
+      <w:proofErr w:type="spellStart"/>
+      <w:r>
+        <w:rPr>
+          <w:rFonts w:ascii="Calibri" w:hAnsi="Calibri" w:cs="Calibri"/>
+          <w:sz w:val="22"/>
+          <w:szCs w:val="22"/>
+        </w:rPr>
+        <w:t>hitboxSize</w:t>
+      </w:r>
+      <w:proofErr w:type="spellEnd"/>
+      <w:r>
+        <w:rPr>
+          <w:rFonts w:ascii="Calibri" w:hAnsi="Calibri" w:cs="Calibri"/>
+          <w:sz w:val="22"/>
+          <w:szCs w:val="22"/>
+        </w:rPr>
+        <w:t xml:space="preserve"> = (80, 40)</w:t>
+      </w:r>
+    </w:p>
+    <w:p>
+      <w:pPr>
+        <w:pStyle w:val="ListParagraph"/>
+        <w:ind w:left="1440"/>
+        <w:rPr>
+          <w:rFonts w:ascii="Calibri" w:hAnsi="Calibri" w:cs="Calibri"/>
+          <w:sz w:val="22"/>
+          <w:szCs w:val="22"/>
+        </w:rPr>
+      </w:pPr>
+      <w:proofErr w:type="spellStart"/>
+      <w:r>
+        <w:rPr>
+          <w:rFonts w:ascii="Calibri" w:hAnsi="Calibri" w:cs="Calibri"/>
+          <w:sz w:val="22"/>
+          <w:szCs w:val="22"/>
+        </w:rPr>
+        <w:t>hitboxOffset</w:t>
+      </w:r>
+      <w:proofErr w:type="spellEnd"/>
+      <w:r>
+        <w:rPr>
+          <w:rFonts w:ascii="Calibri" w:hAnsi="Calibri" w:cs="Calibri"/>
+          <w:sz w:val="22"/>
+          <w:szCs w:val="22"/>
+        </w:rPr>
+        <w:t xml:space="preserve"> = (0, 0)</w:t>
+      </w:r>
+    </w:p>
+    <w:p>
+      <w:pPr>
+        <w:pStyle w:val="ListParagraph"/>
+        <w:numPr>
+          <w:ilvl w:val="0"/>
+          <w:numId w:val="4"/>
+        </w:numPr>
+        <w:rPr>
+          <w:rFonts w:ascii="Calibri" w:hAnsi="Calibri" w:cs="Calibri"/>
+          <w:sz w:val="22"/>
+          <w:szCs w:val="22"/>
+        </w:rPr>
+      </w:pPr>
+      <w:r>
+        <w:rPr>
+          <w:rFonts w:ascii="Calibri" w:hAnsi="Calibri" w:cs="Calibri"/>
+          <w:sz w:val="22"/>
+          <w:szCs w:val="22"/>
+        </w:rPr>
+        <w:t xml:space="preserve">For fine-tuning: </w:t>
+      </w:r>
+    </w:p>
+    <w:p>
+      <w:pPr>
+        <w:pStyle w:val="ListParagraph"/>
+        <w:numPr>
+          <w:ilvl w:val="1"/>
+          <w:numId w:val="4"/>
+        </w:numPr>
+        <w:rPr>
+          <w:rFonts w:ascii="Calibri" w:hAnsi="Calibri" w:cs="Calibri"/>
+          <w:sz w:val="22"/>
+          <w:szCs w:val="22"/>
+        </w:rPr>
+      </w:pPr>
+      <w:r>
+        <w:rPr>
+          <w:rFonts w:ascii="Calibri" w:hAnsi="Calibri" w:cs="Calibri"/>
+          <w:sz w:val="22"/>
+          <w:szCs w:val="22"/>
+        </w:rPr>
+        <w:t xml:space="preserve">If the collision feels too early, reduce width of </w:t>
       </w:r>
       <w:proofErr w:type="spellStart"/>
       <w:proofErr w:type="gramStart"/>
@@ -3165,7 +3972,7 @@
           <w:sz w:val="22"/>
           <w:szCs w:val="22"/>
         </w:rPr>
-        <w:t>minimumProjection</w:t>
+        <w:t>hitboxSize</w:t>
       </w:r>
       <w:proofErr w:type="spellEnd"/>
       <w:proofErr w:type="gramEnd"/>
@@ -3175,150 +3982,37 @@
           <w:sz w:val="22"/>
           <w:szCs w:val="22"/>
         </w:rPr>
-        <w:t>:</w:t>
-      </w:r>
-    </w:p>
-    <w:p>
-      <w:pPr>
-        <w:ind w:left="720"/>
-        <w:rPr>
-          <w:rFonts w:ascii="Calibri" w:hAnsi="Calibri" w:cs="Calibri"/>
-          <w:sz w:val="22"/>
-          <w:szCs w:val="22"/>
-        </w:rPr>
-      </w:pPr>
-      <w:r>
-        <w:rPr>
-          <w:rFonts w:ascii="Calibri" w:hAnsi="Calibri" w:cs="Calibri"/>
-          <w:sz w:val="22"/>
-          <w:szCs w:val="22"/>
-        </w:rPr>
-        <w:tab/>
-      </w:r>
-      <w:r>
-        <w:rPr>
-          <w:rFonts w:ascii="Calibri" w:hAnsi="Calibri" w:cs="Calibri"/>
-          <w:sz w:val="22"/>
-          <w:szCs w:val="22"/>
-        </w:rPr>
-        <w:tab/>
-      </w:r>
-      <w:proofErr w:type="spellStart"/>
-      <w:r>
-        <w:rPr>
-          <w:rFonts w:ascii="Calibri" w:hAnsi="Calibri" w:cs="Calibri"/>
-          <w:sz w:val="22"/>
-          <w:szCs w:val="22"/>
-        </w:rPr>
-        <w:t>minimumProjection</w:t>
-      </w:r>
-      <w:proofErr w:type="spellEnd"/>
-      <w:r>
-        <w:rPr>
-          <w:rFonts w:ascii="Calibri" w:hAnsi="Calibri" w:cs="Calibri"/>
-          <w:sz w:val="22"/>
-          <w:szCs w:val="22"/>
-        </w:rPr>
-        <w:t xml:space="preserve"> = projection</w:t>
-      </w:r>
-    </w:p>
-    <w:p>
-      <w:pPr>
-        <w:ind w:left="720"/>
-        <w:rPr>
-          <w:rFonts w:ascii="Calibri" w:hAnsi="Calibri" w:cs="Calibri"/>
-          <w:sz w:val="22"/>
-          <w:szCs w:val="22"/>
-        </w:rPr>
-      </w:pPr>
-      <w:r>
-        <w:rPr>
-          <w:rFonts w:ascii="Calibri" w:hAnsi="Calibri" w:cs="Calibri"/>
-          <w:sz w:val="22"/>
-          <w:szCs w:val="22"/>
-        </w:rPr>
-        <w:tab/>
-        <w:t xml:space="preserve">Elif the projection is greater than the </w:t>
-      </w:r>
-      <w:proofErr w:type="spellStart"/>
-      <w:r>
-        <w:rPr>
-          <w:rFonts w:ascii="Calibri" w:hAnsi="Calibri" w:cs="Calibri"/>
-          <w:sz w:val="22"/>
-          <w:szCs w:val="22"/>
-        </w:rPr>
-        <w:t>maximumProjection</w:t>
-      </w:r>
-      <w:proofErr w:type="spellEnd"/>
-      <w:r>
-        <w:rPr>
-          <w:rFonts w:ascii="Calibri" w:hAnsi="Calibri" w:cs="Calibri"/>
-          <w:sz w:val="22"/>
-          <w:szCs w:val="22"/>
-        </w:rPr>
-        <w:t>:</w:t>
-      </w:r>
-    </w:p>
-    <w:p>
-      <w:pPr>
-        <w:ind w:left="720"/>
-        <w:rPr>
-          <w:rFonts w:ascii="Calibri" w:hAnsi="Calibri" w:cs="Calibri"/>
-          <w:sz w:val="22"/>
-          <w:szCs w:val="22"/>
-        </w:rPr>
-      </w:pPr>
-      <w:r>
-        <w:rPr>
-          <w:rFonts w:ascii="Calibri" w:hAnsi="Calibri" w:cs="Calibri"/>
-          <w:sz w:val="22"/>
-          <w:szCs w:val="22"/>
-        </w:rPr>
-        <w:tab/>
-      </w:r>
-      <w:r>
-        <w:rPr>
-          <w:rFonts w:ascii="Calibri" w:hAnsi="Calibri" w:cs="Calibri"/>
-          <w:sz w:val="22"/>
-          <w:szCs w:val="22"/>
-        </w:rPr>
-        <w:tab/>
-      </w:r>
-      <w:proofErr w:type="spellStart"/>
-      <w:r>
-        <w:rPr>
-          <w:rFonts w:ascii="Calibri" w:hAnsi="Calibri" w:cs="Calibri"/>
-          <w:sz w:val="22"/>
-          <w:szCs w:val="22"/>
-        </w:rPr>
-        <w:t>maximumProjection</w:t>
-      </w:r>
-      <w:proofErr w:type="spellEnd"/>
-      <w:r>
-        <w:rPr>
-          <w:rFonts w:ascii="Calibri" w:hAnsi="Calibri" w:cs="Calibri"/>
-          <w:sz w:val="22"/>
-          <w:szCs w:val="22"/>
-        </w:rPr>
-        <w:t xml:space="preserve"> = projection</w:t>
-      </w:r>
-    </w:p>
-    <w:p>
-      <w:pPr>
-        <w:ind w:left="720"/>
-        <w:rPr>
-          <w:rFonts w:ascii="Calibri" w:hAnsi="Calibri" w:cs="Calibri"/>
-          <w:sz w:val="22"/>
-          <w:szCs w:val="22"/>
-        </w:rPr>
-      </w:pPr>
-      <w:r>
-        <w:rPr>
-          <w:rFonts w:ascii="Calibri" w:hAnsi="Calibri" w:cs="Calibri"/>
-          <w:sz w:val="22"/>
-          <w:szCs w:val="22"/>
-        </w:rPr>
-        <w:t xml:space="preserve">Return </w:t>
+        <w:t xml:space="preserve"> by 2-4</w:t>
+      </w:r>
+    </w:p>
+    <w:p>
+      <w:pPr>
+        <w:pStyle w:val="ListParagraph"/>
+        <w:numPr>
+          <w:ilvl w:val="1"/>
+          <w:numId w:val="4"/>
+        </w:numPr>
+        <w:rPr>
+          <w:rFonts w:ascii="Calibri" w:hAnsi="Calibri" w:cs="Calibri"/>
+          <w:sz w:val="22"/>
+          <w:szCs w:val="22"/>
+        </w:rPr>
+      </w:pPr>
+      <w:r>
+        <w:rPr>
+          <w:rFonts w:ascii="Calibri" w:hAnsi="Calibri" w:cs="Calibri"/>
+          <w:sz w:val="22"/>
+          <w:szCs w:val="22"/>
+        </w:rPr>
+        <w:t>If the collision feels too late, increase width</w:t>
+      </w:r>
+      <w:r>
+        <w:rPr>
+          <w:rFonts w:ascii="Calibri" w:hAnsi="Calibri" w:cs="Calibri"/>
+          <w:sz w:val="22"/>
+          <w:szCs w:val="22"/>
+        </w:rPr>
+        <w:t xml:space="preserve"> of </w:t>
       </w:r>
       <w:proofErr w:type="spellStart"/>
       <w:proofErr w:type="gramStart"/>
@@ -3328,7 +4022,7 @@
           <w:sz w:val="22"/>
           <w:szCs w:val="22"/>
         </w:rPr>
-        <w:t>minimumProjection</w:t>
+        <w:t>hitboxSize</w:t>
       </w:r>
       <w:proofErr w:type="spellEnd"/>
       <w:proofErr w:type="gramEnd"/>
@@ -3338,8 +4032,218 @@
           <w:sz w:val="22"/>
           <w:szCs w:val="22"/>
         </w:rPr>
-        <w:t xml:space="preserve"> and </w:t>
-      </w:r>
+        <w:t xml:space="preserve"> by 2-4.</w:t>
+      </w:r>
+    </w:p>
+    <w:p>
+      <w:pPr>
+        <w:pStyle w:val="ListParagraph"/>
+        <w:numPr>
+          <w:ilvl w:val="1"/>
+          <w:numId w:val="4"/>
+        </w:numPr>
+        <w:rPr>
+          <w:rFonts w:ascii="Calibri" w:hAnsi="Calibri" w:cs="Calibri"/>
+          <w:sz w:val="22"/>
+          <w:szCs w:val="22"/>
+        </w:rPr>
+      </w:pPr>
+      <w:r>
+        <w:rPr>
+          <w:rFonts w:ascii="Calibri" w:hAnsi="Calibri" w:cs="Calibri"/>
+          <w:sz w:val="22"/>
+          <w:szCs w:val="22"/>
+        </w:rPr>
+        <w:t>Adjust +/- 2 each time</w:t>
+      </w:r>
+    </w:p>
+    <w:p>
+      <w:pPr>
+        <w:rPr>
+          <w:rFonts w:ascii="Calibri" w:hAnsi="Calibri" w:cs="Calibri"/>
+          <w:sz w:val="22"/>
+          <w:szCs w:val="22"/>
+        </w:rPr>
+      </w:pPr>
+    </w:p>
+    <w:p>
+      <w:pPr>
+        <w:rPr>
+          <w:rFonts w:ascii="Calibri" w:hAnsi="Calibri" w:cs="Calibri"/>
+          <w:sz w:val="22"/>
+          <w:szCs w:val="22"/>
+        </w:rPr>
+      </w:pPr>
+    </w:p>
+    <w:p>
+      <w:pPr>
+        <w:rPr>
+          <w:rFonts w:ascii="Calibri" w:hAnsi="Calibri" w:cs="Calibri"/>
+          <w:sz w:val="22"/>
+          <w:szCs w:val="22"/>
+        </w:rPr>
+      </w:pPr>
+    </w:p>
+    <w:p>
+      <w:pPr>
+        <w:rPr>
+          <w:rFonts w:ascii="Calibri" w:hAnsi="Calibri" w:cs="Calibri"/>
+          <w:sz w:val="22"/>
+          <w:szCs w:val="22"/>
+        </w:rPr>
+      </w:pPr>
+    </w:p>
+    <w:p>
+      <w:pPr>
+        <w:rPr>
+          <w:rFonts w:ascii="Calibri" w:hAnsi="Calibri" w:cs="Calibri"/>
+          <w:sz w:val="22"/>
+          <w:szCs w:val="22"/>
+        </w:rPr>
+      </w:pPr>
+    </w:p>
+    <w:p>
+      <w:pPr>
+        <w:rPr>
+          <w:rFonts w:ascii="Calibri" w:hAnsi="Calibri" w:cs="Calibri"/>
+          <w:sz w:val="22"/>
+          <w:szCs w:val="22"/>
+        </w:rPr>
+      </w:pPr>
+    </w:p>
+    <w:p>
+      <w:pPr>
+        <w:rPr>
+          <w:rFonts w:ascii="Calibri" w:hAnsi="Calibri" w:cs="Calibri"/>
+          <w:sz w:val="22"/>
+          <w:szCs w:val="22"/>
+        </w:rPr>
+      </w:pPr>
+    </w:p>
+    <w:p>
+      <w:pPr>
+        <w:rPr>
+          <w:rFonts w:ascii="Calibri" w:hAnsi="Calibri" w:cs="Calibri"/>
+          <w:sz w:val="22"/>
+          <w:szCs w:val="22"/>
+        </w:rPr>
+      </w:pPr>
+      <w:r>
+        <w:rPr>
+          <w:rFonts w:ascii="Calibri" w:hAnsi="Calibri" w:cs="Calibri"/>
+          <w:sz w:val="22"/>
+          <w:szCs w:val="22"/>
+        </w:rPr>
+        <w:lastRenderedPageBreak/>
+        <w:t>Trees/Plants</w:t>
+      </w:r>
+    </w:p>
+    <w:p>
+      <w:pPr>
+        <w:pStyle w:val="ListParagraph"/>
+        <w:numPr>
+          <w:ilvl w:val="0"/>
+          <w:numId w:val="5"/>
+        </w:numPr>
+        <w:rPr>
+          <w:rFonts w:ascii="Calibri" w:hAnsi="Calibri" w:cs="Calibri"/>
+          <w:sz w:val="22"/>
+          <w:szCs w:val="22"/>
+        </w:rPr>
+      </w:pPr>
+      <w:r>
+        <w:rPr>
+          <w:rFonts w:ascii="Calibri" w:hAnsi="Calibri" w:cs="Calibri"/>
+          <w:sz w:val="22"/>
+          <w:szCs w:val="22"/>
+        </w:rPr>
+        <w:t>We want the collisions to occur nearer to the trunk, not the leaves or canopy.</w:t>
+      </w:r>
+    </w:p>
+    <w:p>
+      <w:pPr>
+        <w:pStyle w:val="ListParagraph"/>
+        <w:numPr>
+          <w:ilvl w:val="0"/>
+          <w:numId w:val="5"/>
+        </w:numPr>
+        <w:rPr>
+          <w:rFonts w:ascii="Calibri" w:hAnsi="Calibri" w:cs="Calibri"/>
+          <w:sz w:val="22"/>
+          <w:szCs w:val="22"/>
+        </w:rPr>
+      </w:pPr>
+      <w:r>
+        <w:rPr>
+          <w:rFonts w:ascii="Calibri" w:hAnsi="Calibri" w:cs="Calibri"/>
+          <w:sz w:val="22"/>
+          <w:szCs w:val="22"/>
+        </w:rPr>
+        <w:t>Hitbox should be narrow and located at the base</w:t>
+      </w:r>
+      <w:r>
+        <w:rPr>
+          <w:rFonts w:ascii="Calibri" w:hAnsi="Calibri" w:cs="Calibri"/>
+          <w:sz w:val="22"/>
+          <w:szCs w:val="22"/>
+        </w:rPr>
+        <w:t>.</w:t>
+      </w:r>
+    </w:p>
+    <w:p>
+      <w:pPr>
+        <w:pStyle w:val="ListParagraph"/>
+        <w:numPr>
+          <w:ilvl w:val="0"/>
+          <w:numId w:val="5"/>
+        </w:numPr>
+        <w:rPr>
+          <w:rFonts w:ascii="Calibri" w:hAnsi="Calibri" w:cs="Calibri"/>
+          <w:sz w:val="22"/>
+          <w:szCs w:val="22"/>
+        </w:rPr>
+      </w:pPr>
+      <w:r>
+        <w:rPr>
+          <w:rFonts w:ascii="Calibri" w:hAnsi="Calibri" w:cs="Calibri"/>
+          <w:sz w:val="22"/>
+          <w:szCs w:val="22"/>
+        </w:rPr>
+        <w:t>The offset moves the hitbox downward towards the trunk.</w:t>
+      </w:r>
+    </w:p>
+    <w:p>
+      <w:pPr>
+        <w:pStyle w:val="ListParagraph"/>
+        <w:numPr>
+          <w:ilvl w:val="0"/>
+          <w:numId w:val="5"/>
+        </w:numPr>
+        <w:rPr>
+          <w:rFonts w:ascii="Calibri" w:hAnsi="Calibri" w:cs="Calibri"/>
+          <w:sz w:val="22"/>
+          <w:szCs w:val="22"/>
+        </w:rPr>
+      </w:pPr>
+      <w:r>
+        <w:rPr>
+          <w:rFonts w:ascii="Calibri" w:hAnsi="Calibri" w:cs="Calibri"/>
+          <w:sz w:val="22"/>
+          <w:szCs w:val="22"/>
+        </w:rPr>
+        <w:t>Try:</w:t>
+      </w:r>
+    </w:p>
+    <w:p>
+      <w:pPr>
+        <w:pStyle w:val="ListParagraph"/>
+        <w:ind w:left="1440"/>
+        <w:rPr>
+          <w:rFonts w:ascii="Calibri" w:hAnsi="Calibri" w:cs="Calibri"/>
+          <w:sz w:val="22"/>
+          <w:szCs w:val="22"/>
+        </w:rPr>
+      </w:pPr>
       <w:proofErr w:type="spellStart"/>
       <w:proofErr w:type="gramStart"/>
       <w:r>
@@ -3348,27 +4252,650 @@
           <w:sz w:val="22"/>
           <w:szCs w:val="22"/>
         </w:rPr>
-        <w:t>maximumProjectio</w:t>
-      </w:r>
-      <w:r>
-        <w:rPr>
-          <w:rFonts w:ascii="Calibri" w:hAnsi="Calibri" w:cs="Calibri"/>
-          <w:sz w:val="22"/>
-          <w:szCs w:val="22"/>
-        </w:rPr>
-        <w:t>n</w:t>
+        <w:t>hitboxSize</w:t>
       </w:r>
       <w:proofErr w:type="spellEnd"/>
       <w:proofErr w:type="gramEnd"/>
-    </w:p>
-    <w:p>
-      <w:pPr>
-        <w:rPr>
-          <w:rFonts w:ascii="Calibri" w:hAnsi="Calibri" w:cs="Calibri"/>
-          <w:sz w:val="22"/>
-          <w:szCs w:val="22"/>
-        </w:rPr>
-      </w:pPr>
+      <w:r>
+        <w:rPr>
+          <w:rFonts w:ascii="Calibri" w:hAnsi="Calibri" w:cs="Calibri"/>
+          <w:sz w:val="22"/>
+          <w:szCs w:val="22"/>
+        </w:rPr>
+        <w:t xml:space="preserve"> = (24, 20)</w:t>
+      </w:r>
+    </w:p>
+    <w:p>
+      <w:pPr>
+        <w:pStyle w:val="ListParagraph"/>
+        <w:ind w:left="1440"/>
+        <w:rPr>
+          <w:rFonts w:ascii="Calibri" w:hAnsi="Calibri" w:cs="Calibri"/>
+          <w:sz w:val="22"/>
+          <w:szCs w:val="22"/>
+        </w:rPr>
+      </w:pPr>
+      <w:proofErr w:type="spellStart"/>
+      <w:r>
+        <w:rPr>
+          <w:rFonts w:ascii="Calibri" w:hAnsi="Calibri" w:cs="Calibri"/>
+          <w:sz w:val="22"/>
+          <w:szCs w:val="22"/>
+        </w:rPr>
+        <w:t>hitboxOffset</w:t>
+      </w:r>
+      <w:proofErr w:type="spellEnd"/>
+      <w:r>
+        <w:rPr>
+          <w:rFonts w:ascii="Calibri" w:hAnsi="Calibri" w:cs="Calibri"/>
+          <w:sz w:val="22"/>
+          <w:szCs w:val="22"/>
+        </w:rPr>
+        <w:t xml:space="preserve"> = (0, 20)</w:t>
+      </w:r>
+    </w:p>
+    <w:p>
+      <w:pPr>
+        <w:pStyle w:val="ListParagraph"/>
+        <w:numPr>
+          <w:ilvl w:val="0"/>
+          <w:numId w:val="5"/>
+        </w:numPr>
+        <w:rPr>
+          <w:rFonts w:ascii="Calibri" w:hAnsi="Calibri" w:cs="Calibri"/>
+          <w:sz w:val="22"/>
+          <w:szCs w:val="22"/>
+        </w:rPr>
+      </w:pPr>
+      <w:r>
+        <w:rPr>
+          <w:rFonts w:ascii="Calibri" w:hAnsi="Calibri" w:cs="Calibri"/>
+          <w:sz w:val="22"/>
+          <w:szCs w:val="22"/>
+        </w:rPr>
+        <w:t>For fine-tuning:</w:t>
+      </w:r>
+    </w:p>
+    <w:p>
+      <w:pPr>
+        <w:pStyle w:val="ListParagraph"/>
+        <w:numPr>
+          <w:ilvl w:val="1"/>
+          <w:numId w:val="5"/>
+        </w:numPr>
+        <w:rPr>
+          <w:rFonts w:ascii="Calibri" w:hAnsi="Calibri" w:cs="Calibri"/>
+          <w:sz w:val="22"/>
+          <w:szCs w:val="22"/>
+        </w:rPr>
+      </w:pPr>
+      <w:r>
+        <w:rPr>
+          <w:rFonts w:ascii="Calibri" w:hAnsi="Calibri" w:cs="Calibri"/>
+          <w:sz w:val="22"/>
+          <w:szCs w:val="22"/>
+        </w:rPr>
+        <w:t>If sprites collide with leaves, reduce the height</w:t>
+      </w:r>
+      <w:r>
+        <w:rPr>
+          <w:rFonts w:ascii="Calibri" w:hAnsi="Calibri" w:cs="Calibri"/>
+          <w:sz w:val="22"/>
+          <w:szCs w:val="22"/>
+        </w:rPr>
+        <w:t xml:space="preserve"> of hitbox by 1-2</w:t>
+      </w:r>
+    </w:p>
+    <w:p>
+      <w:pPr>
+        <w:pStyle w:val="ListParagraph"/>
+        <w:numPr>
+          <w:ilvl w:val="1"/>
+          <w:numId w:val="5"/>
+        </w:numPr>
+        <w:rPr>
+          <w:rFonts w:ascii="Calibri" w:hAnsi="Calibri" w:cs="Calibri"/>
+          <w:sz w:val="22"/>
+          <w:szCs w:val="22"/>
+        </w:rPr>
+      </w:pPr>
+      <w:r>
+        <w:rPr>
+          <w:rFonts w:ascii="Calibri" w:hAnsi="Calibri" w:cs="Calibri"/>
+          <w:sz w:val="22"/>
+          <w:szCs w:val="22"/>
+        </w:rPr>
+        <w:t>If sprites clip into the trunk, increase the width of hitbox by 1-2</w:t>
+      </w:r>
+    </w:p>
+    <w:p>
+      <w:pPr>
+        <w:pStyle w:val="ListParagraph"/>
+        <w:numPr>
+          <w:ilvl w:val="1"/>
+          <w:numId w:val="5"/>
+        </w:numPr>
+        <w:rPr>
+          <w:rFonts w:ascii="Calibri" w:hAnsi="Calibri" w:cs="Calibri"/>
+          <w:sz w:val="22"/>
+          <w:szCs w:val="22"/>
+        </w:rPr>
+      </w:pPr>
+      <w:r>
+        <w:rPr>
+          <w:rFonts w:ascii="Calibri" w:hAnsi="Calibri" w:cs="Calibri"/>
+          <w:sz w:val="22"/>
+          <w:szCs w:val="22"/>
+        </w:rPr>
+        <w:t>Adjust offset by +/- 2</w:t>
+      </w:r>
+    </w:p>
+    <w:p>
+      <w:pPr>
+        <w:pStyle w:val="ListParagraph"/>
+        <w:numPr>
+          <w:ilvl w:val="0"/>
+          <w:numId w:val="5"/>
+        </w:numPr>
+        <w:rPr>
+          <w:rFonts w:ascii="Calibri" w:hAnsi="Calibri" w:cs="Calibri"/>
+          <w:sz w:val="22"/>
+          <w:szCs w:val="22"/>
+        </w:rPr>
+      </w:pPr>
+      <w:r>
+        <w:rPr>
+          <w:rFonts w:ascii="Calibri" w:hAnsi="Calibri" w:cs="Calibri"/>
+          <w:sz w:val="22"/>
+          <w:szCs w:val="22"/>
+          <w:u w:val="single"/>
+        </w:rPr>
+        <w:t>Note</w:t>
+      </w:r>
+      <w:r>
+        <w:rPr>
+          <w:rFonts w:ascii="Calibri" w:hAnsi="Calibri" w:cs="Calibri"/>
+          <w:sz w:val="22"/>
+          <w:szCs w:val="22"/>
+        </w:rPr>
+        <w:t xml:space="preserve">: The visible size of an object doesn’t always mean the collision will happen there. </w:t>
+      </w:r>
+    </w:p>
+    <w:p>
+      <w:pPr>
+        <w:rPr>
+          <w:rFonts w:ascii="Calibri" w:hAnsi="Calibri" w:cs="Calibri"/>
+          <w:sz w:val="22"/>
+          <w:szCs w:val="22"/>
+        </w:rPr>
+      </w:pPr>
+      <w:r>
+        <w:rPr>
+          <w:rFonts w:ascii="Calibri" w:hAnsi="Calibri" w:cs="Calibri"/>
+          <w:sz w:val="22"/>
+          <w:szCs w:val="22"/>
+        </w:rPr>
+        <w:t>Rocks</w:t>
+      </w:r>
+      <w:r>
+        <w:rPr>
+          <w:rFonts w:ascii="Calibri" w:hAnsi="Calibri" w:cs="Calibri"/>
+          <w:sz w:val="22"/>
+          <w:szCs w:val="22"/>
+        </w:rPr>
+        <w:t>/Asteroids</w:t>
+      </w:r>
+    </w:p>
+    <w:p>
+      <w:pPr>
+        <w:pStyle w:val="ListParagraph"/>
+        <w:numPr>
+          <w:ilvl w:val="0"/>
+          <w:numId w:val="8"/>
+        </w:numPr>
+        <w:rPr>
+          <w:rFonts w:ascii="Calibri" w:hAnsi="Calibri" w:cs="Calibri"/>
+          <w:sz w:val="22"/>
+          <w:szCs w:val="22"/>
+        </w:rPr>
+      </w:pPr>
+      <w:r>
+        <w:rPr>
+          <w:rFonts w:ascii="Calibri" w:hAnsi="Calibri" w:cs="Calibri"/>
+          <w:sz w:val="22"/>
+          <w:szCs w:val="22"/>
+        </w:rPr>
+        <w:t>We want collisions to match the core mass of the rocks/asteroids rather than jagged edges.</w:t>
+      </w:r>
+    </w:p>
+    <w:p>
+      <w:pPr>
+        <w:pStyle w:val="ListParagraph"/>
+        <w:numPr>
+          <w:ilvl w:val="0"/>
+          <w:numId w:val="8"/>
+        </w:numPr>
+        <w:rPr>
+          <w:rFonts w:ascii="Calibri" w:hAnsi="Calibri" w:cs="Calibri"/>
+          <w:sz w:val="22"/>
+          <w:szCs w:val="22"/>
+        </w:rPr>
+      </w:pPr>
+      <w:r>
+        <w:rPr>
+          <w:rFonts w:ascii="Calibri" w:hAnsi="Calibri" w:cs="Calibri"/>
+          <w:sz w:val="22"/>
+          <w:szCs w:val="22"/>
+        </w:rPr>
+        <w:t>If we have an irregular shape, we want to use a slightly smaller rectangle or square as our hitbox.</w:t>
+      </w:r>
+    </w:p>
+    <w:p>
+      <w:pPr>
+        <w:pStyle w:val="ListParagraph"/>
+        <w:numPr>
+          <w:ilvl w:val="0"/>
+          <w:numId w:val="8"/>
+        </w:numPr>
+        <w:rPr>
+          <w:rFonts w:ascii="Calibri" w:hAnsi="Calibri" w:cs="Calibri"/>
+          <w:sz w:val="22"/>
+          <w:szCs w:val="22"/>
+        </w:rPr>
+      </w:pPr>
+      <w:r>
+        <w:rPr>
+          <w:rFonts w:ascii="Calibri" w:hAnsi="Calibri" w:cs="Calibri"/>
+          <w:sz w:val="22"/>
+          <w:szCs w:val="22"/>
+        </w:rPr>
+        <w:t xml:space="preserve">Try: </w:t>
+      </w:r>
+    </w:p>
+    <w:p>
+      <w:pPr>
+        <w:pStyle w:val="ListParagraph"/>
+        <w:ind w:left="1440"/>
+        <w:rPr>
+          <w:rFonts w:ascii="Calibri" w:hAnsi="Calibri" w:cs="Calibri"/>
+          <w:sz w:val="22"/>
+          <w:szCs w:val="22"/>
+        </w:rPr>
+      </w:pPr>
+      <w:proofErr w:type="spellStart"/>
+      <w:r>
+        <w:rPr>
+          <w:rFonts w:ascii="Calibri" w:hAnsi="Calibri" w:cs="Calibri"/>
+          <w:sz w:val="22"/>
+          <w:szCs w:val="22"/>
+        </w:rPr>
+        <w:t>hitboxSize</w:t>
+      </w:r>
+      <w:proofErr w:type="spellEnd"/>
+      <w:r>
+        <w:rPr>
+          <w:rFonts w:ascii="Calibri" w:hAnsi="Calibri" w:cs="Calibri"/>
+          <w:sz w:val="22"/>
+          <w:szCs w:val="22"/>
+        </w:rPr>
+        <w:t xml:space="preserve"> = (36, 36)</w:t>
+      </w:r>
+    </w:p>
+    <w:p>
+      <w:pPr>
+        <w:pStyle w:val="ListParagraph"/>
+        <w:ind w:left="1440"/>
+        <w:rPr>
+          <w:rFonts w:ascii="Calibri" w:hAnsi="Calibri" w:cs="Calibri"/>
+          <w:sz w:val="22"/>
+          <w:szCs w:val="22"/>
+        </w:rPr>
+      </w:pPr>
+      <w:proofErr w:type="spellStart"/>
+      <w:r>
+        <w:rPr>
+          <w:rFonts w:ascii="Calibri" w:hAnsi="Calibri" w:cs="Calibri"/>
+          <w:sz w:val="22"/>
+          <w:szCs w:val="22"/>
+        </w:rPr>
+        <w:t>hitboxOffset</w:t>
+      </w:r>
+      <w:proofErr w:type="spellEnd"/>
+      <w:r>
+        <w:rPr>
+          <w:rFonts w:ascii="Calibri" w:hAnsi="Calibri" w:cs="Calibri"/>
+          <w:sz w:val="22"/>
+          <w:szCs w:val="22"/>
+        </w:rPr>
+        <w:t xml:space="preserve"> = (0, 0)</w:t>
+      </w:r>
+    </w:p>
+    <w:p>
+      <w:pPr>
+        <w:pStyle w:val="ListParagraph"/>
+        <w:numPr>
+          <w:ilvl w:val="0"/>
+          <w:numId w:val="8"/>
+        </w:numPr>
+        <w:rPr>
+          <w:rFonts w:ascii="Calibri" w:hAnsi="Calibri" w:cs="Calibri"/>
+          <w:sz w:val="22"/>
+          <w:szCs w:val="22"/>
+        </w:rPr>
+      </w:pPr>
+      <w:r>
+        <w:rPr>
+          <w:rFonts w:ascii="Calibri" w:hAnsi="Calibri" w:cs="Calibri"/>
+          <w:sz w:val="22"/>
+          <w:szCs w:val="22"/>
+        </w:rPr>
+        <w:t>For fine-tuning:</w:t>
+      </w:r>
+    </w:p>
+    <w:p>
+      <w:pPr>
+        <w:pStyle w:val="ListParagraph"/>
+        <w:numPr>
+          <w:ilvl w:val="1"/>
+          <w:numId w:val="8"/>
+        </w:numPr>
+        <w:rPr>
+          <w:rFonts w:ascii="Calibri" w:hAnsi="Calibri" w:cs="Calibri"/>
+          <w:sz w:val="22"/>
+          <w:szCs w:val="22"/>
+        </w:rPr>
+      </w:pPr>
+      <w:r>
+        <w:rPr>
+          <w:rFonts w:ascii="Calibri" w:hAnsi="Calibri" w:cs="Calibri"/>
+          <w:sz w:val="22"/>
+          <w:szCs w:val="22"/>
+        </w:rPr>
+        <w:t>If collisions are too harsh, shrink the hitbox by 2-4</w:t>
+      </w:r>
+    </w:p>
+    <w:p>
+      <w:pPr>
+        <w:pStyle w:val="ListParagraph"/>
+        <w:numPr>
+          <w:ilvl w:val="1"/>
+          <w:numId w:val="8"/>
+        </w:numPr>
+        <w:rPr>
+          <w:rFonts w:ascii="Calibri" w:hAnsi="Calibri" w:cs="Calibri"/>
+          <w:sz w:val="22"/>
+          <w:szCs w:val="22"/>
+        </w:rPr>
+      </w:pPr>
+      <w:r>
+        <w:rPr>
+          <w:rFonts w:ascii="Calibri" w:hAnsi="Calibri" w:cs="Calibri"/>
+          <w:sz w:val="22"/>
+          <w:szCs w:val="22"/>
+        </w:rPr>
+        <w:t>If sprites clip visibly, increase hitbox by 2-4</w:t>
+      </w:r>
+    </w:p>
+    <w:p>
+      <w:pPr>
+        <w:pStyle w:val="ListParagraph"/>
+        <w:numPr>
+          <w:ilvl w:val="0"/>
+          <w:numId w:val="8"/>
+        </w:numPr>
+        <w:rPr>
+          <w:rFonts w:ascii="Calibri" w:hAnsi="Calibri" w:cs="Calibri"/>
+          <w:sz w:val="22"/>
+          <w:szCs w:val="22"/>
+        </w:rPr>
+      </w:pPr>
+      <w:r>
+        <w:rPr>
+          <w:rFonts w:ascii="Calibri" w:hAnsi="Calibri" w:cs="Calibri"/>
+          <w:sz w:val="22"/>
+          <w:szCs w:val="22"/>
+        </w:rPr>
+        <w:t xml:space="preserve">In this case, forgiving collisions feel better than perfect accuracy. </w:t>
+      </w:r>
+    </w:p>
+    <w:p>
+      <w:pPr>
+        <w:rPr>
+          <w:rFonts w:ascii="Calibri" w:hAnsi="Calibri" w:cs="Calibri"/>
+          <w:sz w:val="22"/>
+          <w:szCs w:val="22"/>
+        </w:rPr>
+      </w:pPr>
+      <w:r>
+        <w:rPr>
+          <w:rFonts w:ascii="Calibri" w:hAnsi="Calibri" w:cs="Calibri"/>
+          <w:sz w:val="22"/>
+          <w:szCs w:val="22"/>
+        </w:rPr>
+        <w:t>Projectiles/Rockets</w:t>
+      </w:r>
+    </w:p>
+    <w:p>
+      <w:pPr>
+        <w:pStyle w:val="ListParagraph"/>
+        <w:numPr>
+          <w:ilvl w:val="0"/>
+          <w:numId w:val="9"/>
+        </w:numPr>
+        <w:rPr>
+          <w:rFonts w:ascii="Calibri" w:hAnsi="Calibri" w:cs="Calibri"/>
+          <w:sz w:val="22"/>
+          <w:szCs w:val="22"/>
+        </w:rPr>
+      </w:pPr>
+      <w:r>
+        <w:rPr>
+          <w:rFonts w:ascii="Calibri" w:hAnsi="Calibri" w:cs="Calibri"/>
+          <w:sz w:val="22"/>
+          <w:szCs w:val="22"/>
+        </w:rPr>
+        <w:t>We want coll</w:t>
+      </w:r>
+      <w:r>
+        <w:rPr>
+          <w:rFonts w:ascii="Calibri" w:hAnsi="Calibri" w:cs="Calibri"/>
+          <w:sz w:val="22"/>
+          <w:szCs w:val="22"/>
+        </w:rPr>
+        <w:t>isions to occur at the core impact point (think the tip of a rocket), not the flame trails.</w:t>
+      </w:r>
+    </w:p>
+    <w:p>
+      <w:pPr>
+        <w:pStyle w:val="ListParagraph"/>
+        <w:numPr>
+          <w:ilvl w:val="0"/>
+          <w:numId w:val="9"/>
+        </w:numPr>
+        <w:rPr>
+          <w:rFonts w:ascii="Calibri" w:hAnsi="Calibri" w:cs="Calibri"/>
+          <w:sz w:val="22"/>
+          <w:szCs w:val="22"/>
+        </w:rPr>
+      </w:pPr>
+      <w:r>
+        <w:rPr>
+          <w:rFonts w:ascii="Calibri" w:hAnsi="Calibri" w:cs="Calibri"/>
+          <w:sz w:val="22"/>
+          <w:szCs w:val="22"/>
+        </w:rPr>
+        <w:t>Hitbox should be small and centered.</w:t>
+      </w:r>
+    </w:p>
+    <w:p>
+      <w:pPr>
+        <w:pStyle w:val="ListParagraph"/>
+        <w:numPr>
+          <w:ilvl w:val="0"/>
+          <w:numId w:val="9"/>
+        </w:numPr>
+        <w:rPr>
+          <w:rFonts w:ascii="Calibri" w:hAnsi="Calibri" w:cs="Calibri"/>
+          <w:sz w:val="22"/>
+          <w:szCs w:val="22"/>
+        </w:rPr>
+      </w:pPr>
+      <w:r>
+        <w:rPr>
+          <w:rFonts w:ascii="Calibri" w:hAnsi="Calibri" w:cs="Calibri"/>
+          <w:sz w:val="22"/>
+          <w:szCs w:val="22"/>
+        </w:rPr>
+        <w:t>Precision matters.</w:t>
+      </w:r>
+    </w:p>
+    <w:p>
+      <w:pPr>
+        <w:pStyle w:val="ListParagraph"/>
+        <w:numPr>
+          <w:ilvl w:val="0"/>
+          <w:numId w:val="9"/>
+        </w:numPr>
+        <w:rPr>
+          <w:rFonts w:ascii="Calibri" w:hAnsi="Calibri" w:cs="Calibri"/>
+          <w:sz w:val="22"/>
+          <w:szCs w:val="22"/>
+        </w:rPr>
+      </w:pPr>
+      <w:r>
+        <w:rPr>
+          <w:rFonts w:ascii="Calibri" w:hAnsi="Calibri" w:cs="Calibri"/>
+          <w:sz w:val="22"/>
+          <w:szCs w:val="22"/>
+        </w:rPr>
+        <w:t>Try:</w:t>
+      </w:r>
+    </w:p>
+    <w:p>
+      <w:pPr>
+        <w:pStyle w:val="ListParagraph"/>
+        <w:ind w:left="1440"/>
+        <w:rPr>
+          <w:rFonts w:ascii="Calibri" w:hAnsi="Calibri" w:cs="Calibri"/>
+          <w:sz w:val="22"/>
+          <w:szCs w:val="22"/>
+        </w:rPr>
+      </w:pPr>
+      <w:proofErr w:type="spellStart"/>
+      <w:proofErr w:type="gramStart"/>
+      <w:r>
+        <w:rPr>
+          <w:rFonts w:ascii="Calibri" w:hAnsi="Calibri" w:cs="Calibri"/>
+          <w:sz w:val="22"/>
+          <w:szCs w:val="22"/>
+        </w:rPr>
+        <w:t>hitboxSize</w:t>
+      </w:r>
+      <w:proofErr w:type="spellEnd"/>
+      <w:proofErr w:type="gramEnd"/>
+      <w:r>
+        <w:rPr>
+          <w:rFonts w:ascii="Calibri" w:hAnsi="Calibri" w:cs="Calibri"/>
+          <w:sz w:val="22"/>
+          <w:szCs w:val="22"/>
+        </w:rPr>
+        <w:t xml:space="preserve"> = (8, 8)</w:t>
+      </w:r>
+    </w:p>
+    <w:p>
+      <w:pPr>
+        <w:pStyle w:val="ListParagraph"/>
+        <w:ind w:left="1440"/>
+        <w:rPr>
+          <w:rFonts w:ascii="Calibri" w:hAnsi="Calibri" w:cs="Calibri"/>
+          <w:sz w:val="22"/>
+          <w:szCs w:val="22"/>
+        </w:rPr>
+      </w:pPr>
+      <w:proofErr w:type="spellStart"/>
+      <w:r>
+        <w:rPr>
+          <w:rFonts w:ascii="Calibri" w:hAnsi="Calibri" w:cs="Calibri"/>
+          <w:sz w:val="22"/>
+          <w:szCs w:val="22"/>
+        </w:rPr>
+        <w:t>hitboxOffset</w:t>
+      </w:r>
+      <w:proofErr w:type="spellEnd"/>
+      <w:r>
+        <w:rPr>
+          <w:rFonts w:ascii="Calibri" w:hAnsi="Calibri" w:cs="Calibri"/>
+          <w:sz w:val="22"/>
+          <w:szCs w:val="22"/>
+        </w:rPr>
+        <w:t xml:space="preserve"> = (0, 0)</w:t>
+      </w:r>
+    </w:p>
+    <w:p>
+      <w:pPr>
+        <w:pStyle w:val="ListParagraph"/>
+        <w:numPr>
+          <w:ilvl w:val="0"/>
+          <w:numId w:val="9"/>
+        </w:numPr>
+        <w:rPr>
+          <w:rFonts w:ascii="Calibri" w:hAnsi="Calibri" w:cs="Calibri"/>
+          <w:sz w:val="22"/>
+          <w:szCs w:val="22"/>
+        </w:rPr>
+      </w:pPr>
+      <w:r>
+        <w:rPr>
+          <w:rFonts w:ascii="Calibri" w:hAnsi="Calibri" w:cs="Calibri"/>
+          <w:sz w:val="22"/>
+          <w:szCs w:val="22"/>
+        </w:rPr>
+        <w:t>For fine-tuning:</w:t>
+      </w:r>
+    </w:p>
+    <w:p>
+      <w:pPr>
+        <w:pStyle w:val="ListParagraph"/>
+        <w:numPr>
+          <w:ilvl w:val="1"/>
+          <w:numId w:val="9"/>
+        </w:numPr>
+        <w:rPr>
+          <w:rFonts w:ascii="Calibri" w:hAnsi="Calibri" w:cs="Calibri"/>
+          <w:sz w:val="22"/>
+          <w:szCs w:val="22"/>
+        </w:rPr>
+      </w:pPr>
+      <w:r>
+        <w:rPr>
+          <w:rFonts w:ascii="Calibri" w:hAnsi="Calibri" w:cs="Calibri"/>
+          <w:sz w:val="22"/>
+          <w:szCs w:val="22"/>
+        </w:rPr>
+        <w:t>If the projectile hit feels too harsh, shrink hitbox by 1-2</w:t>
+      </w:r>
+    </w:p>
+    <w:p>
+      <w:pPr>
+        <w:pStyle w:val="ListParagraph"/>
+        <w:numPr>
+          <w:ilvl w:val="1"/>
+          <w:numId w:val="9"/>
+        </w:numPr>
+        <w:rPr>
+          <w:rFonts w:ascii="Calibri" w:hAnsi="Calibri" w:cs="Calibri"/>
+          <w:sz w:val="22"/>
+          <w:szCs w:val="22"/>
+        </w:rPr>
+      </w:pPr>
+      <w:r>
+        <w:rPr>
+          <w:rFonts w:ascii="Calibri" w:hAnsi="Calibri" w:cs="Calibri"/>
+          <w:sz w:val="22"/>
+          <w:szCs w:val="22"/>
+        </w:rPr>
+        <w:t>If the projectile passes through thin objects, increase hitbox by 1-2</w:t>
+      </w:r>
     </w:p>
     <w:p>
       <w:pPr>
@@ -3388,7 +4915,6 @@
           <w:sz w:val="22"/>
           <w:szCs w:val="22"/>
         </w:rPr>
-        <w:lastRenderedPageBreak/>
         <w:t xml:space="preserve">TO DO: </w:t>
       </w:r>
     </w:p>
@@ -3401,13 +4927,15 @@
         </w:numPr>
         <w:rPr>
           <w:rFonts w:ascii="Calibri" w:hAnsi="Calibri" w:cs="Calibri"/>
-          <w:sz w:val="22"/>
-          <w:szCs w:val="22"/>
-        </w:rPr>
-      </w:pPr>
-      <w:r>
-        <w:rPr>
-          <w:rFonts w:ascii="Calibri" w:hAnsi="Calibri" w:cs="Calibri"/>
+          <w:strike/>
+          <w:sz w:val="22"/>
+          <w:szCs w:val="22"/>
+        </w:rPr>
+      </w:pPr>
+      <w:r>
+        <w:rPr>
+          <w:rFonts w:ascii="Calibri" w:hAnsi="Calibri" w:cs="Calibri"/>
+          <w:strike/>
           <w:sz w:val="22"/>
           <w:szCs w:val="22"/>
         </w:rPr>
@@ -3423,13 +4951,15 @@
         </w:numPr>
         <w:rPr>
           <w:rFonts w:ascii="Calibri" w:hAnsi="Calibri" w:cs="Calibri"/>
-          <w:sz w:val="22"/>
-          <w:szCs w:val="22"/>
-        </w:rPr>
-      </w:pPr>
-      <w:r>
-        <w:rPr>
-          <w:rFonts w:ascii="Calibri" w:hAnsi="Calibri" w:cs="Calibri"/>
+          <w:strike/>
+          <w:sz w:val="22"/>
+          <w:szCs w:val="22"/>
+        </w:rPr>
+      </w:pPr>
+      <w:r>
+        <w:rPr>
+          <w:rFonts w:ascii="Calibri" w:hAnsi="Calibri" w:cs="Calibri"/>
+          <w:strike/>
           <w:sz w:val="22"/>
           <w:szCs w:val="22"/>
         </w:rPr>
@@ -3477,6 +5007,7 @@
           <w:sz w:val="22"/>
           <w:szCs w:val="22"/>
         </w:rPr>
+        <w:lastRenderedPageBreak/>
         <w:t>How do we make it work with ordinary sprite</w:t>
       </w:r>
     </w:p>
@@ -3530,15 +5061,6 @@
         </w:rPr>
         <w:t xml:space="preserve"> </w:t>
       </w:r>
-    </w:p>
-    <w:p>
-      <w:pPr>
-        <w:rPr>
-          <w:rFonts w:ascii="Calibri" w:hAnsi="Calibri" w:cs="Calibri"/>
-          <w:sz w:val="22"/>
-          <w:szCs w:val="22"/>
-        </w:rPr>
-      </w:pPr>
     </w:p>
     <w:sdt>
       <w:sdtPr>
@@ -3554,6 +5076,7 @@
           <w:docPartUnique/>
         </w:docPartObj>
       </w:sdtPr>
+      <w:sdtEndPr/>
       <w:sdtContent>
         <w:p>
           <w:pPr>
@@ -3586,17 +5109,15 @@
             <w:id w:val="-573587230"/>
             <w:bibliography/>
           </w:sdtPr>
+          <w:sdtEndPr/>
           <w:sdtContent>
             <w:p>
               <w:pPr>
                 <w:pStyle w:val="Bibliography"/>
                 <w:ind w:left="720" w:hanging="720"/>
                 <w:rPr>
-                  <w:rFonts w:ascii="Calibri" w:hAnsi="Calibri" w:cs="Calibri"/>
                   <w:noProof/>
                   <w:kern w:val="0"/>
-                  <w:sz w:val="22"/>
-                  <w:szCs w:val="22"/>
                   <w14:ligatures w14:val="none"/>
                 </w:rPr>
               </w:pPr>
@@ -3626,21 +5147,15 @@
               </w:r>
               <w:r>
                 <w:rPr>
-                  <w:rFonts w:ascii="Calibri" w:hAnsi="Calibri" w:cs="Calibri"/>
                   <w:i/>
                   <w:iCs/>
                   <w:noProof/>
-                  <w:sz w:val="22"/>
-                  <w:szCs w:val="22"/>
                 </w:rPr>
                 <w:t>2D Collision Detection</w:t>
               </w:r>
               <w:r>
                 <w:rPr>
-                  <w:rFonts w:ascii="Calibri" w:hAnsi="Calibri" w:cs="Calibri"/>
                   <w:noProof/>
-                  <w:sz w:val="22"/>
-                  <w:szCs w:val="22"/>
                 </w:rPr>
                 <w:t>. (n.d.). Retrieved from MDN: https://developer.mozilla.org/en-US/docs/Games/Techniques/2D_collision_detection#collision_performance</w:t>
               </w:r>
@@ -3650,38 +5165,26 @@
                 <w:pStyle w:val="Bibliography"/>
                 <w:ind w:left="720" w:hanging="720"/>
                 <w:rPr>
-                  <w:rFonts w:ascii="Calibri" w:hAnsi="Calibri" w:cs="Calibri"/>
                   <w:noProof/>
-                  <w:sz w:val="22"/>
-                  <w:szCs w:val="22"/>
                 </w:rPr>
               </w:pPr>
               <w:r>
                 <w:rPr>
-                  <w:rFonts w:ascii="Calibri" w:hAnsi="Calibri" w:cs="Calibri"/>
                   <w:noProof/>
-                  <w:sz w:val="22"/>
-                  <w:szCs w:val="22"/>
                 </w:rPr>
                 <w:t xml:space="preserve">Chong, K. S. (2012, August 6). </w:t>
               </w:r>
               <w:r>
                 <w:rPr>
-                  <w:rFonts w:ascii="Calibri" w:hAnsi="Calibri" w:cs="Calibri"/>
                   <w:i/>
                   <w:iCs/>
                   <w:noProof/>
-                  <w:sz w:val="22"/>
-                  <w:szCs w:val="22"/>
                 </w:rPr>
                 <w:t>Collision Detection Using Separating Axis Theorem</w:t>
               </w:r>
               <w:r>
                 <w:rPr>
-                  <w:rFonts w:ascii="Calibri" w:hAnsi="Calibri" w:cs="Calibri"/>
                   <w:noProof/>
-                  <w:sz w:val="22"/>
-                  <w:szCs w:val="22"/>
                 </w:rPr>
                 <w:t>. Retrieved from EnvatoTuts+: https://code.tutsplus.com/collision-detection-using-the-separating-axis-theorem--gamedev-169t</w:t>
               </w:r>
@@ -3691,38 +5194,55 @@
                 <w:pStyle w:val="Bibliography"/>
                 <w:ind w:left="720" w:hanging="720"/>
                 <w:rPr>
-                  <w:rFonts w:ascii="Calibri" w:hAnsi="Calibri" w:cs="Calibri"/>
                   <w:noProof/>
-                  <w:sz w:val="22"/>
-                  <w:szCs w:val="22"/>
                 </w:rPr>
               </w:pPr>
               <w:r>
                 <w:rPr>
-                  <w:rFonts w:ascii="Calibri" w:hAnsi="Calibri" w:cs="Calibri"/>
                   <w:noProof/>
-                  <w:sz w:val="22"/>
-                  <w:szCs w:val="22"/>
+                </w:rPr>
+                <w:t xml:space="preserve">Ericson, C. (2005). </w:t>
+              </w:r>
+              <w:r>
+                <w:rPr>
+                  <w:i/>
+                  <w:iCs/>
+                  <w:noProof/>
+                </w:rPr>
+                <w:t>Real-Time Collision Detection.</w:t>
+              </w:r>
+              <w:r>
+                <w:rPr>
+                  <w:noProof/>
+                </w:rPr>
+                <w:t xml:space="preserve"> San Francisco, CA: Morgan Kaufmann Publishers.</w:t>
+              </w:r>
+            </w:p>
+            <w:p>
+              <w:pPr>
+                <w:pStyle w:val="Bibliography"/>
+                <w:ind w:left="720" w:hanging="720"/>
+                <w:rPr>
+                  <w:noProof/>
+                </w:rPr>
+              </w:pPr>
+              <w:r>
+                <w:rPr>
+                  <w:noProof/>
                 </w:rPr>
                 <w:t xml:space="preserve">O'Grady, P. (2018). </w:t>
               </w:r>
               <w:r>
                 <w:rPr>
-                  <w:rFonts w:ascii="Calibri" w:hAnsi="Calibri" w:cs="Calibri"/>
                   <w:i/>
                   <w:iCs/>
                   <w:noProof/>
-                  <w:sz w:val="22"/>
-                  <w:szCs w:val="22"/>
                 </w:rPr>
                 <w:t>Separating Axis Theorem</w:t>
               </w:r>
               <w:r>
                 <w:rPr>
-                  <w:rFonts w:ascii="Calibri" w:hAnsi="Calibri" w:cs="Calibri"/>
                   <w:noProof/>
-                  <w:sz w:val="22"/>
-                  <w:szCs w:val="22"/>
                 </w:rPr>
                 <w:t>. Retrieved from Programmer Art: https://programmerart.weebly.com/separating-axis-theorem.html</w:t>
               </w:r>
@@ -3732,40 +5252,86 @@
                 <w:pStyle w:val="Bibliography"/>
                 <w:ind w:left="720" w:hanging="720"/>
                 <w:rPr>
-                  <w:rFonts w:ascii="Calibri" w:hAnsi="Calibri" w:cs="Calibri"/>
                   <w:noProof/>
-                  <w:sz w:val="22"/>
-                  <w:szCs w:val="22"/>
                 </w:rPr>
               </w:pPr>
               <w:r>
                 <w:rPr>
-                  <w:rFonts w:ascii="Calibri" w:hAnsi="Calibri" w:cs="Calibri"/>
                   <w:noProof/>
-                  <w:sz w:val="22"/>
-                  <w:szCs w:val="22"/>
+                </w:rPr>
+                <w:t xml:space="preserve">Schell, J. (2008). </w:t>
+              </w:r>
+              <w:r>
+                <w:rPr>
+                  <w:i/>
+                  <w:iCs/>
+                  <w:noProof/>
+                </w:rPr>
+                <w:t>The Art of Game Design.</w:t>
+              </w:r>
+              <w:r>
+                <w:rPr>
+                  <w:noProof/>
+                </w:rPr>
+                <w:t xml:space="preserve"> Burlington, MA: Morgan Kaufmann Publishers.</w:t>
+              </w:r>
+            </w:p>
+            <w:p>
+              <w:pPr>
+                <w:pStyle w:val="Bibliography"/>
+                <w:ind w:left="720" w:hanging="720"/>
+                <w:rPr>
+                  <w:noProof/>
+                </w:rPr>
+              </w:pPr>
+              <w:r>
+                <w:rPr>
+                  <w:noProof/>
                 </w:rPr>
                 <w:t xml:space="preserve">Sevenson, A. (2009, May 24). </w:t>
               </w:r>
               <w:r>
                 <w:rPr>
-                  <w:rFonts w:ascii="Calibri" w:hAnsi="Calibri" w:cs="Calibri"/>
                   <w:i/>
                   <w:iCs/>
                   <w:noProof/>
-                  <w:sz w:val="22"/>
-                  <w:szCs w:val="22"/>
                 </w:rPr>
                 <w:t>Separating Axis Theorem (SAT) Explanation</w:t>
               </w:r>
               <w:r>
                 <w:rPr>
-                  <w:rFonts w:ascii="Calibri" w:hAnsi="Calibri" w:cs="Calibri"/>
                   <w:noProof/>
-                  <w:sz w:val="22"/>
-                  <w:szCs w:val="22"/>
                 </w:rPr>
                 <w:t>. Retrieved from Sevenson.com.au: https://www.sevenson.com.au/programming/sat/</w:t>
+              </w:r>
+            </w:p>
+            <w:p>
+              <w:pPr>
+                <w:pStyle w:val="Bibliography"/>
+                <w:ind w:left="720" w:hanging="720"/>
+                <w:rPr>
+                  <w:noProof/>
+                </w:rPr>
+              </w:pPr>
+              <w:r>
+                <w:rPr>
+                  <w:noProof/>
+                </w:rPr>
+                <w:t xml:space="preserve">Swink, S. (2009). </w:t>
+              </w:r>
+              <w:r>
+                <w:rPr>
+                  <w:i/>
+                  <w:iCs/>
+                  <w:noProof/>
+                </w:rPr>
+                <w:t>Game Feel: A Game Designer's Guide to Virtual Sensation.</w:t>
+              </w:r>
+              <w:r>
+                <w:rPr>
+                  <w:noProof/>
+                </w:rPr>
+                <w:t xml:space="preserve"> Burlington, MA: Morgan Kaufmann Publishers.</w:t>
               </w:r>
             </w:p>
             <w:p>
@@ -3814,6 +5380,232 @@
 <file path=word/numbering.xml><?xml version="1.0" encoding="utf-8"?>
 <w:numbering xmlns:wpc="http://schemas.microsoft.com/office/word/2010/wordprocessingCanvas" xmlns:cx="http://schemas.microsoft.com/office/drawing/2014/chartex" xmlns:cx1="http://schemas.microsoft.com/office/drawing/2015/9/8/chartex" xmlns:cx2="http://schemas.microsoft.com/office/drawing/2015/10/21/chartex" xmlns:cx3="http://schemas.microsoft.com/office/drawing/2016/5/9/chartex" xmlns:cx4="http://schemas.microsoft.com/office/drawing/2016/5/10/chartex" xmlns:cx5="http://schemas.microsoft.com/office/drawing/2016/5/11/chartex" xmlns:cx6="http://schemas.microsoft.com/office/drawing/2016/5/12/chartex" xmlns:cx7="http://schemas.microsoft.com/office/drawing/2016/5/13/chartex" xmlns:cx8="http://schemas.microsoft.com/office/drawing/2016/5/14/chartex" xmlns:mc="http://schemas.openxmlformats.org/markup-compatibility/2006" xmlns:aink="http://schemas.microsoft.com/office/drawing/2016/ink" xmlns:am3d="http://schemas.microsoft.com/office/drawing/2017/model3d" xmlns:o="urn:schemas-microsoft-com:office:office" xmlns:oel="http://schemas.microsoft.com/office/2019/extlst" xmlns:r="http://schemas.openxmlformats.org/officeDocument/2006/relationships" xmlns:m="http://schemas.openxmlformats.org/officeDocument/2006/math" xmlns:v="urn:schemas-microsoft-com:vml" xmlns:wp14="http://schemas.microsoft.com/office/word/2010/wordprocessingDrawing" xmlns:wp="http://schemas.openxmlformats.org/drawingml/2006/wordprocessingDrawing" xmlns:w10="urn:schemas-microsoft-com:office:word" xmlns:w="http://schemas.openxmlformats.org/wordprocessingml/2006/main" xmlns:w14="http://schemas.microsoft.com/office/word/2010/wordml" xmlns:w15="http://schemas.microsoft.com/office/word/2012/wordml" xmlns:w16cex="http://schemas.microsoft.com/office/word/2018/wordml/cex" xmlns:w16cid="http://schemas.microsoft.com/office/word/2016/wordml/cid" xmlns:w16="http://schemas.microsoft.com/office/word/2018/wordml" xmlns:w16du="http://schemas.microsoft.com/office/word/2023/wordml/word16du" xmlns:w16sdtdh="http://schemas.microsoft.com/office/word/2020/wordml/sdtdatahash" xmlns:w16sdtfl="http://schemas.microsoft.com/office/word/2024/wordml/sdtformatlock" xmlns:w16se="http://schemas.microsoft.com/office/word/2015/wordml/symex" xmlns:wpg="http://schemas.microsoft.com/office/word/2010/wordprocessingGroup" xmlns:wpi="http://schemas.microsoft.com/office/word/2010/wordprocessingInk" xmlns:wne="http://schemas.microsoft.com/office/word/2006/wordml" xmlns:wps="http://schemas.microsoft.com/office/word/2010/wordprocessingShape" mc:Ignorable="w14 w15 w16se w16cid w16 w16cex w16sdtdh w16sdtfl w16du wp14">
   <w:abstractNum w:abstractNumId="0" w15:restartNumberingAfterBreak="0">
+    <w:nsid w:val="0E516B79"/>
+    <w:multiLevelType w:val="hybridMultilevel"/>
+    <w:tmpl w:val="7C544360"/>
+    <w:lvl w:ilvl="0" w:tplc="04090001">
+      <w:start w:val="1"/>
+      <w:numFmt w:val="bullet"/>
+      <w:lvlText w:val=""/>
+      <w:lvlJc w:val="left"/>
+      <w:pPr>
+        <w:ind w:left="720" w:hanging="360"/>
+      </w:pPr>
+      <w:rPr>
+        <w:rFonts w:ascii="Symbol" w:hAnsi="Symbol" w:hint="default"/>
+      </w:rPr>
+    </w:lvl>
+    <w:lvl w:ilvl="1" w:tplc="04090003">
+      <w:start w:val="1"/>
+      <w:numFmt w:val="bullet"/>
+      <w:lvlText w:val="o"/>
+      <w:lvlJc w:val="left"/>
+      <w:pPr>
+        <w:ind w:left="1440" w:hanging="360"/>
+      </w:pPr>
+      <w:rPr>
+        <w:rFonts w:ascii="Courier New" w:hAnsi="Courier New" w:cs="Courier New" w:hint="default"/>
+      </w:rPr>
+    </w:lvl>
+    <w:lvl w:ilvl="2" w:tplc="04090005" w:tentative="1">
+      <w:start w:val="1"/>
+      <w:numFmt w:val="bullet"/>
+      <w:lvlText w:val=""/>
+      <w:lvlJc w:val="left"/>
+      <w:pPr>
+        <w:ind w:left="2160" w:hanging="360"/>
+      </w:pPr>
+      <w:rPr>
+        <w:rFonts w:ascii="Wingdings" w:hAnsi="Wingdings" w:hint="default"/>
+      </w:rPr>
+    </w:lvl>
+    <w:lvl w:ilvl="3" w:tplc="04090001" w:tentative="1">
+      <w:start w:val="1"/>
+      <w:numFmt w:val="bullet"/>
+      <w:lvlText w:val=""/>
+      <w:lvlJc w:val="left"/>
+      <w:pPr>
+        <w:ind w:left="2880" w:hanging="360"/>
+      </w:pPr>
+      <w:rPr>
+        <w:rFonts w:ascii="Symbol" w:hAnsi="Symbol" w:hint="default"/>
+      </w:rPr>
+    </w:lvl>
+    <w:lvl w:ilvl="4" w:tplc="04090003" w:tentative="1">
+      <w:start w:val="1"/>
+      <w:numFmt w:val="bullet"/>
+      <w:lvlText w:val="o"/>
+      <w:lvlJc w:val="left"/>
+      <w:pPr>
+        <w:ind w:left="3600" w:hanging="360"/>
+      </w:pPr>
+      <w:rPr>
+        <w:rFonts w:ascii="Courier New" w:hAnsi="Courier New" w:cs="Courier New" w:hint="default"/>
+      </w:rPr>
+    </w:lvl>
+    <w:lvl w:ilvl="5" w:tplc="04090005" w:tentative="1">
+      <w:start w:val="1"/>
+      <w:numFmt w:val="bullet"/>
+      <w:lvlText w:val=""/>
+      <w:lvlJc w:val="left"/>
+      <w:pPr>
+        <w:ind w:left="4320" w:hanging="360"/>
+      </w:pPr>
+      <w:rPr>
+        <w:rFonts w:ascii="Wingdings" w:hAnsi="Wingdings" w:hint="default"/>
+      </w:rPr>
+    </w:lvl>
+    <w:lvl w:ilvl="6" w:tplc="04090001" w:tentative="1">
+      <w:start w:val="1"/>
+      <w:numFmt w:val="bullet"/>
+      <w:lvlText w:val=""/>
+      <w:lvlJc w:val="left"/>
+      <w:pPr>
+        <w:ind w:left="5040" w:hanging="360"/>
+      </w:pPr>
+      <w:rPr>
+        <w:rFonts w:ascii="Symbol" w:hAnsi="Symbol" w:hint="default"/>
+      </w:rPr>
+    </w:lvl>
+    <w:lvl w:ilvl="7" w:tplc="04090003" w:tentative="1">
+      <w:start w:val="1"/>
+      <w:numFmt w:val="bullet"/>
+      <w:lvlText w:val="o"/>
+      <w:lvlJc w:val="left"/>
+      <w:pPr>
+        <w:ind w:left="5760" w:hanging="360"/>
+      </w:pPr>
+      <w:rPr>
+        <w:rFonts w:ascii="Courier New" w:hAnsi="Courier New" w:cs="Courier New" w:hint="default"/>
+      </w:rPr>
+    </w:lvl>
+    <w:lvl w:ilvl="8" w:tplc="04090005" w:tentative="1">
+      <w:start w:val="1"/>
+      <w:numFmt w:val="bullet"/>
+      <w:lvlText w:val=""/>
+      <w:lvlJc w:val="left"/>
+      <w:pPr>
+        <w:ind w:left="6480" w:hanging="360"/>
+      </w:pPr>
+      <w:rPr>
+        <w:rFonts w:ascii="Wingdings" w:hAnsi="Wingdings" w:hint="default"/>
+      </w:rPr>
+    </w:lvl>
+  </w:abstractNum>
+  <w:abstractNum w:abstractNumId="1" w15:restartNumberingAfterBreak="0">
+    <w:nsid w:val="1E862AB2"/>
+    <w:multiLevelType w:val="hybridMultilevel"/>
+    <w:tmpl w:val="377020FC"/>
+    <w:lvl w:ilvl="0" w:tplc="04090001">
+      <w:start w:val="1"/>
+      <w:numFmt w:val="bullet"/>
+      <w:lvlText w:val=""/>
+      <w:lvlJc w:val="left"/>
+      <w:pPr>
+        <w:ind w:left="720" w:hanging="360"/>
+      </w:pPr>
+      <w:rPr>
+        <w:rFonts w:ascii="Symbol" w:hAnsi="Symbol" w:hint="default"/>
+      </w:rPr>
+    </w:lvl>
+    <w:lvl w:ilvl="1" w:tplc="04090003">
+      <w:start w:val="1"/>
+      <w:numFmt w:val="bullet"/>
+      <w:lvlText w:val="o"/>
+      <w:lvlJc w:val="left"/>
+      <w:pPr>
+        <w:ind w:left="1440" w:hanging="360"/>
+      </w:pPr>
+      <w:rPr>
+        <w:rFonts w:ascii="Courier New" w:hAnsi="Courier New" w:cs="Courier New" w:hint="default"/>
+      </w:rPr>
+    </w:lvl>
+    <w:lvl w:ilvl="2" w:tplc="04090005" w:tentative="1">
+      <w:start w:val="1"/>
+      <w:numFmt w:val="bullet"/>
+      <w:lvlText w:val=""/>
+      <w:lvlJc w:val="left"/>
+      <w:pPr>
+        <w:ind w:left="2160" w:hanging="360"/>
+      </w:pPr>
+      <w:rPr>
+        <w:rFonts w:ascii="Wingdings" w:hAnsi="Wingdings" w:hint="default"/>
+      </w:rPr>
+    </w:lvl>
+    <w:lvl w:ilvl="3" w:tplc="04090001" w:tentative="1">
+      <w:start w:val="1"/>
+      <w:numFmt w:val="bullet"/>
+      <w:lvlText w:val=""/>
+      <w:lvlJc w:val="left"/>
+      <w:pPr>
+        <w:ind w:left="2880" w:hanging="360"/>
+      </w:pPr>
+      <w:rPr>
+        <w:rFonts w:ascii="Symbol" w:hAnsi="Symbol" w:hint="default"/>
+      </w:rPr>
+    </w:lvl>
+    <w:lvl w:ilvl="4" w:tplc="04090003" w:tentative="1">
+      <w:start w:val="1"/>
+      <w:numFmt w:val="bullet"/>
+      <w:lvlText w:val="o"/>
+      <w:lvlJc w:val="left"/>
+      <w:pPr>
+        <w:ind w:left="3600" w:hanging="360"/>
+      </w:pPr>
+      <w:rPr>
+        <w:rFonts w:ascii="Courier New" w:hAnsi="Courier New" w:cs="Courier New" w:hint="default"/>
+      </w:rPr>
+    </w:lvl>
+    <w:lvl w:ilvl="5" w:tplc="04090005" w:tentative="1">
+      <w:start w:val="1"/>
+      <w:numFmt w:val="bullet"/>
+      <w:lvlText w:val=""/>
+      <w:lvlJc w:val="left"/>
+      <w:pPr>
+        <w:ind w:left="4320" w:hanging="360"/>
+      </w:pPr>
+      <w:rPr>
+        <w:rFonts w:ascii="Wingdings" w:hAnsi="Wingdings" w:hint="default"/>
+      </w:rPr>
+    </w:lvl>
+    <w:lvl w:ilvl="6" w:tplc="04090001" w:tentative="1">
+      <w:start w:val="1"/>
+      <w:numFmt w:val="bullet"/>
+      <w:lvlText w:val=""/>
+      <w:lvlJc w:val="left"/>
+      <w:pPr>
+        <w:ind w:left="5040" w:hanging="360"/>
+      </w:pPr>
+      <w:rPr>
+        <w:rFonts w:ascii="Symbol" w:hAnsi="Symbol" w:hint="default"/>
+      </w:rPr>
+    </w:lvl>
+    <w:lvl w:ilvl="7" w:tplc="04090003" w:tentative="1">
+      <w:start w:val="1"/>
+      <w:numFmt w:val="bullet"/>
+      <w:lvlText w:val="o"/>
+      <w:lvlJc w:val="left"/>
+      <w:pPr>
+        <w:ind w:left="5760" w:hanging="360"/>
+      </w:pPr>
+      <w:rPr>
+        <w:rFonts w:ascii="Courier New" w:hAnsi="Courier New" w:cs="Courier New" w:hint="default"/>
+      </w:rPr>
+    </w:lvl>
+    <w:lvl w:ilvl="8" w:tplc="04090005" w:tentative="1">
+      <w:start w:val="1"/>
+      <w:numFmt w:val="bullet"/>
+      <w:lvlText w:val=""/>
+      <w:lvlJc w:val="left"/>
+      <w:pPr>
+        <w:ind w:left="6480" w:hanging="360"/>
+      </w:pPr>
+      <w:rPr>
+        <w:rFonts w:ascii="Wingdings" w:hAnsi="Wingdings" w:hint="default"/>
+      </w:rPr>
+    </w:lvl>
+  </w:abstractNum>
+  <w:abstractNum w:abstractNumId="2" w15:restartNumberingAfterBreak="0">
     <w:nsid w:val="274D7CE9"/>
     <w:multiLevelType w:val="hybridMultilevel"/>
     <w:tmpl w:val="97763738"/>
@@ -3926,7 +5718,459 @@
       </w:rPr>
     </w:lvl>
   </w:abstractNum>
-  <w:abstractNum w:abstractNumId="1" w15:restartNumberingAfterBreak="0">
+  <w:abstractNum w:abstractNumId="3" w15:restartNumberingAfterBreak="0">
+    <w:nsid w:val="29B662F5"/>
+    <w:multiLevelType w:val="hybridMultilevel"/>
+    <w:tmpl w:val="3DB47E3A"/>
+    <w:lvl w:ilvl="0" w:tplc="04090001">
+      <w:start w:val="1"/>
+      <w:numFmt w:val="bullet"/>
+      <w:lvlText w:val=""/>
+      <w:lvlJc w:val="left"/>
+      <w:pPr>
+        <w:ind w:left="720" w:hanging="360"/>
+      </w:pPr>
+      <w:rPr>
+        <w:rFonts w:ascii="Symbol" w:hAnsi="Symbol" w:hint="default"/>
+      </w:rPr>
+    </w:lvl>
+    <w:lvl w:ilvl="1" w:tplc="04090003">
+      <w:start w:val="1"/>
+      <w:numFmt w:val="bullet"/>
+      <w:lvlText w:val="o"/>
+      <w:lvlJc w:val="left"/>
+      <w:pPr>
+        <w:ind w:left="1440" w:hanging="360"/>
+      </w:pPr>
+      <w:rPr>
+        <w:rFonts w:ascii="Courier New" w:hAnsi="Courier New" w:cs="Courier New" w:hint="default"/>
+      </w:rPr>
+    </w:lvl>
+    <w:lvl w:ilvl="2" w:tplc="04090005" w:tentative="1">
+      <w:start w:val="1"/>
+      <w:numFmt w:val="bullet"/>
+      <w:lvlText w:val=""/>
+      <w:lvlJc w:val="left"/>
+      <w:pPr>
+        <w:ind w:left="2160" w:hanging="360"/>
+      </w:pPr>
+      <w:rPr>
+        <w:rFonts w:ascii="Wingdings" w:hAnsi="Wingdings" w:hint="default"/>
+      </w:rPr>
+    </w:lvl>
+    <w:lvl w:ilvl="3" w:tplc="04090001" w:tentative="1">
+      <w:start w:val="1"/>
+      <w:numFmt w:val="bullet"/>
+      <w:lvlText w:val=""/>
+      <w:lvlJc w:val="left"/>
+      <w:pPr>
+        <w:ind w:left="2880" w:hanging="360"/>
+      </w:pPr>
+      <w:rPr>
+        <w:rFonts w:ascii="Symbol" w:hAnsi="Symbol" w:hint="default"/>
+      </w:rPr>
+    </w:lvl>
+    <w:lvl w:ilvl="4" w:tplc="04090003" w:tentative="1">
+      <w:start w:val="1"/>
+      <w:numFmt w:val="bullet"/>
+      <w:lvlText w:val="o"/>
+      <w:lvlJc w:val="left"/>
+      <w:pPr>
+        <w:ind w:left="3600" w:hanging="360"/>
+      </w:pPr>
+      <w:rPr>
+        <w:rFonts w:ascii="Courier New" w:hAnsi="Courier New" w:cs="Courier New" w:hint="default"/>
+      </w:rPr>
+    </w:lvl>
+    <w:lvl w:ilvl="5" w:tplc="04090005" w:tentative="1">
+      <w:start w:val="1"/>
+      <w:numFmt w:val="bullet"/>
+      <w:lvlText w:val=""/>
+      <w:lvlJc w:val="left"/>
+      <w:pPr>
+        <w:ind w:left="4320" w:hanging="360"/>
+      </w:pPr>
+      <w:rPr>
+        <w:rFonts w:ascii="Wingdings" w:hAnsi="Wingdings" w:hint="default"/>
+      </w:rPr>
+    </w:lvl>
+    <w:lvl w:ilvl="6" w:tplc="04090001" w:tentative="1">
+      <w:start w:val="1"/>
+      <w:numFmt w:val="bullet"/>
+      <w:lvlText w:val=""/>
+      <w:lvlJc w:val="left"/>
+      <w:pPr>
+        <w:ind w:left="5040" w:hanging="360"/>
+      </w:pPr>
+      <w:rPr>
+        <w:rFonts w:ascii="Symbol" w:hAnsi="Symbol" w:hint="default"/>
+      </w:rPr>
+    </w:lvl>
+    <w:lvl w:ilvl="7" w:tplc="04090003" w:tentative="1">
+      <w:start w:val="1"/>
+      <w:numFmt w:val="bullet"/>
+      <w:lvlText w:val="o"/>
+      <w:lvlJc w:val="left"/>
+      <w:pPr>
+        <w:ind w:left="5760" w:hanging="360"/>
+      </w:pPr>
+      <w:rPr>
+        <w:rFonts w:ascii="Courier New" w:hAnsi="Courier New" w:cs="Courier New" w:hint="default"/>
+      </w:rPr>
+    </w:lvl>
+    <w:lvl w:ilvl="8" w:tplc="04090005" w:tentative="1">
+      <w:start w:val="1"/>
+      <w:numFmt w:val="bullet"/>
+      <w:lvlText w:val=""/>
+      <w:lvlJc w:val="left"/>
+      <w:pPr>
+        <w:ind w:left="6480" w:hanging="360"/>
+      </w:pPr>
+      <w:rPr>
+        <w:rFonts w:ascii="Wingdings" w:hAnsi="Wingdings" w:hint="default"/>
+      </w:rPr>
+    </w:lvl>
+  </w:abstractNum>
+  <w:abstractNum w:abstractNumId="4" w15:restartNumberingAfterBreak="0">
+    <w:nsid w:val="420873E7"/>
+    <w:multiLevelType w:val="hybridMultilevel"/>
+    <w:tmpl w:val="671402C4"/>
+    <w:lvl w:ilvl="0" w:tplc="04090001">
+      <w:start w:val="1"/>
+      <w:numFmt w:val="bullet"/>
+      <w:lvlText w:val=""/>
+      <w:lvlJc w:val="left"/>
+      <w:pPr>
+        <w:ind w:left="720" w:hanging="360"/>
+      </w:pPr>
+      <w:rPr>
+        <w:rFonts w:ascii="Symbol" w:hAnsi="Symbol" w:hint="default"/>
+      </w:rPr>
+    </w:lvl>
+    <w:lvl w:ilvl="1" w:tplc="04090003">
+      <w:start w:val="1"/>
+      <w:numFmt w:val="bullet"/>
+      <w:lvlText w:val="o"/>
+      <w:lvlJc w:val="left"/>
+      <w:pPr>
+        <w:ind w:left="1440" w:hanging="360"/>
+      </w:pPr>
+      <w:rPr>
+        <w:rFonts w:ascii="Courier New" w:hAnsi="Courier New" w:cs="Courier New" w:hint="default"/>
+      </w:rPr>
+    </w:lvl>
+    <w:lvl w:ilvl="2" w:tplc="04090005" w:tentative="1">
+      <w:start w:val="1"/>
+      <w:numFmt w:val="bullet"/>
+      <w:lvlText w:val=""/>
+      <w:lvlJc w:val="left"/>
+      <w:pPr>
+        <w:ind w:left="2160" w:hanging="360"/>
+      </w:pPr>
+      <w:rPr>
+        <w:rFonts w:ascii="Wingdings" w:hAnsi="Wingdings" w:hint="default"/>
+      </w:rPr>
+    </w:lvl>
+    <w:lvl w:ilvl="3" w:tplc="04090001" w:tentative="1">
+      <w:start w:val="1"/>
+      <w:numFmt w:val="bullet"/>
+      <w:lvlText w:val=""/>
+      <w:lvlJc w:val="left"/>
+      <w:pPr>
+        <w:ind w:left="2880" w:hanging="360"/>
+      </w:pPr>
+      <w:rPr>
+        <w:rFonts w:ascii="Symbol" w:hAnsi="Symbol" w:hint="default"/>
+      </w:rPr>
+    </w:lvl>
+    <w:lvl w:ilvl="4" w:tplc="04090003" w:tentative="1">
+      <w:start w:val="1"/>
+      <w:numFmt w:val="bullet"/>
+      <w:lvlText w:val="o"/>
+      <w:lvlJc w:val="left"/>
+      <w:pPr>
+        <w:ind w:left="3600" w:hanging="360"/>
+      </w:pPr>
+      <w:rPr>
+        <w:rFonts w:ascii="Courier New" w:hAnsi="Courier New" w:cs="Courier New" w:hint="default"/>
+      </w:rPr>
+    </w:lvl>
+    <w:lvl w:ilvl="5" w:tplc="04090005" w:tentative="1">
+      <w:start w:val="1"/>
+      <w:numFmt w:val="bullet"/>
+      <w:lvlText w:val=""/>
+      <w:lvlJc w:val="left"/>
+      <w:pPr>
+        <w:ind w:left="4320" w:hanging="360"/>
+      </w:pPr>
+      <w:rPr>
+        <w:rFonts w:ascii="Wingdings" w:hAnsi="Wingdings" w:hint="default"/>
+      </w:rPr>
+    </w:lvl>
+    <w:lvl w:ilvl="6" w:tplc="04090001" w:tentative="1">
+      <w:start w:val="1"/>
+      <w:numFmt w:val="bullet"/>
+      <w:lvlText w:val=""/>
+      <w:lvlJc w:val="left"/>
+      <w:pPr>
+        <w:ind w:left="5040" w:hanging="360"/>
+      </w:pPr>
+      <w:rPr>
+        <w:rFonts w:ascii="Symbol" w:hAnsi="Symbol" w:hint="default"/>
+      </w:rPr>
+    </w:lvl>
+    <w:lvl w:ilvl="7" w:tplc="04090003" w:tentative="1">
+      <w:start w:val="1"/>
+      <w:numFmt w:val="bullet"/>
+      <w:lvlText w:val="o"/>
+      <w:lvlJc w:val="left"/>
+      <w:pPr>
+        <w:ind w:left="5760" w:hanging="360"/>
+      </w:pPr>
+      <w:rPr>
+        <w:rFonts w:ascii="Courier New" w:hAnsi="Courier New" w:cs="Courier New" w:hint="default"/>
+      </w:rPr>
+    </w:lvl>
+    <w:lvl w:ilvl="8" w:tplc="04090005" w:tentative="1">
+      <w:start w:val="1"/>
+      <w:numFmt w:val="bullet"/>
+      <w:lvlText w:val=""/>
+      <w:lvlJc w:val="left"/>
+      <w:pPr>
+        <w:ind w:left="6480" w:hanging="360"/>
+      </w:pPr>
+      <w:rPr>
+        <w:rFonts w:ascii="Wingdings" w:hAnsi="Wingdings" w:hint="default"/>
+      </w:rPr>
+    </w:lvl>
+  </w:abstractNum>
+  <w:abstractNum w:abstractNumId="5" w15:restartNumberingAfterBreak="0">
+    <w:nsid w:val="42B8435D"/>
+    <w:multiLevelType w:val="hybridMultilevel"/>
+    <w:tmpl w:val="33525920"/>
+    <w:lvl w:ilvl="0" w:tplc="04090001">
+      <w:start w:val="1"/>
+      <w:numFmt w:val="bullet"/>
+      <w:lvlText w:val=""/>
+      <w:lvlJc w:val="left"/>
+      <w:pPr>
+        <w:ind w:left="720" w:hanging="360"/>
+      </w:pPr>
+      <w:rPr>
+        <w:rFonts w:ascii="Symbol" w:hAnsi="Symbol" w:hint="default"/>
+      </w:rPr>
+    </w:lvl>
+    <w:lvl w:ilvl="1" w:tplc="04090003">
+      <w:start w:val="1"/>
+      <w:numFmt w:val="bullet"/>
+      <w:lvlText w:val="o"/>
+      <w:lvlJc w:val="left"/>
+      <w:pPr>
+        <w:ind w:left="1440" w:hanging="360"/>
+      </w:pPr>
+      <w:rPr>
+        <w:rFonts w:ascii="Courier New" w:hAnsi="Courier New" w:cs="Courier New" w:hint="default"/>
+      </w:rPr>
+    </w:lvl>
+    <w:lvl w:ilvl="2" w:tplc="04090005" w:tentative="1">
+      <w:start w:val="1"/>
+      <w:numFmt w:val="bullet"/>
+      <w:lvlText w:val=""/>
+      <w:lvlJc w:val="left"/>
+      <w:pPr>
+        <w:ind w:left="2160" w:hanging="360"/>
+      </w:pPr>
+      <w:rPr>
+        <w:rFonts w:ascii="Wingdings" w:hAnsi="Wingdings" w:hint="default"/>
+      </w:rPr>
+    </w:lvl>
+    <w:lvl w:ilvl="3" w:tplc="04090001" w:tentative="1">
+      <w:start w:val="1"/>
+      <w:numFmt w:val="bullet"/>
+      <w:lvlText w:val=""/>
+      <w:lvlJc w:val="left"/>
+      <w:pPr>
+        <w:ind w:left="2880" w:hanging="360"/>
+      </w:pPr>
+      <w:rPr>
+        <w:rFonts w:ascii="Symbol" w:hAnsi="Symbol" w:hint="default"/>
+      </w:rPr>
+    </w:lvl>
+    <w:lvl w:ilvl="4" w:tplc="04090003" w:tentative="1">
+      <w:start w:val="1"/>
+      <w:numFmt w:val="bullet"/>
+      <w:lvlText w:val="o"/>
+      <w:lvlJc w:val="left"/>
+      <w:pPr>
+        <w:ind w:left="3600" w:hanging="360"/>
+      </w:pPr>
+      <w:rPr>
+        <w:rFonts w:ascii="Courier New" w:hAnsi="Courier New" w:cs="Courier New" w:hint="default"/>
+      </w:rPr>
+    </w:lvl>
+    <w:lvl w:ilvl="5" w:tplc="04090005" w:tentative="1">
+      <w:start w:val="1"/>
+      <w:numFmt w:val="bullet"/>
+      <w:lvlText w:val=""/>
+      <w:lvlJc w:val="left"/>
+      <w:pPr>
+        <w:ind w:left="4320" w:hanging="360"/>
+      </w:pPr>
+      <w:rPr>
+        <w:rFonts w:ascii="Wingdings" w:hAnsi="Wingdings" w:hint="default"/>
+      </w:rPr>
+    </w:lvl>
+    <w:lvl w:ilvl="6" w:tplc="04090001" w:tentative="1">
+      <w:start w:val="1"/>
+      <w:numFmt w:val="bullet"/>
+      <w:lvlText w:val=""/>
+      <w:lvlJc w:val="left"/>
+      <w:pPr>
+        <w:ind w:left="5040" w:hanging="360"/>
+      </w:pPr>
+      <w:rPr>
+        <w:rFonts w:ascii="Symbol" w:hAnsi="Symbol" w:hint="default"/>
+      </w:rPr>
+    </w:lvl>
+    <w:lvl w:ilvl="7" w:tplc="04090003" w:tentative="1">
+      <w:start w:val="1"/>
+      <w:numFmt w:val="bullet"/>
+      <w:lvlText w:val="o"/>
+      <w:lvlJc w:val="left"/>
+      <w:pPr>
+        <w:ind w:left="5760" w:hanging="360"/>
+      </w:pPr>
+      <w:rPr>
+        <w:rFonts w:ascii="Courier New" w:hAnsi="Courier New" w:cs="Courier New" w:hint="default"/>
+      </w:rPr>
+    </w:lvl>
+    <w:lvl w:ilvl="8" w:tplc="04090005" w:tentative="1">
+      <w:start w:val="1"/>
+      <w:numFmt w:val="bullet"/>
+      <w:lvlText w:val=""/>
+      <w:lvlJc w:val="left"/>
+      <w:pPr>
+        <w:ind w:left="6480" w:hanging="360"/>
+      </w:pPr>
+      <w:rPr>
+        <w:rFonts w:ascii="Wingdings" w:hAnsi="Wingdings" w:hint="default"/>
+      </w:rPr>
+    </w:lvl>
+  </w:abstractNum>
+  <w:abstractNum w:abstractNumId="6" w15:restartNumberingAfterBreak="0">
+    <w:nsid w:val="440B1595"/>
+    <w:multiLevelType w:val="hybridMultilevel"/>
+    <w:tmpl w:val="47588AE4"/>
+    <w:lvl w:ilvl="0" w:tplc="04090001">
+      <w:start w:val="1"/>
+      <w:numFmt w:val="bullet"/>
+      <w:lvlText w:val=""/>
+      <w:lvlJc w:val="left"/>
+      <w:pPr>
+        <w:ind w:left="720" w:hanging="360"/>
+      </w:pPr>
+      <w:rPr>
+        <w:rFonts w:ascii="Symbol" w:hAnsi="Symbol" w:hint="default"/>
+      </w:rPr>
+    </w:lvl>
+    <w:lvl w:ilvl="1" w:tplc="04090003">
+      <w:start w:val="1"/>
+      <w:numFmt w:val="bullet"/>
+      <w:lvlText w:val="o"/>
+      <w:lvlJc w:val="left"/>
+      <w:pPr>
+        <w:ind w:left="1440" w:hanging="360"/>
+      </w:pPr>
+      <w:rPr>
+        <w:rFonts w:ascii="Courier New" w:hAnsi="Courier New" w:cs="Courier New" w:hint="default"/>
+      </w:rPr>
+    </w:lvl>
+    <w:lvl w:ilvl="2" w:tplc="04090005" w:tentative="1">
+      <w:start w:val="1"/>
+      <w:numFmt w:val="bullet"/>
+      <w:lvlText w:val=""/>
+      <w:lvlJc w:val="left"/>
+      <w:pPr>
+        <w:ind w:left="2160" w:hanging="360"/>
+      </w:pPr>
+      <w:rPr>
+        <w:rFonts w:ascii="Wingdings" w:hAnsi="Wingdings" w:hint="default"/>
+      </w:rPr>
+    </w:lvl>
+    <w:lvl w:ilvl="3" w:tplc="04090001" w:tentative="1">
+      <w:start w:val="1"/>
+      <w:numFmt w:val="bullet"/>
+      <w:lvlText w:val=""/>
+      <w:lvlJc w:val="left"/>
+      <w:pPr>
+        <w:ind w:left="2880" w:hanging="360"/>
+      </w:pPr>
+      <w:rPr>
+        <w:rFonts w:ascii="Symbol" w:hAnsi="Symbol" w:hint="default"/>
+      </w:rPr>
+    </w:lvl>
+    <w:lvl w:ilvl="4" w:tplc="04090003" w:tentative="1">
+      <w:start w:val="1"/>
+      <w:numFmt w:val="bullet"/>
+      <w:lvlText w:val="o"/>
+      <w:lvlJc w:val="left"/>
+      <w:pPr>
+        <w:ind w:left="3600" w:hanging="360"/>
+      </w:pPr>
+      <w:rPr>
+        <w:rFonts w:ascii="Courier New" w:hAnsi="Courier New" w:cs="Courier New" w:hint="default"/>
+      </w:rPr>
+    </w:lvl>
+    <w:lvl w:ilvl="5" w:tplc="04090005" w:tentative="1">
+      <w:start w:val="1"/>
+      <w:numFmt w:val="bullet"/>
+      <w:lvlText w:val=""/>
+      <w:lvlJc w:val="left"/>
+      <w:pPr>
+        <w:ind w:left="4320" w:hanging="360"/>
+      </w:pPr>
+      <w:rPr>
+        <w:rFonts w:ascii="Wingdings" w:hAnsi="Wingdings" w:hint="default"/>
+      </w:rPr>
+    </w:lvl>
+    <w:lvl w:ilvl="6" w:tplc="04090001" w:tentative="1">
+      <w:start w:val="1"/>
+      <w:numFmt w:val="bullet"/>
+      <w:lvlText w:val=""/>
+      <w:lvlJc w:val="left"/>
+      <w:pPr>
+        <w:ind w:left="5040" w:hanging="360"/>
+      </w:pPr>
+      <w:rPr>
+        <w:rFonts w:ascii="Symbol" w:hAnsi="Symbol" w:hint="default"/>
+      </w:rPr>
+    </w:lvl>
+    <w:lvl w:ilvl="7" w:tplc="04090003" w:tentative="1">
+      <w:start w:val="1"/>
+      <w:numFmt w:val="bullet"/>
+      <w:lvlText w:val="o"/>
+      <w:lvlJc w:val="left"/>
+      <w:pPr>
+        <w:ind w:left="5760" w:hanging="360"/>
+      </w:pPr>
+      <w:rPr>
+        <w:rFonts w:ascii="Courier New" w:hAnsi="Courier New" w:cs="Courier New" w:hint="default"/>
+      </w:rPr>
+    </w:lvl>
+    <w:lvl w:ilvl="8" w:tplc="04090005" w:tentative="1">
+      <w:start w:val="1"/>
+      <w:numFmt w:val="bullet"/>
+      <w:lvlText w:val=""/>
+      <w:lvlJc w:val="left"/>
+      <w:pPr>
+        <w:ind w:left="6480" w:hanging="360"/>
+      </w:pPr>
+      <w:rPr>
+        <w:rFonts w:ascii="Wingdings" w:hAnsi="Wingdings" w:hint="default"/>
+      </w:rPr>
+    </w:lvl>
+  </w:abstractNum>
+  <w:abstractNum w:abstractNumId="7" w15:restartNumberingAfterBreak="0">
     <w:nsid w:val="5D1C4668"/>
     <w:multiLevelType w:val="hybridMultilevel"/>
     <w:tmpl w:val="8952A572"/>
@@ -4039,11 +6283,261 @@
       </w:rPr>
     </w:lvl>
   </w:abstractNum>
+  <w:abstractNum w:abstractNumId="8" w15:restartNumberingAfterBreak="0">
+    <w:nsid w:val="7CFF11F7"/>
+    <w:multiLevelType w:val="hybridMultilevel"/>
+    <w:tmpl w:val="E7F41630"/>
+    <w:lvl w:ilvl="0" w:tplc="04090001">
+      <w:start w:val="1"/>
+      <w:numFmt w:val="bullet"/>
+      <w:lvlText w:val=""/>
+      <w:lvlJc w:val="left"/>
+      <w:pPr>
+        <w:ind w:left="360" w:hanging="360"/>
+      </w:pPr>
+      <w:rPr>
+        <w:rFonts w:ascii="Symbol" w:hAnsi="Symbol" w:hint="default"/>
+      </w:rPr>
+    </w:lvl>
+    <w:lvl w:ilvl="1" w:tplc="04090003" w:tentative="1">
+      <w:start w:val="1"/>
+      <w:numFmt w:val="bullet"/>
+      <w:lvlText w:val="o"/>
+      <w:lvlJc w:val="left"/>
+      <w:pPr>
+        <w:ind w:left="1080" w:hanging="360"/>
+      </w:pPr>
+      <w:rPr>
+        <w:rFonts w:ascii="Courier New" w:hAnsi="Courier New" w:cs="Courier New" w:hint="default"/>
+      </w:rPr>
+    </w:lvl>
+    <w:lvl w:ilvl="2" w:tplc="04090005" w:tentative="1">
+      <w:start w:val="1"/>
+      <w:numFmt w:val="bullet"/>
+      <w:lvlText w:val=""/>
+      <w:lvlJc w:val="left"/>
+      <w:pPr>
+        <w:ind w:left="1800" w:hanging="360"/>
+      </w:pPr>
+      <w:rPr>
+        <w:rFonts w:ascii="Wingdings" w:hAnsi="Wingdings" w:hint="default"/>
+      </w:rPr>
+    </w:lvl>
+    <w:lvl w:ilvl="3" w:tplc="04090001" w:tentative="1">
+      <w:start w:val="1"/>
+      <w:numFmt w:val="bullet"/>
+      <w:lvlText w:val=""/>
+      <w:lvlJc w:val="left"/>
+      <w:pPr>
+        <w:ind w:left="2520" w:hanging="360"/>
+      </w:pPr>
+      <w:rPr>
+        <w:rFonts w:ascii="Symbol" w:hAnsi="Symbol" w:hint="default"/>
+      </w:rPr>
+    </w:lvl>
+    <w:lvl w:ilvl="4" w:tplc="04090003" w:tentative="1">
+      <w:start w:val="1"/>
+      <w:numFmt w:val="bullet"/>
+      <w:lvlText w:val="o"/>
+      <w:lvlJc w:val="left"/>
+      <w:pPr>
+        <w:ind w:left="3240" w:hanging="360"/>
+      </w:pPr>
+      <w:rPr>
+        <w:rFonts w:ascii="Courier New" w:hAnsi="Courier New" w:cs="Courier New" w:hint="default"/>
+      </w:rPr>
+    </w:lvl>
+    <w:lvl w:ilvl="5" w:tplc="04090005" w:tentative="1">
+      <w:start w:val="1"/>
+      <w:numFmt w:val="bullet"/>
+      <w:lvlText w:val=""/>
+      <w:lvlJc w:val="left"/>
+      <w:pPr>
+        <w:ind w:left="3960" w:hanging="360"/>
+      </w:pPr>
+      <w:rPr>
+        <w:rFonts w:ascii="Wingdings" w:hAnsi="Wingdings" w:hint="default"/>
+      </w:rPr>
+    </w:lvl>
+    <w:lvl w:ilvl="6" w:tplc="04090001" w:tentative="1">
+      <w:start w:val="1"/>
+      <w:numFmt w:val="bullet"/>
+      <w:lvlText w:val=""/>
+      <w:lvlJc w:val="left"/>
+      <w:pPr>
+        <w:ind w:left="4680" w:hanging="360"/>
+      </w:pPr>
+      <w:rPr>
+        <w:rFonts w:ascii="Symbol" w:hAnsi="Symbol" w:hint="default"/>
+      </w:rPr>
+    </w:lvl>
+    <w:lvl w:ilvl="7" w:tplc="04090003" w:tentative="1">
+      <w:start w:val="1"/>
+      <w:numFmt w:val="bullet"/>
+      <w:lvlText w:val="o"/>
+      <w:lvlJc w:val="left"/>
+      <w:pPr>
+        <w:ind w:left="5400" w:hanging="360"/>
+      </w:pPr>
+      <w:rPr>
+        <w:rFonts w:ascii="Courier New" w:hAnsi="Courier New" w:cs="Courier New" w:hint="default"/>
+      </w:rPr>
+    </w:lvl>
+    <w:lvl w:ilvl="8" w:tplc="04090005" w:tentative="1">
+      <w:start w:val="1"/>
+      <w:numFmt w:val="bullet"/>
+      <w:lvlText w:val=""/>
+      <w:lvlJc w:val="left"/>
+      <w:pPr>
+        <w:ind w:left="6120" w:hanging="360"/>
+      </w:pPr>
+      <w:rPr>
+        <w:rFonts w:ascii="Wingdings" w:hAnsi="Wingdings" w:hint="default"/>
+      </w:rPr>
+    </w:lvl>
+  </w:abstractNum>
+  <w:abstractNum w:abstractNumId="9" w15:restartNumberingAfterBreak="0">
+    <w:nsid w:val="7D516ADB"/>
+    <w:multiLevelType w:val="hybridMultilevel"/>
+    <w:tmpl w:val="68D05BDE"/>
+    <w:lvl w:ilvl="0" w:tplc="04090001">
+      <w:start w:val="1"/>
+      <w:numFmt w:val="bullet"/>
+      <w:lvlText w:val=""/>
+      <w:lvlJc w:val="left"/>
+      <w:pPr>
+        <w:ind w:left="1080" w:hanging="360"/>
+      </w:pPr>
+      <w:rPr>
+        <w:rFonts w:ascii="Symbol" w:hAnsi="Symbol" w:hint="default"/>
+      </w:rPr>
+    </w:lvl>
+    <w:lvl w:ilvl="1" w:tplc="04090003" w:tentative="1">
+      <w:start w:val="1"/>
+      <w:numFmt w:val="bullet"/>
+      <w:lvlText w:val="o"/>
+      <w:lvlJc w:val="left"/>
+      <w:pPr>
+        <w:ind w:left="1800" w:hanging="360"/>
+      </w:pPr>
+      <w:rPr>
+        <w:rFonts w:ascii="Courier New" w:hAnsi="Courier New" w:cs="Courier New" w:hint="default"/>
+      </w:rPr>
+    </w:lvl>
+    <w:lvl w:ilvl="2" w:tplc="04090005" w:tentative="1">
+      <w:start w:val="1"/>
+      <w:numFmt w:val="bullet"/>
+      <w:lvlText w:val=""/>
+      <w:lvlJc w:val="left"/>
+      <w:pPr>
+        <w:ind w:left="2520" w:hanging="360"/>
+      </w:pPr>
+      <w:rPr>
+        <w:rFonts w:ascii="Wingdings" w:hAnsi="Wingdings" w:hint="default"/>
+      </w:rPr>
+    </w:lvl>
+    <w:lvl w:ilvl="3" w:tplc="04090001" w:tentative="1">
+      <w:start w:val="1"/>
+      <w:numFmt w:val="bullet"/>
+      <w:lvlText w:val=""/>
+      <w:lvlJc w:val="left"/>
+      <w:pPr>
+        <w:ind w:left="3240" w:hanging="360"/>
+      </w:pPr>
+      <w:rPr>
+        <w:rFonts w:ascii="Symbol" w:hAnsi="Symbol" w:hint="default"/>
+      </w:rPr>
+    </w:lvl>
+    <w:lvl w:ilvl="4" w:tplc="04090003" w:tentative="1">
+      <w:start w:val="1"/>
+      <w:numFmt w:val="bullet"/>
+      <w:lvlText w:val="o"/>
+      <w:lvlJc w:val="left"/>
+      <w:pPr>
+        <w:ind w:left="3960" w:hanging="360"/>
+      </w:pPr>
+      <w:rPr>
+        <w:rFonts w:ascii="Courier New" w:hAnsi="Courier New" w:cs="Courier New" w:hint="default"/>
+      </w:rPr>
+    </w:lvl>
+    <w:lvl w:ilvl="5" w:tplc="04090005" w:tentative="1">
+      <w:start w:val="1"/>
+      <w:numFmt w:val="bullet"/>
+      <w:lvlText w:val=""/>
+      <w:lvlJc w:val="left"/>
+      <w:pPr>
+        <w:ind w:left="4680" w:hanging="360"/>
+      </w:pPr>
+      <w:rPr>
+        <w:rFonts w:ascii="Wingdings" w:hAnsi="Wingdings" w:hint="default"/>
+      </w:rPr>
+    </w:lvl>
+    <w:lvl w:ilvl="6" w:tplc="04090001" w:tentative="1">
+      <w:start w:val="1"/>
+      <w:numFmt w:val="bullet"/>
+      <w:lvlText w:val=""/>
+      <w:lvlJc w:val="left"/>
+      <w:pPr>
+        <w:ind w:left="5400" w:hanging="360"/>
+      </w:pPr>
+      <w:rPr>
+        <w:rFonts w:ascii="Symbol" w:hAnsi="Symbol" w:hint="default"/>
+      </w:rPr>
+    </w:lvl>
+    <w:lvl w:ilvl="7" w:tplc="04090003" w:tentative="1">
+      <w:start w:val="1"/>
+      <w:numFmt w:val="bullet"/>
+      <w:lvlText w:val="o"/>
+      <w:lvlJc w:val="left"/>
+      <w:pPr>
+        <w:ind w:left="6120" w:hanging="360"/>
+      </w:pPr>
+      <w:rPr>
+        <w:rFonts w:ascii="Courier New" w:hAnsi="Courier New" w:cs="Courier New" w:hint="default"/>
+      </w:rPr>
+    </w:lvl>
+    <w:lvl w:ilvl="8" w:tplc="04090005" w:tentative="1">
+      <w:start w:val="1"/>
+      <w:numFmt w:val="bullet"/>
+      <w:lvlText w:val=""/>
+      <w:lvlJc w:val="left"/>
+      <w:pPr>
+        <w:ind w:left="6840" w:hanging="360"/>
+      </w:pPr>
+      <w:rPr>
+        <w:rFonts w:ascii="Wingdings" w:hAnsi="Wingdings" w:hint="default"/>
+      </w:rPr>
+    </w:lvl>
+  </w:abstractNum>
   <w:num w:numId="1" w16cid:durableId="970790037">
+    <w:abstractNumId w:val="7"/>
+  </w:num>
+  <w:num w:numId="2" w16cid:durableId="1828979425">
+    <w:abstractNumId w:val="2"/>
+  </w:num>
+  <w:num w:numId="3" w16cid:durableId="382681866">
     <w:abstractNumId w:val="1"/>
   </w:num>
-  <w:num w:numId="2" w16cid:durableId="1828979425">
+  <w:num w:numId="4" w16cid:durableId="1722559428">
+    <w:abstractNumId w:val="3"/>
+  </w:num>
+  <w:num w:numId="5" w16cid:durableId="2040621863">
     <w:abstractNumId w:val="0"/>
+  </w:num>
+  <w:num w:numId="6" w16cid:durableId="239566489">
+    <w:abstractNumId w:val="8"/>
+  </w:num>
+  <w:num w:numId="7" w16cid:durableId="981151699">
+    <w:abstractNumId w:val="9"/>
+  </w:num>
+  <w:num w:numId="8" w16cid:durableId="215901222">
+    <w:abstractNumId w:val="6"/>
+  </w:num>
+  <w:num w:numId="9" w16cid:durableId="19010939">
+    <w:abstractNumId w:val="4"/>
+  </w:num>
+  <w:num w:numId="10" w16cid:durableId="2131820898">
+    <w:abstractNumId w:val="5"/>
   </w:num>
 </w:numbering>
 </file>
@@ -5409,11 +7903,71 @@
     <b:URL>https://www.sevenson.com.au/programming/sat/</b:URL>
     <b:RefOrder>4</b:RefOrder>
   </b:Source>
+  <b:Source>
+    <b:Tag>Swi09</b:Tag>
+    <b:SourceType>Book</b:SourceType>
+    <b:Guid>{2C965AAD-3D49-47C5-B98E-CB8441FBA4D3}</b:Guid>
+    <b:Title>Game Feel: A Game Designer's Guide to Virtual Sensation</b:Title>
+    <b:Year>2009</b:Year>
+    <b:Author>
+      <b:Author>
+        <b:NameList>
+          <b:Person>
+            <b:Last>Swink</b:Last>
+            <b:First>Steve</b:First>
+          </b:Person>
+        </b:NameList>
+      </b:Author>
+    </b:Author>
+    <b:City>Burlington, MA</b:City>
+    <b:Publisher>Morgan Kaufmann Publishers</b:Publisher>
+    <b:RefOrder>5</b:RefOrder>
+  </b:Source>
+  <b:Source>
+    <b:Tag>Sch08</b:Tag>
+    <b:SourceType>Book</b:SourceType>
+    <b:Guid>{B20873A0-CF67-408B-B8D2-3BE57736F6EE}</b:Guid>
+    <b:Author>
+      <b:Author>
+        <b:NameList>
+          <b:Person>
+            <b:Last>Schell</b:Last>
+            <b:First>Jesse</b:First>
+          </b:Person>
+        </b:NameList>
+      </b:Author>
+    </b:Author>
+    <b:Title>The Art of Game Design</b:Title>
+    <b:Year>2008</b:Year>
+    <b:City>Burlington, MA</b:City>
+    <b:Publisher>Morgan Kaufmann Publishers</b:Publisher>
+    <b:RefOrder>6</b:RefOrder>
+  </b:Source>
+  <b:Source>
+    <b:Tag>Eri05</b:Tag>
+    <b:SourceType>Book</b:SourceType>
+    <b:Guid>{F44A1329-0BBA-47CE-9D13-07FEA073C722}</b:Guid>
+    <b:Author>
+      <b:Author>
+        <b:NameList>
+          <b:Person>
+            <b:Last>Ericson</b:Last>
+            <b:First>Christer</b:First>
+          </b:Person>
+        </b:NameList>
+      </b:Author>
+    </b:Author>
+    <b:Title>Real-Time Collision Detection</b:Title>
+    <b:Year>2005</b:Year>
+    <b:City>San Francisco, CA</b:City>
+    <b:Publisher>Morgan Kaufmann Publishers</b:Publisher>
+    <b:RefOrder>7</b:RefOrder>
+  </b:Source>
 </b:Sources>
 </file>
 
 <file path=customXml/itemProps1.xml><?xml version="1.0" encoding="utf-8"?>
-<ds:datastoreItem xmlns:ds="http://schemas.openxmlformats.org/officeDocument/2006/customXml" ds:itemID="{B791412D-3D28-4AA6-8F69-144B6A8896B8}">
+<ds:datastoreItem xmlns:ds="http://schemas.openxmlformats.org/officeDocument/2006/customXml" ds:itemID="{62242A01-61A0-40F9-961F-B9084E19415D}">
   <ds:schemaRefs>
     <ds:schemaRef ds:uri="http://schemas.openxmlformats.org/officeDocument/2006/bibliography"/>
   </ds:schemaRefs>

--- a/SimpleGECollisionPhysicsAlgorithm.docx
+++ b/SimpleGECollisionPhysicsAlgorithm.docx
@@ -139,9 +139,33 @@
           <w:sz w:val="22"/>
           <w:szCs w:val="22"/>
         </w:rPr>
-        <w:t xml:space="preserve"> called </w:t>
-      </w:r>
-      <w:proofErr w:type="spellStart"/>
+        <w:t xml:space="preserve"> called originPolygon</w:t>
+      </w:r>
+      <w:r>
+        <w:rPr>
+          <w:rFonts w:ascii="Calibri" w:hAnsi="Calibri" w:cs="Calibri"/>
+          <w:sz w:val="22"/>
+          <w:szCs w:val="22"/>
+        </w:rPr>
+        <w:t>, hitboxSize, and hitboxOffset</w:t>
+      </w:r>
+      <w:r>
+        <w:rPr>
+          <w:rFonts w:ascii="Calibri" w:hAnsi="Calibri" w:cs="Calibri"/>
+          <w:sz w:val="22"/>
+          <w:szCs w:val="22"/>
+        </w:rPr>
+        <w:t xml:space="preserve">. The originPolygon is, by default, an empty list. This attribute gets the rectangular polygon of the Sprite that is centered at the origin (0, 0). </w:t>
+      </w:r>
+      <w:r>
+        <w:rPr>
+          <w:rFonts w:ascii="Calibri" w:hAnsi="Calibri" w:cs="Calibri"/>
+          <w:sz w:val="22"/>
+          <w:szCs w:val="22"/>
+        </w:rPr>
+        <w:t xml:space="preserve">The </w:t>
+      </w:r>
+      <w:proofErr w:type="gramStart"/>
       <w:r>
         <w:rPr>
           <w:rFonts w:ascii="Calibri" w:hAnsi="Calibri" w:cs="Calibri"/>
@@ -150,68 +174,6 @@
         </w:rPr>
         <w:t>originPolygon</w:t>
       </w:r>
-      <w:proofErr w:type="spellEnd"/>
-      <w:r>
-        <w:rPr>
-          <w:rFonts w:ascii="Calibri" w:hAnsi="Calibri" w:cs="Calibri"/>
-          <w:sz w:val="22"/>
-          <w:szCs w:val="22"/>
-        </w:rPr>
-        <w:t xml:space="preserve">, </w:t>
-      </w:r>
-      <w:proofErr w:type="spellStart"/>
-      <w:r>
-        <w:rPr>
-          <w:rFonts w:ascii="Calibri" w:hAnsi="Calibri" w:cs="Calibri"/>
-          <w:sz w:val="22"/>
-          <w:szCs w:val="22"/>
-        </w:rPr>
-        <w:t>hitboxSize</w:t>
-      </w:r>
-      <w:proofErr w:type="spellEnd"/>
-      <w:r>
-        <w:rPr>
-          <w:rFonts w:ascii="Calibri" w:hAnsi="Calibri" w:cs="Calibri"/>
-          <w:sz w:val="22"/>
-          <w:szCs w:val="22"/>
-        </w:rPr>
-        <w:t xml:space="preserve">, and </w:t>
-      </w:r>
-      <w:proofErr w:type="spellStart"/>
-      <w:r>
-        <w:rPr>
-          <w:rFonts w:ascii="Calibri" w:hAnsi="Calibri" w:cs="Calibri"/>
-          <w:sz w:val="22"/>
-          <w:szCs w:val="22"/>
-        </w:rPr>
-        <w:t>hitboxOffset</w:t>
-      </w:r>
-      <w:proofErr w:type="spellEnd"/>
-      <w:r>
-        <w:rPr>
-          <w:rFonts w:ascii="Calibri" w:hAnsi="Calibri" w:cs="Calibri"/>
-          <w:sz w:val="22"/>
-          <w:szCs w:val="22"/>
-        </w:rPr>
-        <w:t xml:space="preserve">. The originPolygon is, by default, an empty list. This attribute gets the rectangular polygon of the Sprite that is centered at the origin (0, 0). </w:t>
-      </w:r>
-      <w:r>
-        <w:rPr>
-          <w:rFonts w:ascii="Calibri" w:hAnsi="Calibri" w:cs="Calibri"/>
-          <w:sz w:val="22"/>
-          <w:szCs w:val="22"/>
-        </w:rPr>
-        <w:t xml:space="preserve">The </w:t>
-      </w:r>
-      <w:proofErr w:type="gramStart"/>
-      <w:r>
-        <w:rPr>
-          <w:rFonts w:ascii="Calibri" w:hAnsi="Calibri" w:cs="Calibri"/>
-          <w:sz w:val="22"/>
-          <w:szCs w:val="22"/>
-        </w:rPr>
-        <w:t>originPolygon</w:t>
-      </w:r>
       <w:proofErr w:type="gramEnd"/>
       <w:r>
         <w:rPr>
@@ -243,59 +205,23 @@
           <w:sz w:val="22"/>
           <w:szCs w:val="22"/>
         </w:rPr>
-        <w:t xml:space="preserve"> and is initialized with “None”. The </w:t>
-      </w:r>
-      <w:proofErr w:type="spellStart"/>
-      <w:r>
-        <w:rPr>
-          <w:rFonts w:ascii="Calibri" w:hAnsi="Calibri" w:cs="Calibri"/>
-          <w:sz w:val="22"/>
-          <w:szCs w:val="22"/>
-        </w:rPr>
-        <w:t>hi</w:t>
-      </w:r>
-      <w:r>
-        <w:rPr>
-          <w:rFonts w:ascii="Calibri" w:hAnsi="Calibri" w:cs="Calibri"/>
-          <w:sz w:val="22"/>
-          <w:szCs w:val="22"/>
-        </w:rPr>
-        <w:t>tboxOffset</w:t>
-      </w:r>
-      <w:proofErr w:type="spellEnd"/>
-      <w:r>
-        <w:rPr>
-          <w:rFonts w:ascii="Calibri" w:hAnsi="Calibri" w:cs="Calibri"/>
-          <w:sz w:val="22"/>
-          <w:szCs w:val="22"/>
-        </w:rPr>
-        <w:t xml:space="preserve"> is a Vector2() object initialized with Vector2(0, 0). </w:t>
-      </w:r>
-      <w:r>
-        <w:rPr>
-          <w:rFonts w:ascii="Calibri" w:hAnsi="Calibri" w:cs="Calibri"/>
-          <w:sz w:val="22"/>
-          <w:szCs w:val="22"/>
-        </w:rPr>
-        <w:t xml:space="preserve">We can change this value through </w:t>
-      </w:r>
-      <w:proofErr w:type="spellStart"/>
-      <w:r>
-        <w:rPr>
-          <w:rFonts w:ascii="Calibri" w:hAnsi="Calibri" w:cs="Calibri"/>
-          <w:sz w:val="22"/>
-          <w:szCs w:val="22"/>
-        </w:rPr>
-        <w:t>setHitboxOffset</w:t>
-      </w:r>
-      <w:proofErr w:type="spellEnd"/>
-      <w:r>
-        <w:rPr>
-          <w:rFonts w:ascii="Calibri" w:hAnsi="Calibri" w:cs="Calibri"/>
-          <w:sz w:val="22"/>
-          <w:szCs w:val="22"/>
-        </w:rPr>
-        <w:t xml:space="preserve">(x, y) where x is the intended x value and y is the intended y value. </w:t>
+        <w:t xml:space="preserve"> and is initialized with “None”. The hi</w:t>
+      </w:r>
+      <w:r>
+        <w:rPr>
+          <w:rFonts w:ascii="Calibri" w:hAnsi="Calibri" w:cs="Calibri"/>
+          <w:sz w:val="22"/>
+          <w:szCs w:val="22"/>
+        </w:rPr>
+        <w:t xml:space="preserve">tboxOffset is a Vector2() object initialized with Vector2(0, 0). </w:t>
+      </w:r>
+      <w:r>
+        <w:rPr>
+          <w:rFonts w:ascii="Calibri" w:hAnsi="Calibri" w:cs="Calibri"/>
+          <w:sz w:val="22"/>
+          <w:szCs w:val="22"/>
+        </w:rPr>
+        <w:t xml:space="preserve">We can change this value through setHitboxOffset(x, y) where x is the intended x value and y is the intended y value. </w:t>
       </w:r>
     </w:p>
     <w:p>
@@ -353,7 +279,6 @@
           <w:id w:val="-2019841902"/>
           <w:citation/>
         </w:sdtPr>
-        <w:sdtEndPr/>
         <w:sdtContent>
           <w:r>
             <w:rPr>
@@ -568,7 +493,6 @@
           <w:id w:val="-1889948693"/>
           <w:citation/>
         </w:sdtPr>
-        <w:sdtEndPr/>
         <w:sdtContent>
           <w:r>
             <w:rPr>
@@ -810,7 +734,6 @@
           <w:id w:val="1489908224"/>
           <w:citation/>
         </w:sdtPr>
-        <w:sdtEndPr/>
         <w:sdtContent>
           <w:r>
             <w:rPr>
@@ -881,7 +804,6 @@
         <w:lastRenderedPageBreak/>
         <w:t xml:space="preserve">The main method handling collision detection, </w:t>
       </w:r>
-      <w:proofErr w:type="spellStart"/>
       <w:proofErr w:type="gramStart"/>
       <w:r>
         <w:rPr>
@@ -891,7 +813,6 @@
         </w:rPr>
         <w:t>collidesWithAdvanced</w:t>
       </w:r>
-      <w:proofErr w:type="spellEnd"/>
       <w:proofErr w:type="gramEnd"/>
       <w:r>
         <w:rPr>
@@ -930,6 +851,8 @@
       <w:pPr>
         <w:rPr>
           <w:rFonts w:ascii="Calibri" w:hAnsi="Calibri" w:cs="Calibri"/>
+          <w:b/>
+          <w:bCs/>
           <w:sz w:val="22"/>
           <w:szCs w:val="22"/>
         </w:rPr>
@@ -938,25 +861,19 @@
       <w:r>
         <w:rPr>
           <w:rFonts w:ascii="Calibri" w:hAnsi="Calibri" w:cs="Calibri"/>
-          <w:sz w:val="22"/>
-          <w:szCs w:val="22"/>
-        </w:rPr>
-        <w:t xml:space="preserve">Define </w:t>
-      </w:r>
-      <w:proofErr w:type="spellStart"/>
-      <w:r>
-        <w:rPr>
-          <w:rFonts w:ascii="Calibri" w:hAnsi="Calibri" w:cs="Calibri"/>
-          <w:sz w:val="22"/>
-          <w:szCs w:val="22"/>
-        </w:rPr>
-        <w:t>collidesWithAdvanced</w:t>
-      </w:r>
-      <w:proofErr w:type="spellEnd"/>
+          <w:b/>
+          <w:bCs/>
+          <w:sz w:val="22"/>
+          <w:szCs w:val="22"/>
+        </w:rPr>
+        <w:t>Define collidesWithAdvanced</w:t>
+      </w:r>
       <w:proofErr w:type="gramEnd"/>
       <w:r>
         <w:rPr>
           <w:rFonts w:ascii="Calibri" w:hAnsi="Calibri" w:cs="Calibri"/>
+          <w:b/>
+          <w:bCs/>
           <w:sz w:val="22"/>
           <w:szCs w:val="22"/>
         </w:rPr>
@@ -1039,25 +956,7 @@
           <w:sz w:val="22"/>
           <w:szCs w:val="22"/>
         </w:rPr>
-        <w:t xml:space="preserve">Convert the sprite edges to geometric vectors for both self and target using </w:t>
-      </w:r>
-      <w:proofErr w:type="spellStart"/>
-      <w:r>
-        <w:rPr>
-          <w:rFonts w:ascii="Calibri" w:hAnsi="Calibri" w:cs="Calibri"/>
-          <w:sz w:val="22"/>
-          <w:szCs w:val="22"/>
-        </w:rPr>
-        <w:t>spriteToPolygon</w:t>
-      </w:r>
-      <w:proofErr w:type="spellEnd"/>
-      <w:r>
-        <w:rPr>
-          <w:rFonts w:ascii="Calibri" w:hAnsi="Calibri" w:cs="Calibri"/>
-          <w:sz w:val="22"/>
-          <w:szCs w:val="22"/>
-        </w:rPr>
-        <w:t xml:space="preserve">(). </w:t>
+        <w:t xml:space="preserve">Convert the sprite edges to geometric vectors for both self and target using spriteToPolygon(). </w:t>
       </w:r>
     </w:p>
     <w:p>
@@ -1075,69 +974,15 @@
           <w:sz w:val="22"/>
           <w:szCs w:val="22"/>
         </w:rPr>
-        <w:t xml:space="preserve">Get the edges from both shapes using </w:t>
-      </w:r>
-      <w:proofErr w:type="spellStart"/>
-      <w:r>
-        <w:rPr>
-          <w:rFonts w:ascii="Calibri" w:hAnsi="Calibri" w:cs="Calibri"/>
-          <w:sz w:val="22"/>
-          <w:szCs w:val="22"/>
-        </w:rPr>
-        <w:t>getEdges</w:t>
-      </w:r>
-      <w:proofErr w:type="spellEnd"/>
-      <w:r>
-        <w:rPr>
-          <w:rFonts w:ascii="Calibri" w:hAnsi="Calibri" w:cs="Calibri"/>
-          <w:sz w:val="22"/>
-          <w:szCs w:val="22"/>
-        </w:rPr>
-        <w:t>()</w:t>
-      </w:r>
-      <w:r>
-        <w:rPr>
-          <w:rFonts w:ascii="Calibri" w:hAnsi="Calibri" w:cs="Calibri"/>
-          <w:sz w:val="22"/>
-          <w:szCs w:val="22"/>
-        </w:rPr>
-        <w:t xml:space="preserve"> and call these results </w:t>
-      </w:r>
-      <w:proofErr w:type="spellStart"/>
-      <w:r>
-        <w:rPr>
-          <w:rFonts w:ascii="Calibri" w:hAnsi="Calibri" w:cs="Calibri"/>
-          <w:sz w:val="22"/>
-          <w:szCs w:val="22"/>
-        </w:rPr>
-        <w:t>spriteEdges</w:t>
-      </w:r>
-      <w:proofErr w:type="spellEnd"/>
-      <w:r>
-        <w:rPr>
-          <w:rFonts w:ascii="Calibri" w:hAnsi="Calibri" w:cs="Calibri"/>
-          <w:sz w:val="22"/>
-          <w:szCs w:val="22"/>
-        </w:rPr>
-        <w:t xml:space="preserve"> and </w:t>
-      </w:r>
-      <w:proofErr w:type="spellStart"/>
-      <w:r>
-        <w:rPr>
-          <w:rFonts w:ascii="Calibri" w:hAnsi="Calibri" w:cs="Calibri"/>
-          <w:sz w:val="22"/>
-          <w:szCs w:val="22"/>
-        </w:rPr>
-        <w:t>targetEdges</w:t>
-      </w:r>
-      <w:proofErr w:type="spellEnd"/>
-      <w:r>
-        <w:rPr>
-          <w:rFonts w:ascii="Calibri" w:hAnsi="Calibri" w:cs="Calibri"/>
-          <w:sz w:val="22"/>
-          <w:szCs w:val="22"/>
-        </w:rPr>
-        <w:t xml:space="preserve"> respectively</w:t>
+        <w:t>Get the edges from both shapes using getEdges()</w:t>
+      </w:r>
+      <w:r>
+        <w:rPr>
+          <w:rFonts w:ascii="Calibri" w:hAnsi="Calibri" w:cs="Calibri"/>
+          <w:sz w:val="22"/>
+          <w:szCs w:val="22"/>
+        </w:rPr>
+        <w:t xml:space="preserve"> and call these results spriteEdges and targetEdges respectively</w:t>
       </w:r>
       <w:r>
         <w:rPr>
@@ -1163,51 +1008,15 @@
           <w:szCs w:val="22"/>
         </w:rPr>
         <w:tab/>
-        <w:t xml:space="preserve">For each edge in </w:t>
-      </w:r>
-      <w:proofErr w:type="spellStart"/>
-      <w:r>
-        <w:rPr>
-          <w:rFonts w:ascii="Calibri" w:hAnsi="Calibri" w:cs="Calibri"/>
-          <w:sz w:val="22"/>
-          <w:szCs w:val="22"/>
-        </w:rPr>
-        <w:t>spriteEdge</w:t>
-      </w:r>
-      <w:r>
-        <w:rPr>
-          <w:rFonts w:ascii="Calibri" w:hAnsi="Calibri" w:cs="Calibri"/>
-          <w:sz w:val="22"/>
-          <w:szCs w:val="22"/>
-        </w:rPr>
-        <w:t>s</w:t>
-      </w:r>
-      <w:proofErr w:type="spellEnd"/>
-      <w:r>
-        <w:rPr>
-          <w:rFonts w:ascii="Calibri" w:hAnsi="Calibri" w:cs="Calibri"/>
-          <w:sz w:val="22"/>
-          <w:szCs w:val="22"/>
-        </w:rPr>
-        <w:t xml:space="preserve"> and </w:t>
-      </w:r>
-      <w:proofErr w:type="spellStart"/>
-      <w:r>
-        <w:rPr>
-          <w:rFonts w:ascii="Calibri" w:hAnsi="Calibri" w:cs="Calibri"/>
-          <w:sz w:val="22"/>
-          <w:szCs w:val="22"/>
-        </w:rPr>
-        <w:t>targetEdges</w:t>
-      </w:r>
-      <w:proofErr w:type="spellEnd"/>
-      <w:r>
-        <w:rPr>
-          <w:rFonts w:ascii="Calibri" w:hAnsi="Calibri" w:cs="Calibri"/>
-          <w:sz w:val="22"/>
-          <w:szCs w:val="22"/>
-        </w:rPr>
-        <w:t>:</w:t>
+        <w:t>For each edge in spriteEdge</w:t>
+      </w:r>
+      <w:r>
+        <w:rPr>
+          <w:rFonts w:ascii="Calibri" w:hAnsi="Calibri" w:cs="Calibri"/>
+          <w:sz w:val="22"/>
+          <w:szCs w:val="22"/>
+        </w:rPr>
+        <w:t>s and targetEdges:</w:t>
       </w:r>
     </w:p>
     <w:p>
@@ -1225,25 +1034,7 @@
           <w:sz w:val="22"/>
           <w:szCs w:val="22"/>
         </w:rPr>
-        <w:t xml:space="preserve">Define the axis as the normal vector of each edge using </w:t>
-      </w:r>
-      <w:proofErr w:type="spellStart"/>
-      <w:r>
-        <w:rPr>
-          <w:rFonts w:ascii="Calibri" w:hAnsi="Calibri" w:cs="Calibri"/>
-          <w:sz w:val="22"/>
-          <w:szCs w:val="22"/>
-        </w:rPr>
-        <w:t>getNormal</w:t>
-      </w:r>
-      <w:proofErr w:type="spellEnd"/>
-      <w:r>
-        <w:rPr>
-          <w:rFonts w:ascii="Calibri" w:hAnsi="Calibri" w:cs="Calibri"/>
-          <w:sz w:val="22"/>
-          <w:szCs w:val="22"/>
-        </w:rPr>
-        <w:t>().</w:t>
+        <w:t>Define the axis as the normal vector of each edge using getNormal().</w:t>
       </w:r>
       <w:r>
         <w:rPr>
@@ -1269,97 +1060,7 @@
           <w:sz w:val="22"/>
           <w:szCs w:val="22"/>
         </w:rPr>
-        <w:t>Project both polygons onto the axis and return the minimum and maximum of each polygon (</w:t>
-      </w:r>
-      <w:proofErr w:type="spellStart"/>
-      <w:r>
-        <w:rPr>
-          <w:rFonts w:ascii="Calibri" w:hAnsi="Calibri" w:cs="Calibri"/>
-          <w:sz w:val="22"/>
-          <w:szCs w:val="22"/>
-        </w:rPr>
-        <w:t>minSprite</w:t>
-      </w:r>
-      <w:proofErr w:type="spellEnd"/>
-      <w:r>
-        <w:rPr>
-          <w:rFonts w:ascii="Calibri" w:hAnsi="Calibri" w:cs="Calibri"/>
-          <w:sz w:val="22"/>
-          <w:szCs w:val="22"/>
-        </w:rPr>
-        <w:t xml:space="preserve">, </w:t>
-      </w:r>
-      <w:proofErr w:type="spellStart"/>
-      <w:r>
-        <w:rPr>
-          <w:rFonts w:ascii="Calibri" w:hAnsi="Calibri" w:cs="Calibri"/>
-          <w:sz w:val="22"/>
-          <w:szCs w:val="22"/>
-        </w:rPr>
-        <w:t>maxSprite</w:t>
-      </w:r>
-      <w:proofErr w:type="spellEnd"/>
-      <w:r>
-        <w:rPr>
-          <w:rFonts w:ascii="Calibri" w:hAnsi="Calibri" w:cs="Calibri"/>
-          <w:sz w:val="22"/>
-          <w:szCs w:val="22"/>
-        </w:rPr>
-        <w:t xml:space="preserve">, </w:t>
-      </w:r>
-      <w:proofErr w:type="spellStart"/>
-      <w:r>
-        <w:rPr>
-          <w:rFonts w:ascii="Calibri" w:hAnsi="Calibri" w:cs="Calibri"/>
-          <w:sz w:val="22"/>
-          <w:szCs w:val="22"/>
-        </w:rPr>
-        <w:t>minTarget</w:t>
-      </w:r>
-      <w:proofErr w:type="spellEnd"/>
-      <w:r>
-        <w:rPr>
-          <w:rFonts w:ascii="Calibri" w:hAnsi="Calibri" w:cs="Calibri"/>
-          <w:sz w:val="22"/>
-          <w:szCs w:val="22"/>
-        </w:rPr>
-        <w:t xml:space="preserve">, and </w:t>
-      </w:r>
-      <w:proofErr w:type="spellStart"/>
-      <w:r>
-        <w:rPr>
-          <w:rFonts w:ascii="Calibri" w:hAnsi="Calibri" w:cs="Calibri"/>
-          <w:sz w:val="22"/>
-          <w:szCs w:val="22"/>
-        </w:rPr>
-        <w:t>maxTarget</w:t>
-      </w:r>
-      <w:proofErr w:type="spellEnd"/>
-      <w:r>
-        <w:rPr>
-          <w:rFonts w:ascii="Calibri" w:hAnsi="Calibri" w:cs="Calibri"/>
-          <w:sz w:val="22"/>
-          <w:szCs w:val="22"/>
-        </w:rPr>
-        <w:t xml:space="preserve">, respectively) using </w:t>
-      </w:r>
-      <w:proofErr w:type="spellStart"/>
-      <w:r>
-        <w:rPr>
-          <w:rFonts w:ascii="Calibri" w:hAnsi="Calibri" w:cs="Calibri"/>
-          <w:sz w:val="22"/>
-          <w:szCs w:val="22"/>
-        </w:rPr>
-        <w:t>getProjection</w:t>
-      </w:r>
-      <w:proofErr w:type="spellEnd"/>
-      <w:r>
-        <w:rPr>
-          <w:rFonts w:ascii="Calibri" w:hAnsi="Calibri" w:cs="Calibri"/>
-          <w:sz w:val="22"/>
-          <w:szCs w:val="22"/>
-        </w:rPr>
-        <w:t>().</w:t>
+        <w:t>Project both polygons onto the axis and return the minimum and maximum of each polygon (minSprite, maxSprite, minTarget, and maxTarget, respectively) using getProjection().</w:t>
       </w:r>
     </w:p>
     <w:p>
@@ -1476,13 +1177,1053 @@
       <w:pPr>
         <w:rPr>
           <w:rFonts w:ascii="Calibri" w:hAnsi="Calibri" w:cs="Calibri"/>
-          <w:sz w:val="22"/>
-          <w:szCs w:val="22"/>
-        </w:rPr>
-      </w:pPr>
-      <w:r>
-        <w:rPr>
-          <w:rFonts w:ascii="Calibri" w:hAnsi="Calibri" w:cs="Calibri"/>
+          <w:b/>
+          <w:bCs/>
+          <w:sz w:val="22"/>
+          <w:szCs w:val="22"/>
+        </w:rPr>
+      </w:pPr>
+      <w:r>
+        <w:rPr>
+          <w:rFonts w:ascii="Calibri" w:hAnsi="Calibri" w:cs="Calibri"/>
+          <w:b/>
+          <w:bCs/>
+          <w:sz w:val="22"/>
+          <w:szCs w:val="22"/>
+        </w:rPr>
+        <w:t>Define resolveCollision(self, targetSprite, mode, restitution, moveOther):</w:t>
+      </w:r>
+    </w:p>
+    <w:p>
+      <w:pPr>
+        <w:ind w:left="720"/>
+        <w:rPr>
+          <w:rFonts w:ascii="Calibri" w:hAnsi="Calibri" w:cs="Calibri"/>
+          <w:sz w:val="22"/>
+          <w:szCs w:val="22"/>
+        </w:rPr>
+      </w:pPr>
+      <w:r>
+        <w:rPr>
+          <w:rFonts w:ascii="Calibri" w:hAnsi="Calibri" w:cs="Calibri"/>
+          <w:sz w:val="22"/>
+          <w:szCs w:val="22"/>
+        </w:rPr>
+        <w:t>This method takes in the sprite, the targetSprite (i.e., what the sprite is colliding with), the mo</w:t>
+      </w:r>
+      <w:r>
+        <w:rPr>
+          <w:rFonts w:ascii="Calibri" w:hAnsi="Calibri" w:cs="Calibri"/>
+          <w:sz w:val="22"/>
+          <w:szCs w:val="22"/>
+        </w:rPr>
+        <w:t xml:space="preserve">de, the restitution, and whether the sprite can move the targetSprite. There are two possible modes: bounce or slide. Bounce </w:t>
+      </w:r>
+      <w:r>
+        <w:rPr>
+          <w:rFonts w:ascii="Calibri" w:hAnsi="Calibri" w:cs="Calibri"/>
+          <w:sz w:val="22"/>
+          <w:szCs w:val="22"/>
+        </w:rPr>
+        <w:t>is comparable to a perfect elastic collision where the velocity is reflected across the normal. Slide is comparable to a</w:t>
+      </w:r>
+      <w:r>
+        <w:rPr>
+          <w:rFonts w:ascii="Calibri" w:hAnsi="Calibri" w:cs="Calibri"/>
+          <w:sz w:val="22"/>
+          <w:szCs w:val="22"/>
+        </w:rPr>
+        <w:t xml:space="preserve">n inelastic collision where the object will continue along the surface. </w:t>
+      </w:r>
+      <w:r>
+        <w:rPr>
+          <w:rFonts w:ascii="Calibri" w:hAnsi="Calibri" w:cs="Calibri"/>
+          <w:sz w:val="22"/>
+          <w:szCs w:val="22"/>
+        </w:rPr>
+        <w:t>Restitution</w:t>
+      </w:r>
+      <w:r>
+        <w:rPr>
+          <w:rFonts w:ascii="Calibri" w:hAnsi="Calibri" w:cs="Calibri"/>
+          <w:sz w:val="22"/>
+          <w:szCs w:val="22"/>
+        </w:rPr>
+        <w:t xml:space="preserve"> controls the bounciness of our objects where 1 is a perfect bounce where &lt;1 means we lose energy.</w:t>
+      </w:r>
+      <w:r>
+        <w:rPr>
+          <w:rFonts w:ascii="Calibri" w:hAnsi="Calibri" w:cs="Calibri"/>
+          <w:sz w:val="22"/>
+          <w:szCs w:val="22"/>
+        </w:rPr>
+        <w:t xml:space="preserve"> If moveOther is false, the response will only be applied to the object in question. If moveOther is true, the response will be applied to both objects for dynamic body collisions. Method </w:t>
+      </w:r>
+      <w:proofErr w:type="gramStart"/>
+      <w:r>
+        <w:rPr>
+          <w:rFonts w:ascii="Calibri" w:hAnsi="Calibri" w:cs="Calibri"/>
+          <w:sz w:val="22"/>
+          <w:szCs w:val="22"/>
+        </w:rPr>
+        <w:t>will</w:t>
+      </w:r>
+      <w:proofErr w:type="gramEnd"/>
+      <w:r>
+        <w:rPr>
+          <w:rFonts w:ascii="Calibri" w:hAnsi="Calibri" w:cs="Calibri"/>
+          <w:sz w:val="22"/>
+          <w:szCs w:val="22"/>
+        </w:rPr>
+        <w:t xml:space="preserve"> return True if collision occurred. </w:t>
+      </w:r>
+    </w:p>
+    <w:p>
+      <w:pPr>
+        <w:ind w:left="720"/>
+        <w:rPr>
+          <w:rFonts w:ascii="Calibri" w:hAnsi="Calibri" w:cs="Calibri"/>
+          <w:sz w:val="22"/>
+          <w:szCs w:val="22"/>
+        </w:rPr>
+      </w:pPr>
+      <w:r>
+        <w:rPr>
+          <w:rFonts w:ascii="Calibri" w:hAnsi="Calibri" w:cs="Calibri"/>
+          <w:sz w:val="22"/>
+          <w:szCs w:val="22"/>
+        </w:rPr>
+        <w:t xml:space="preserve">In this method, we automatically check for collisions. </w:t>
+      </w:r>
+    </w:p>
+    <w:p>
+      <w:pPr>
+        <w:ind w:left="720"/>
+        <w:rPr>
+          <w:rFonts w:ascii="Calibri" w:hAnsi="Calibri" w:cs="Calibri"/>
+          <w:sz w:val="22"/>
+          <w:szCs w:val="22"/>
+        </w:rPr>
+      </w:pPr>
+      <w:r>
+        <w:rPr>
+          <w:rFonts w:ascii="Calibri" w:hAnsi="Calibri" w:cs="Calibri"/>
+          <w:sz w:val="22"/>
+          <w:szCs w:val="22"/>
+        </w:rPr>
+        <w:t xml:space="preserve">If the collision hasn’t occurred, return False. </w:t>
+      </w:r>
+    </w:p>
+    <w:p>
+      <w:pPr>
+        <w:ind w:left="720"/>
+        <w:rPr>
+          <w:rFonts w:ascii="Calibri" w:hAnsi="Calibri" w:cs="Calibri"/>
+          <w:sz w:val="22"/>
+          <w:szCs w:val="22"/>
+        </w:rPr>
+      </w:pPr>
+      <w:r>
+        <w:rPr>
+          <w:rFonts w:ascii="Calibri" w:hAnsi="Calibri" w:cs="Calibri"/>
+          <w:sz w:val="22"/>
+          <w:szCs w:val="22"/>
+        </w:rPr>
+        <w:lastRenderedPageBreak/>
+        <w:t xml:space="preserve">Otherwise, </w:t>
+      </w:r>
+      <w:r>
+        <w:rPr>
+          <w:rFonts w:ascii="Calibri" w:hAnsi="Calibri" w:cs="Calibri"/>
+          <w:sz w:val="22"/>
+          <w:szCs w:val="22"/>
+        </w:rPr>
+        <w:t xml:space="preserve">normalize the normal vector to get </w:t>
+      </w:r>
+      <w:r>
+        <w:rPr>
+          <w:rFonts w:ascii="Calibri" w:hAnsi="Calibri" w:cs="Calibri"/>
+          <w:sz w:val="22"/>
+          <w:szCs w:val="22"/>
+        </w:rPr>
+        <w:t xml:space="preserve">a unit vector that is normal to our collision. </w:t>
+      </w:r>
+    </w:p>
+    <w:p>
+      <w:pPr>
+        <w:ind w:left="720"/>
+        <w:rPr>
+          <w:rFonts w:ascii="Calibri" w:hAnsi="Calibri" w:cs="Calibri"/>
+          <w:sz w:val="22"/>
+          <w:szCs w:val="22"/>
+        </w:rPr>
+      </w:pPr>
+      <w:r>
+        <w:rPr>
+          <w:rFonts w:ascii="Calibri" w:hAnsi="Calibri" w:cs="Calibri"/>
+          <w:sz w:val="22"/>
+          <w:szCs w:val="22"/>
+        </w:rPr>
+        <w:t xml:space="preserve">Separate the sprite x and normal.x </w:t>
+      </w:r>
+      <w:r>
+        <w:rPr>
+          <w:rFonts w:ascii="Calibri" w:hAnsi="Calibri" w:cs="Calibri"/>
+          <w:sz w:val="22"/>
+          <w:szCs w:val="22"/>
+        </w:rPr>
+        <w:t xml:space="preserve">by a factor of 2. Separate the sprite y and normal.y by a factor of 2. Ideally, this will prevent the sprites from ‘sticking’. </w:t>
+      </w:r>
+    </w:p>
+    <w:p>
+      <w:pPr>
+        <w:ind w:left="720"/>
+        <w:rPr>
+          <w:rFonts w:ascii="Calibri" w:hAnsi="Calibri" w:cs="Calibri"/>
+          <w:sz w:val="22"/>
+          <w:szCs w:val="22"/>
+        </w:rPr>
+      </w:pPr>
+      <w:r>
+        <w:rPr>
+          <w:rFonts w:ascii="Calibri" w:hAnsi="Calibri" w:cs="Calibri"/>
+          <w:sz w:val="22"/>
+          <w:szCs w:val="22"/>
+        </w:rPr>
+        <w:t>We initialize the velocity vector to be the current speeds of the object</w:t>
+      </w:r>
+      <w:r>
+        <w:rPr>
+          <w:rFonts w:ascii="Calibri" w:hAnsi="Calibri" w:cs="Calibri"/>
+          <w:sz w:val="22"/>
+          <w:szCs w:val="22"/>
+        </w:rPr>
+        <w:t xml:space="preserve">, i.e., (self.dx, self.dy). </w:t>
+      </w:r>
+    </w:p>
+    <w:p>
+      <w:pPr>
+        <w:ind w:left="720"/>
+        <w:rPr>
+          <w:rFonts w:ascii="Calibri" w:hAnsi="Calibri" w:cs="Calibri"/>
+          <w:sz w:val="22"/>
+          <w:szCs w:val="22"/>
+        </w:rPr>
+      </w:pPr>
+      <w:r>
+        <w:rPr>
+          <w:rFonts w:ascii="Calibri" w:hAnsi="Calibri" w:cs="Calibri"/>
+          <w:sz w:val="22"/>
+          <w:szCs w:val="22"/>
+        </w:rPr>
+        <w:t>If mode is ‘bounce’:</w:t>
+      </w:r>
+    </w:p>
+    <w:p>
+      <w:pPr>
+        <w:ind w:left="1440"/>
+        <w:rPr>
+          <w:rFonts w:ascii="Calibri" w:hAnsi="Calibri" w:cs="Calibri"/>
+          <w:sz w:val="22"/>
+          <w:szCs w:val="22"/>
+        </w:rPr>
+      </w:pPr>
+      <w:r>
+        <w:rPr>
+          <w:rFonts w:ascii="Calibri" w:hAnsi="Calibri" w:cs="Calibri"/>
+          <w:sz w:val="22"/>
+          <w:szCs w:val="22"/>
+        </w:rPr>
+        <w:t xml:space="preserve">Reflect the velocity </w:t>
+      </w:r>
+      <w:r>
+        <w:rPr>
+          <w:rFonts w:ascii="Calibri" w:hAnsi="Calibri" w:cs="Calibri"/>
+          <w:sz w:val="22"/>
+          <w:szCs w:val="22"/>
+        </w:rPr>
+        <w:t>across the normal vec</w:t>
+      </w:r>
+      <w:r>
+        <w:rPr>
+          <w:rFonts w:ascii="Calibri" w:hAnsi="Calibri" w:cs="Calibri"/>
+          <w:sz w:val="22"/>
+          <w:szCs w:val="22"/>
+        </w:rPr>
+        <w:t xml:space="preserve">tor. Our SAT collision returns a </w:t>
+      </w:r>
+      <w:proofErr w:type="gramStart"/>
+      <w:r>
+        <w:rPr>
+          <w:rFonts w:ascii="Calibri" w:hAnsi="Calibri" w:cs="Calibri"/>
+          <w:sz w:val="22"/>
+          <w:szCs w:val="22"/>
+        </w:rPr>
+        <w:t>collision normal</w:t>
+      </w:r>
+      <w:proofErr w:type="gramEnd"/>
+      <w:r>
+        <w:rPr>
+          <w:rFonts w:ascii="Calibri" w:hAnsi="Calibri" w:cs="Calibri"/>
+          <w:sz w:val="22"/>
+          <w:szCs w:val="22"/>
+        </w:rPr>
+        <w:t xml:space="preserve"> that is perpendicular to the surface that was hit</w:t>
+      </w:r>
+      <w:r>
+        <w:rPr>
+          <w:rFonts w:ascii="Calibri" w:hAnsi="Calibri" w:cs="Calibri"/>
+          <w:sz w:val="22"/>
+          <w:szCs w:val="22"/>
+        </w:rPr>
+        <w:t xml:space="preserve">. We also normalize the </w:t>
+      </w:r>
+      <w:r>
+        <w:rPr>
+          <w:rFonts w:ascii="Calibri" w:hAnsi="Calibri" w:cs="Calibri"/>
+          <w:sz w:val="22"/>
+          <w:szCs w:val="22"/>
+        </w:rPr>
+        <w:t>collision normal to keep the math clean. We then break the velocity into two parts</w:t>
+      </w:r>
+      <w:r>
+        <w:rPr>
+          <w:rFonts w:ascii="Calibri" w:hAnsi="Calibri" w:cs="Calibri"/>
+          <w:sz w:val="22"/>
+          <w:szCs w:val="22"/>
+        </w:rPr>
+        <w:t>:</w:t>
+      </w:r>
+      <w:r>
+        <w:rPr>
+          <w:rFonts w:ascii="Calibri" w:hAnsi="Calibri" w:cs="Calibri"/>
+          <w:sz w:val="22"/>
+          <w:szCs w:val="22"/>
+        </w:rPr>
+        <w:t xml:space="preserve"> </w:t>
+      </w:r>
+      <w:r>
+        <w:rPr>
+          <w:rFonts w:ascii="Calibri" w:hAnsi="Calibri" w:cs="Calibri"/>
+          <w:sz w:val="22"/>
+          <w:szCs w:val="22"/>
+        </w:rPr>
+        <w:t xml:space="preserve">the perpendicular </w:t>
+      </w:r>
+      <w:r>
+        <w:rPr>
+          <w:rFonts w:ascii="Calibri" w:hAnsi="Calibri" w:cs="Calibri"/>
+          <w:sz w:val="22"/>
+          <w:szCs w:val="22"/>
+        </w:rPr>
+        <w:t>component</w:t>
+      </w:r>
+      <w:r>
+        <w:rPr>
+          <w:rFonts w:ascii="Calibri" w:hAnsi="Calibri" w:cs="Calibri"/>
+          <w:sz w:val="22"/>
+          <w:szCs w:val="22"/>
+        </w:rPr>
+        <w:t xml:space="preserve"> and the parallel </w:t>
+      </w:r>
+      <w:r>
+        <w:rPr>
+          <w:rFonts w:ascii="Calibri" w:hAnsi="Calibri" w:cs="Calibri"/>
+          <w:sz w:val="22"/>
+          <w:szCs w:val="22"/>
+        </w:rPr>
+        <w:t>component</w:t>
+      </w:r>
+      <w:r>
+        <w:rPr>
+          <w:rFonts w:ascii="Calibri" w:hAnsi="Calibri" w:cs="Calibri"/>
+          <w:sz w:val="22"/>
+          <w:szCs w:val="22"/>
+        </w:rPr>
+        <w:t xml:space="preserve">. </w:t>
+      </w:r>
+      <w:r>
+        <w:rPr>
+          <w:rFonts w:ascii="Calibri" w:hAnsi="Calibri" w:cs="Calibri"/>
+          <w:sz w:val="22"/>
+          <w:szCs w:val="22"/>
+        </w:rPr>
+        <w:t>The perpendicular component causes the colli</w:t>
+      </w:r>
+      <w:r>
+        <w:rPr>
+          <w:rFonts w:ascii="Calibri" w:hAnsi="Calibri" w:cs="Calibri"/>
+          <w:sz w:val="22"/>
+          <w:szCs w:val="22"/>
+        </w:rPr>
+        <w:t>sion.</w:t>
+      </w:r>
+    </w:p>
+    <w:p>
+      <w:pPr>
+        <w:jc w:val="center"/>
+        <w:rPr>
+          <w:rFonts w:ascii="Calibri" w:hAnsi="Calibri" w:cs="Calibri"/>
+          <w:sz w:val="22"/>
+          <w:szCs w:val="22"/>
+        </w:rPr>
+      </w:pPr>
+      <w:r>
+        <w:rPr>
+          <w:rFonts w:ascii="Calibri" w:hAnsi="Calibri" w:cs="Calibri"/>
+          <w:noProof/>
+          <w:sz w:val="22"/>
+          <w:szCs w:val="22"/>
+        </w:rPr>
+        <w:drawing>
+          <wp:inline distT="0" distB="0" distL="0" distR="0" wp14:anchorId="624001F4" wp14:editId="114EA9EE">
+            <wp:extent cx="3009900" cy="1419225"/>
+            <wp:effectExtent l="0" t="0" r="0" b="9525"/>
+            <wp:docPr id="1890547022" name="Picture 2"/>
+            <wp:cNvGraphicFramePr>
+              <a:graphicFrameLocks xmlns:a="http://schemas.openxmlformats.org/drawingml/2006/main" noChangeAspect="1"/>
+            </wp:cNvGraphicFramePr>
+            <a:graphic xmlns:a="http://schemas.openxmlformats.org/drawingml/2006/main">
+              <a:graphicData uri="http://schemas.openxmlformats.org/drawingml/2006/picture">
+                <pic:pic xmlns:pic="http://schemas.openxmlformats.org/drawingml/2006/picture">
+                  <pic:nvPicPr>
+                    <pic:cNvPr id="1890547022" name="Picture 1890547022"/>
+                    <pic:cNvPicPr/>
+                  </pic:nvPicPr>
+                  <pic:blipFill>
+                    <a:blip r:embed="rId9">
+                      <a:extLst>
+                        <a:ext uri="{28A0092B-C50C-407E-A947-70E740481C1C}">
+                          <a14:useLocalDpi xmlns:a14="http://schemas.microsoft.com/office/drawing/2010/main" val="0"/>
+                        </a:ext>
+                      </a:extLst>
+                    </a:blip>
+                    <a:stretch>
+                      <a:fillRect/>
+                    </a:stretch>
+                  </pic:blipFill>
+                  <pic:spPr>
+                    <a:xfrm>
+                      <a:off x="0" y="0"/>
+                      <a:ext cx="3009900" cy="1419225"/>
+                    </a:xfrm>
+                    <a:prstGeom prst="rect">
+                      <a:avLst/>
+                    </a:prstGeom>
+                  </pic:spPr>
+                </pic:pic>
+              </a:graphicData>
+            </a:graphic>
+          </wp:inline>
+        </w:drawing>
+      </w:r>
+    </w:p>
+    <w:p>
+      <w:pPr>
+        <w:ind w:left="1440"/>
+        <w:rPr>
+          <w:rFonts w:ascii="Calibri" w:hAnsi="Calibri" w:cs="Calibri"/>
+          <w:sz w:val="22"/>
+          <w:szCs w:val="22"/>
+        </w:rPr>
+      </w:pPr>
+      <w:r>
+        <w:rPr>
+          <w:rFonts w:ascii="Calibri" w:hAnsi="Calibri" w:cs="Calibri"/>
+          <w:sz w:val="22"/>
+          <w:szCs w:val="22"/>
+        </w:rPr>
+        <w:t xml:space="preserve">Use the dot product to find the perpendicular component. The dot product tells us how much of one vector points in the direction of the other. This returns a scalar that we convert back into a vector in the normal direction. This vector is the perpendicular component of velocity. </w:t>
+      </w:r>
+    </w:p>
+    <w:p>
+      <w:pPr>
+        <w:ind w:left="1440"/>
+        <w:rPr>
+          <w:rFonts w:ascii="Calibri" w:hAnsi="Calibri" w:cs="Calibri"/>
+          <w:sz w:val="22"/>
+          <w:szCs w:val="22"/>
+        </w:rPr>
+      </w:pPr>
+      <w:r>
+        <w:rPr>
+          <w:rFonts w:ascii="Calibri" w:hAnsi="Calibri" w:cs="Calibri"/>
+          <w:sz w:val="22"/>
+          <w:szCs w:val="22"/>
+        </w:rPr>
+        <w:t xml:space="preserve">Now, we reverse the perpendicular component using </w:t>
+      </w:r>
+    </w:p>
+    <w:p>
+      <w:pPr>
+        <w:ind w:left="1440"/>
+        <w:rPr>
+          <w:rFonts w:ascii="Calibri" w:eastAsiaTheme="minorEastAsia" w:hAnsi="Calibri" w:cs="Calibri"/>
+          <w:sz w:val="22"/>
+          <w:szCs w:val="22"/>
+        </w:rPr>
+      </w:pPr>
+      <m:oMathPara>
+        <m:oMath>
+          <m:r>
+            <w:rPr>
+              <w:rFonts w:ascii="Cambria Math" w:hAnsi="Cambria Math" w:cs="Calibri"/>
+              <w:sz w:val="22"/>
+              <w:szCs w:val="22"/>
+            </w:rPr>
+            <m:t>v' = v-2</m:t>
+          </m:r>
+          <m:r>
+            <w:rPr>
+              <w:rFonts w:ascii="Cambria Math" w:hAnsi="Cambria Math" w:cs="Calibri"/>
+              <w:sz w:val="22"/>
+              <w:szCs w:val="22"/>
+            </w:rPr>
+            <m:t>(v⋅n)n</m:t>
+          </m:r>
+        </m:oMath>
+      </m:oMathPara>
+    </w:p>
+    <w:p>
+      <w:pPr>
+        <w:ind w:left="1440"/>
+        <w:rPr>
+          <w:rFonts w:ascii="Calibri" w:eastAsiaTheme="minorEastAsia" w:hAnsi="Calibri" w:cs="Calibri"/>
+          <w:sz w:val="22"/>
+          <w:szCs w:val="22"/>
+        </w:rPr>
+      </w:pPr>
+      <w:r>
+        <w:rPr>
+          <w:rFonts w:ascii="Calibri" w:eastAsiaTheme="minorEastAsia" w:hAnsi="Calibri" w:cs="Calibri"/>
+          <w:sz w:val="22"/>
+          <w:szCs w:val="22"/>
+        </w:rPr>
+        <w:t xml:space="preserve">Note that we want to add bounciness to mimic how real collisions lose energy. Let </w:t>
+      </w:r>
+      <m:oMath>
+        <m:r>
+          <w:rPr>
+            <w:rFonts w:ascii="Cambria Math" w:eastAsiaTheme="minorEastAsia" w:hAnsi="Cambria Math" w:cs="Calibri"/>
+            <w:sz w:val="22"/>
+            <w:szCs w:val="22"/>
+          </w:rPr>
+          <m:t>e</m:t>
+        </m:r>
+      </m:oMath>
+      <w:r>
+        <w:rPr>
+          <w:rFonts w:ascii="Calibri" w:eastAsiaTheme="minorEastAsia" w:hAnsi="Calibri" w:cs="Calibri"/>
+          <w:sz w:val="22"/>
+          <w:szCs w:val="22"/>
+        </w:rPr>
+        <w:t xml:space="preserve"> be the restitution. </w:t>
+      </w:r>
+      <w:r>
+        <w:rPr>
+          <w:rFonts w:ascii="Calibri" w:eastAsiaTheme="minorEastAsia" w:hAnsi="Calibri" w:cs="Calibri"/>
+          <w:sz w:val="22"/>
+          <w:szCs w:val="22"/>
+        </w:rPr>
+        <w:t>We modify the formula to</w:t>
+      </w:r>
+    </w:p>
+    <w:p>
+      <w:pPr>
+        <w:ind w:left="1440"/>
+        <w:rPr>
+          <w:rFonts w:ascii="Calibri" w:eastAsiaTheme="minorEastAsia" w:hAnsi="Calibri" w:cs="Calibri"/>
+          <w:sz w:val="22"/>
+          <w:szCs w:val="22"/>
+        </w:rPr>
+      </w:pPr>
+      <m:oMathPara>
+        <m:oMath>
+          <m:r>
+            <w:rPr>
+              <w:rFonts w:ascii="Cambria Math" w:hAnsi="Cambria Math" w:cs="Calibri"/>
+              <w:sz w:val="22"/>
+              <w:szCs w:val="22"/>
+            </w:rPr>
+            <m:t>v' = v-</m:t>
+          </m:r>
+          <m:r>
+            <w:rPr>
+              <w:rFonts w:ascii="Cambria Math" w:hAnsi="Cambria Math" w:cs="Calibri"/>
+              <w:sz w:val="22"/>
+              <w:szCs w:val="22"/>
+            </w:rPr>
+            <m:t>(1+e)</m:t>
+          </m:r>
+          <m:r>
+            <w:rPr>
+              <w:rFonts w:ascii="Cambria Math" w:hAnsi="Cambria Math" w:cs="Calibri"/>
+              <w:sz w:val="22"/>
+              <w:szCs w:val="22"/>
+            </w:rPr>
+            <m:t>(v⋅n)n</m:t>
+          </m:r>
+        </m:oMath>
+      </m:oMathPara>
+    </w:p>
+    <w:p>
+      <w:pPr>
+        <w:ind w:left="1440"/>
+        <w:rPr>
+          <w:rFonts w:ascii="Calibri" w:eastAsiaTheme="minorEastAsia" w:hAnsi="Calibri" w:cs="Calibri"/>
+          <w:sz w:val="22"/>
+          <w:szCs w:val="22"/>
+        </w:rPr>
+      </w:pPr>
+      <w:r>
+        <w:rPr>
+          <w:rFonts w:ascii="Calibri" w:eastAsiaTheme="minorEastAsia" w:hAnsi="Calibri" w:cs="Calibri"/>
+          <w:sz w:val="22"/>
+          <w:szCs w:val="22"/>
+        </w:rPr>
+        <w:t xml:space="preserve">since </w:t>
+      </w:r>
+      <w:r>
+        <w:rPr>
+          <w:rFonts w:ascii="Calibri" w:eastAsiaTheme="minorEastAsia" w:hAnsi="Calibri" w:cs="Calibri"/>
+          <w:sz w:val="22"/>
+          <w:szCs w:val="22"/>
+        </w:rPr>
+        <w:t xml:space="preserve">we want to cancel the incoming component and add the outgoing bounce. </w:t>
+      </w:r>
+    </w:p>
+    <w:p>
+      <w:pPr>
+        <w:ind w:left="1440"/>
+        <w:rPr>
+          <w:rFonts w:ascii="Calibri" w:eastAsiaTheme="minorEastAsia" w:hAnsi="Calibri" w:cs="Calibri"/>
+          <w:sz w:val="22"/>
+          <w:szCs w:val="22"/>
+        </w:rPr>
+      </w:pPr>
+    </w:p>
+    <w:p>
+      <w:pPr>
+        <w:ind w:left="1440"/>
+        <w:rPr>
+          <w:rFonts w:ascii="Calibri" w:eastAsiaTheme="minorEastAsia" w:hAnsi="Calibri" w:cs="Calibri"/>
+          <w:sz w:val="22"/>
+          <w:szCs w:val="22"/>
+        </w:rPr>
+      </w:pPr>
+    </w:p>
+    <w:p>
+      <w:pPr>
+        <w:ind w:left="1440"/>
+        <w:rPr>
+          <w:rFonts w:ascii="Calibri" w:eastAsiaTheme="minorEastAsia" w:hAnsi="Calibri" w:cs="Calibri"/>
+          <w:sz w:val="22"/>
+          <w:szCs w:val="22"/>
+        </w:rPr>
+      </w:pPr>
+    </w:p>
+    <w:p>
+      <w:pPr>
+        <w:ind w:left="1440"/>
+        <w:rPr>
+          <w:rFonts w:ascii="Calibri" w:eastAsiaTheme="minorEastAsia" w:hAnsi="Calibri" w:cs="Calibri"/>
+          <w:sz w:val="22"/>
+          <w:szCs w:val="22"/>
+        </w:rPr>
+      </w:pPr>
+    </w:p>
+    <w:p>
+      <w:pPr>
+        <w:ind w:left="1440"/>
+        <w:rPr>
+          <w:rFonts w:ascii="Calibri" w:eastAsiaTheme="minorEastAsia" w:hAnsi="Calibri" w:cs="Calibri"/>
+          <w:sz w:val="22"/>
+          <w:szCs w:val="22"/>
+        </w:rPr>
+      </w:pPr>
+    </w:p>
+    <w:p>
+      <w:pPr>
+        <w:ind w:left="720"/>
+        <w:rPr>
+          <w:rFonts w:ascii="Calibri" w:eastAsiaTheme="minorEastAsia" w:hAnsi="Calibri" w:cs="Calibri"/>
+          <w:sz w:val="22"/>
+          <w:szCs w:val="22"/>
+        </w:rPr>
+      </w:pPr>
+      <w:r>
+        <w:rPr>
+          <w:rFonts w:ascii="Calibri" w:eastAsiaTheme="minorEastAsia" w:hAnsi="Calibri" w:cs="Calibri"/>
+          <w:sz w:val="22"/>
+          <w:szCs w:val="22"/>
+        </w:rPr>
+        <w:lastRenderedPageBreak/>
+        <w:t>If mode is ‘slide’:</w:t>
+      </w:r>
+    </w:p>
+    <w:p>
+      <w:pPr>
+        <w:ind w:left="1440"/>
+        <w:rPr>
+          <w:rFonts w:ascii="Calibri" w:eastAsiaTheme="minorEastAsia" w:hAnsi="Calibri" w:cs="Calibri"/>
+          <w:sz w:val="22"/>
+          <w:szCs w:val="22"/>
+        </w:rPr>
+      </w:pPr>
+      <w:r>
+        <w:rPr>
+          <w:rFonts w:ascii="Calibri" w:eastAsiaTheme="minorEastAsia" w:hAnsi="Calibri" w:cs="Calibri"/>
+          <w:sz w:val="22"/>
+          <w:szCs w:val="22"/>
+        </w:rPr>
+        <w:t xml:space="preserve">We determine the normal component </w:t>
+      </w:r>
+      <w:r>
+        <w:rPr>
+          <w:rFonts w:ascii="Calibri" w:eastAsiaTheme="minorEastAsia" w:hAnsi="Calibri" w:cs="Calibri"/>
+          <w:sz w:val="22"/>
+          <w:szCs w:val="22"/>
+        </w:rPr>
+        <w:t xml:space="preserve">through taking the dot product of the velocity and the collision normal and then multiplying by the normal. </w:t>
+      </w:r>
+      <w:r>
+        <w:rPr>
+          <w:rFonts w:ascii="Calibri" w:eastAsiaTheme="minorEastAsia" w:hAnsi="Calibri" w:cs="Calibri"/>
+          <w:sz w:val="22"/>
+          <w:szCs w:val="22"/>
+        </w:rPr>
+        <w:t xml:space="preserve">We then subtract the normal component from the velocity to get the new velocity. </w:t>
+      </w:r>
+    </w:p>
+    <w:p>
+      <w:pPr>
+        <w:jc w:val="center"/>
+        <w:rPr>
+          <w:rFonts w:ascii="Calibri" w:eastAsiaTheme="minorEastAsia" w:hAnsi="Calibri" w:cs="Calibri"/>
+          <w:sz w:val="22"/>
+          <w:szCs w:val="22"/>
+        </w:rPr>
+      </w:pPr>
+      <w:r>
+        <w:rPr>
+          <w:rFonts w:ascii="Calibri" w:eastAsiaTheme="minorEastAsia" w:hAnsi="Calibri" w:cs="Calibri"/>
+          <w:noProof/>
+          <w:sz w:val="22"/>
+          <w:szCs w:val="22"/>
+        </w:rPr>
+        <w:drawing>
+          <wp:inline distT="0" distB="0" distL="0" distR="0" wp14:anchorId="4DCA3264" wp14:editId="60FC12D3">
+            <wp:extent cx="1080443" cy="2104784"/>
+            <wp:effectExtent l="0" t="0" r="5715" b="0"/>
+            <wp:docPr id="1791380685" name="Picture 3"/>
+            <wp:cNvGraphicFramePr>
+              <a:graphicFrameLocks xmlns:a="http://schemas.openxmlformats.org/drawingml/2006/main" noChangeAspect="1"/>
+            </wp:cNvGraphicFramePr>
+            <a:graphic xmlns:a="http://schemas.openxmlformats.org/drawingml/2006/main">
+              <a:graphicData uri="http://schemas.openxmlformats.org/drawingml/2006/picture">
+                <pic:pic xmlns:pic="http://schemas.openxmlformats.org/drawingml/2006/picture">
+                  <pic:nvPicPr>
+                    <pic:cNvPr id="1791380685" name="Picture 1791380685"/>
+                    <pic:cNvPicPr/>
+                  </pic:nvPicPr>
+                  <pic:blipFill rotWithShape="1">
+                    <a:blip r:embed="rId10">
+                      <a:extLst>
+                        <a:ext uri="{28A0092B-C50C-407E-A947-70E740481C1C}">
+                          <a14:useLocalDpi xmlns:a14="http://schemas.microsoft.com/office/drawing/2010/main" val="0"/>
+                        </a:ext>
+                      </a:extLst>
+                    </a:blip>
+                    <a:srcRect l="7011"/>
+                    <a:stretch>
+                      <a:fillRect/>
+                    </a:stretch>
+                  </pic:blipFill>
+                  <pic:spPr bwMode="auto">
+                    <a:xfrm>
+                      <a:off x="0" y="0"/>
+                      <a:ext cx="1080567" cy="2105025"/>
+                    </a:xfrm>
+                    <a:prstGeom prst="rect">
+                      <a:avLst/>
+                    </a:prstGeom>
+                    <a:ln>
+                      <a:noFill/>
+                    </a:ln>
+                    <a:extLst>
+                      <a:ext uri="{53640926-AAD7-44D8-BBD7-CCE9431645EC}">
+                        <a14:shadowObscured xmlns:a14="http://schemas.microsoft.com/office/drawing/2010/main"/>
+                      </a:ext>
+                    </a:extLst>
+                  </pic:spPr>
+                </pic:pic>
+              </a:graphicData>
+            </a:graphic>
+          </wp:inline>
+        </w:drawing>
+      </w:r>
+    </w:p>
+    <w:p>
+      <w:pPr>
+        <w:ind w:left="720"/>
+        <w:rPr>
+          <w:rFonts w:ascii="Calibri" w:eastAsiaTheme="minorEastAsia" w:hAnsi="Calibri" w:cs="Calibri"/>
+          <w:sz w:val="22"/>
+          <w:szCs w:val="22"/>
+        </w:rPr>
+      </w:pPr>
+      <w:r>
+        <w:rPr>
+          <w:rFonts w:ascii="Calibri" w:eastAsiaTheme="minorEastAsia" w:hAnsi="Calibri" w:cs="Calibri"/>
+          <w:sz w:val="22"/>
+          <w:szCs w:val="22"/>
+        </w:rPr>
+        <w:t>We then apply the new velocity to self.dx</w:t>
+      </w:r>
+      <w:r>
+        <w:rPr>
+          <w:rFonts w:ascii="Calibri" w:eastAsiaTheme="minorEastAsia" w:hAnsi="Calibri" w:cs="Calibri"/>
+          <w:sz w:val="22"/>
+          <w:szCs w:val="22"/>
+        </w:rPr>
+        <w:t xml:space="preserve"> and self.dy. We also call speedAngleFromVector() from SimpleGE.</w:t>
+      </w:r>
+    </w:p>
+    <w:p>
+      <w:pPr>
+        <w:ind w:left="720"/>
+        <w:rPr>
+          <w:rFonts w:ascii="Calibri" w:eastAsiaTheme="minorEastAsia" w:hAnsi="Calibri" w:cs="Calibri"/>
+          <w:sz w:val="22"/>
+          <w:szCs w:val="22"/>
+        </w:rPr>
+      </w:pPr>
+      <w:r>
+        <w:rPr>
+          <w:rFonts w:ascii="Calibri" w:eastAsiaTheme="minorEastAsia" w:hAnsi="Calibri" w:cs="Calibri"/>
+          <w:sz w:val="22"/>
+          <w:szCs w:val="22"/>
+        </w:rPr>
+        <w:t xml:space="preserve">If moveOther is true and has </w:t>
+      </w:r>
+      <w:r>
+        <w:rPr>
+          <w:rFonts w:ascii="Calibri" w:eastAsiaTheme="minorEastAsia" w:hAnsi="Calibri" w:cs="Calibri"/>
+          <w:sz w:val="22"/>
+          <w:szCs w:val="22"/>
+        </w:rPr>
+        <w:t>targetSprite.dx:</w:t>
+      </w:r>
+    </w:p>
+    <w:p>
+      <w:pPr>
+        <w:ind w:left="1440"/>
+        <w:rPr>
+          <w:rFonts w:ascii="Calibri" w:eastAsiaTheme="minorEastAsia" w:hAnsi="Calibri" w:cs="Calibri"/>
+          <w:sz w:val="22"/>
+          <w:szCs w:val="22"/>
+        </w:rPr>
+      </w:pPr>
+      <w:r>
+        <w:rPr>
+          <w:rFonts w:ascii="Calibri" w:eastAsiaTheme="minorEastAsia" w:hAnsi="Calibri" w:cs="Calibri"/>
+          <w:sz w:val="22"/>
+          <w:szCs w:val="22"/>
+        </w:rPr>
+        <w:t>Set otherVelocity to the vector of the targetSprite.dx and targetSprite.d</w:t>
+      </w:r>
+      <w:r>
+        <w:rPr>
+          <w:rFonts w:ascii="Calibri" w:eastAsiaTheme="minorEastAsia" w:hAnsi="Calibri" w:cs="Calibri"/>
+          <w:sz w:val="22"/>
+          <w:szCs w:val="22"/>
+        </w:rPr>
+        <w:t xml:space="preserve">y. </w:t>
+      </w:r>
+    </w:p>
+    <w:p>
+      <w:pPr>
+        <w:ind w:left="1440"/>
+        <w:rPr>
+          <w:rFonts w:ascii="Calibri" w:eastAsiaTheme="minorEastAsia" w:hAnsi="Calibri" w:cs="Calibri"/>
+          <w:sz w:val="22"/>
+          <w:szCs w:val="22"/>
+        </w:rPr>
+      </w:pPr>
+      <w:r>
+        <w:rPr>
+          <w:rFonts w:ascii="Calibri" w:eastAsiaTheme="minorEastAsia" w:hAnsi="Calibri" w:cs="Calibri"/>
+          <w:sz w:val="22"/>
+          <w:szCs w:val="22"/>
+        </w:rPr>
+        <w:t xml:space="preserve">The </w:t>
+      </w:r>
+      <w:proofErr w:type="gramStart"/>
+      <w:r>
+        <w:rPr>
+          <w:rFonts w:ascii="Calibri" w:eastAsiaTheme="minorEastAsia" w:hAnsi="Calibri" w:cs="Calibri"/>
+          <w:sz w:val="22"/>
+          <w:szCs w:val="22"/>
+        </w:rPr>
+        <w:t>oppositeNormal</w:t>
+      </w:r>
+      <w:proofErr w:type="gramEnd"/>
+      <w:r>
+        <w:rPr>
+          <w:rFonts w:ascii="Calibri" w:eastAsiaTheme="minorEastAsia" w:hAnsi="Calibri" w:cs="Calibri"/>
+          <w:sz w:val="22"/>
+          <w:szCs w:val="22"/>
+        </w:rPr>
+        <w:t xml:space="preserve"> vector is simply the negative of </w:t>
+      </w:r>
+      <w:r>
+        <w:rPr>
+          <w:rFonts w:ascii="Calibri" w:eastAsiaTheme="minorEastAsia" w:hAnsi="Calibri" w:cs="Calibri"/>
+          <w:sz w:val="22"/>
+          <w:szCs w:val="22"/>
+        </w:rPr>
+        <w:t>the normal.</w:t>
+      </w:r>
+    </w:p>
+    <w:p>
+      <w:pPr>
+        <w:ind w:left="1440"/>
+        <w:rPr>
+          <w:rFonts w:ascii="Calibri" w:eastAsiaTheme="minorEastAsia" w:hAnsi="Calibri" w:cs="Calibri"/>
+          <w:sz w:val="22"/>
+          <w:szCs w:val="22"/>
+        </w:rPr>
+      </w:pPr>
+      <w:r>
+        <w:rPr>
+          <w:rFonts w:ascii="Calibri" w:eastAsiaTheme="minorEastAsia" w:hAnsi="Calibri" w:cs="Calibri"/>
+          <w:sz w:val="22"/>
+          <w:szCs w:val="22"/>
+        </w:rPr>
+        <w:t>If mode is ‘bounce’:</w:t>
+      </w:r>
+    </w:p>
+    <w:p>
+      <w:pPr>
+        <w:ind w:left="2160"/>
+        <w:rPr>
+          <w:rFonts w:ascii="Calibri" w:eastAsiaTheme="minorEastAsia" w:hAnsi="Calibri" w:cs="Calibri"/>
+          <w:sz w:val="22"/>
+          <w:szCs w:val="22"/>
+        </w:rPr>
+      </w:pPr>
+      <w:r>
+        <w:rPr>
+          <w:rFonts w:ascii="Calibri" w:eastAsiaTheme="minorEastAsia" w:hAnsi="Calibri" w:cs="Calibri"/>
+          <w:sz w:val="22"/>
+          <w:szCs w:val="22"/>
+        </w:rPr>
+        <w:t xml:space="preserve">Take the same approach for bounce as above but with otherVelocity and oppositeNormal. </w:t>
+      </w:r>
+    </w:p>
+    <w:p>
+      <w:pPr>
+        <w:rPr>
+          <w:rFonts w:ascii="Calibri" w:eastAsiaTheme="minorEastAsia" w:hAnsi="Calibri" w:cs="Calibri"/>
+          <w:sz w:val="22"/>
+          <w:szCs w:val="22"/>
+        </w:rPr>
+      </w:pPr>
+      <w:r>
+        <w:rPr>
+          <w:rFonts w:ascii="Calibri" w:eastAsiaTheme="minorEastAsia" w:hAnsi="Calibri" w:cs="Calibri"/>
+          <w:sz w:val="22"/>
+          <w:szCs w:val="22"/>
+        </w:rPr>
+        <w:tab/>
+      </w:r>
+      <w:r>
+        <w:rPr>
+          <w:rFonts w:ascii="Calibri" w:eastAsiaTheme="minorEastAsia" w:hAnsi="Calibri" w:cs="Calibri"/>
+          <w:sz w:val="22"/>
+          <w:szCs w:val="22"/>
+        </w:rPr>
+        <w:tab/>
+        <w:t>Otherwise:</w:t>
+      </w:r>
+    </w:p>
+    <w:p>
+      <w:pPr>
+        <w:ind w:left="2160"/>
+        <w:rPr>
+          <w:rFonts w:ascii="Calibri" w:eastAsiaTheme="minorEastAsia" w:hAnsi="Calibri" w:cs="Calibri"/>
+          <w:sz w:val="22"/>
+          <w:szCs w:val="22"/>
+        </w:rPr>
+      </w:pPr>
+      <w:r>
+        <w:rPr>
+          <w:rFonts w:ascii="Calibri" w:eastAsiaTheme="minorEastAsia" w:hAnsi="Calibri" w:cs="Calibri"/>
+          <w:sz w:val="22"/>
+          <w:szCs w:val="22"/>
+        </w:rPr>
+        <w:t xml:space="preserve">Determine the normal component and subtract the normal component from the velocity vector. </w:t>
+      </w:r>
+    </w:p>
+    <w:p>
+      <w:pPr>
+        <w:ind w:left="2160"/>
+        <w:rPr>
+          <w:rFonts w:ascii="Calibri" w:eastAsiaTheme="minorEastAsia" w:hAnsi="Calibri" w:cs="Calibri"/>
+          <w:sz w:val="22"/>
+          <w:szCs w:val="22"/>
+        </w:rPr>
+      </w:pPr>
+      <w:r>
+        <w:rPr>
+          <w:rFonts w:ascii="Calibri" w:eastAsiaTheme="minorEastAsia" w:hAnsi="Calibri" w:cs="Calibri"/>
+          <w:sz w:val="22"/>
+          <w:szCs w:val="22"/>
+        </w:rPr>
+        <w:t xml:space="preserve">Apply new velocity to targetSprite.dx and targetSprite.dy respectively. Then call targetSprite.speedAngleFromVector() from </w:t>
+      </w:r>
+      <w:r>
+        <w:rPr>
+          <w:rFonts w:ascii="Calibri" w:eastAsiaTheme="minorEastAsia" w:hAnsi="Calibri" w:cs="Calibri"/>
+          <w:sz w:val="22"/>
+          <w:szCs w:val="22"/>
+        </w:rPr>
+        <w:t xml:space="preserve">simpleGE. </w:t>
+      </w:r>
+    </w:p>
+    <w:p>
+      <w:pPr>
+        <w:rPr>
+          <w:rFonts w:ascii="Calibri" w:eastAsiaTheme="minorEastAsia" w:hAnsi="Calibri" w:cs="Calibri"/>
+          <w:sz w:val="22"/>
+          <w:szCs w:val="22"/>
+        </w:rPr>
+      </w:pPr>
+      <w:r>
+        <w:rPr>
+          <w:rFonts w:ascii="Calibri" w:eastAsiaTheme="minorEastAsia" w:hAnsi="Calibri" w:cs="Calibri"/>
+          <w:sz w:val="22"/>
+          <w:szCs w:val="22"/>
+        </w:rPr>
+        <w:tab/>
+        <w:t xml:space="preserve">Return true. </w:t>
+      </w:r>
+    </w:p>
+    <w:p>
+      <w:pPr>
+        <w:rPr>
+          <w:rFonts w:ascii="Calibri" w:hAnsi="Calibri" w:cs="Calibri"/>
+          <w:b/>
+          <w:bCs/>
+          <w:sz w:val="22"/>
+          <w:szCs w:val="22"/>
+        </w:rPr>
+      </w:pPr>
+      <w:r>
+        <w:rPr>
+          <w:rFonts w:ascii="Calibri" w:hAnsi="Calibri" w:cs="Calibri"/>
+          <w:b/>
+          <w:bCs/>
           <w:sz w:val="22"/>
           <w:szCs w:val="22"/>
         </w:rPr>
@@ -1504,25 +2245,7 @@
           <w:sz w:val="22"/>
           <w:szCs w:val="22"/>
         </w:rPr>
-        <w:t xml:space="preserve">This method is a helper method that is called within </w:t>
-      </w:r>
-      <w:proofErr w:type="spellStart"/>
-      <w:r>
-        <w:rPr>
-          <w:rFonts w:ascii="Calibri" w:hAnsi="Calibri" w:cs="Calibri"/>
-          <w:sz w:val="22"/>
-          <w:szCs w:val="22"/>
-        </w:rPr>
-        <w:t>spriteToPolygon</w:t>
-      </w:r>
-      <w:proofErr w:type="spellEnd"/>
-      <w:r>
-        <w:rPr>
-          <w:rFonts w:ascii="Calibri" w:hAnsi="Calibri" w:cs="Calibri"/>
-          <w:sz w:val="22"/>
-          <w:szCs w:val="22"/>
-        </w:rPr>
-        <w:t xml:space="preserve">() to get the rectangular polygon of the sprite based on </w:t>
+        <w:t xml:space="preserve">This method is a helper method that is called within spriteToPolygon() to get the rectangular polygon of the sprite based on </w:t>
       </w:r>
       <w:r>
         <w:rPr>
@@ -1600,25 +2323,7 @@
           <w:sz w:val="22"/>
           <w:szCs w:val="22"/>
         </w:rPr>
-        <w:t xml:space="preserve"> is defined (</w:t>
-      </w:r>
-      <w:proofErr w:type="spellStart"/>
-      <w:r>
-        <w:rPr>
-          <w:rFonts w:ascii="Calibri" w:hAnsi="Calibri" w:cs="Calibri"/>
-          <w:sz w:val="22"/>
-          <w:szCs w:val="22"/>
-        </w:rPr>
-        <w:t>ie</w:t>
-      </w:r>
-      <w:proofErr w:type="spellEnd"/>
-      <w:r>
-        <w:rPr>
-          <w:rFonts w:ascii="Calibri" w:hAnsi="Calibri" w:cs="Calibri"/>
-          <w:sz w:val="22"/>
-          <w:szCs w:val="22"/>
-        </w:rPr>
-        <w:t>, not None):</w:t>
+        <w:t xml:space="preserve"> is defined (ie, not None):</w:t>
       </w:r>
     </w:p>
     <w:p>
@@ -1636,6 +2341,7 @@
           <w:sz w:val="22"/>
           <w:szCs w:val="22"/>
         </w:rPr>
+        <w:lastRenderedPageBreak/>
         <w:tab/>
         <w:t>Width, height  is defined using the corresponding values from hitboxSize</w:t>
       </w:r>
@@ -1688,25 +2394,7 @@
           <w:sz w:val="22"/>
           <w:szCs w:val="22"/>
         </w:rPr>
-        <w:t xml:space="preserve">Width is </w:t>
-      </w:r>
-      <w:proofErr w:type="spellStart"/>
-      <w:r>
-        <w:rPr>
-          <w:rFonts w:ascii="Calibri" w:hAnsi="Calibri" w:cs="Calibri"/>
-          <w:sz w:val="22"/>
-          <w:szCs w:val="22"/>
-        </w:rPr>
-        <w:t>self.image.get_width</w:t>
-      </w:r>
-      <w:proofErr w:type="spellEnd"/>
-      <w:r>
-        <w:rPr>
-          <w:rFonts w:ascii="Calibri" w:hAnsi="Calibri" w:cs="Calibri"/>
-          <w:sz w:val="22"/>
-          <w:szCs w:val="22"/>
-        </w:rPr>
-        <w:t>()</w:t>
+        <w:t>Width is self.image.get_width()</w:t>
       </w:r>
     </w:p>
     <w:p>
@@ -1732,25 +2420,7 @@
           <w:szCs w:val="22"/>
         </w:rPr>
         <w:tab/>
-        <w:t xml:space="preserve">Height is </w:t>
-      </w:r>
-      <w:proofErr w:type="spellStart"/>
-      <w:r>
-        <w:rPr>
-          <w:rFonts w:ascii="Calibri" w:hAnsi="Calibri" w:cs="Calibri"/>
-          <w:sz w:val="22"/>
-          <w:szCs w:val="22"/>
-        </w:rPr>
-        <w:t>self.image.get_height</w:t>
-      </w:r>
-      <w:proofErr w:type="spellEnd"/>
-      <w:r>
-        <w:rPr>
-          <w:rFonts w:ascii="Calibri" w:hAnsi="Calibri" w:cs="Calibri"/>
-          <w:sz w:val="22"/>
-          <w:szCs w:val="22"/>
-        </w:rPr>
-        <w:t>()</w:t>
+        <w:t>Height is self.image.get_height()</w:t>
       </w:r>
     </w:p>
     <w:p>
@@ -1768,7 +2438,6 @@
           <w:sz w:val="22"/>
           <w:szCs w:val="22"/>
         </w:rPr>
-        <w:lastRenderedPageBreak/>
         <w:t xml:space="preserve">We want the top left corner, the top right corner, the bottom left corner, and the bottom right corner when we consider our originPolygon. </w:t>
       </w:r>
       <w:r>
@@ -1777,25 +2446,7 @@
           <w:sz w:val="22"/>
           <w:szCs w:val="22"/>
         </w:rPr>
-        <w:t xml:space="preserve">We recall that in </w:t>
-      </w:r>
-      <w:proofErr w:type="spellStart"/>
-      <w:r>
-        <w:rPr>
-          <w:rFonts w:ascii="Calibri" w:hAnsi="Calibri" w:cs="Calibri"/>
-          <w:sz w:val="22"/>
-          <w:szCs w:val="22"/>
-        </w:rPr>
-        <w:t>Pygame</w:t>
-      </w:r>
-      <w:proofErr w:type="spellEnd"/>
-      <w:r>
-        <w:rPr>
-          <w:rFonts w:ascii="Calibri" w:hAnsi="Calibri" w:cs="Calibri"/>
-          <w:sz w:val="22"/>
-          <w:szCs w:val="22"/>
-        </w:rPr>
-        <w:t xml:space="preserve">, the 0 of the </w:t>
+        <w:t xml:space="preserve">We recall that in Pygame, the 0 of the </w:t>
       </w:r>
       <w:proofErr w:type="gramStart"/>
       <w:r>
@@ -1948,6 +2599,93 @@
     </w:p>
     <w:p>
       <w:pPr>
+        <w:ind w:left="720"/>
+        <w:rPr>
+          <w:rFonts w:ascii="Calibri" w:hAnsi="Calibri" w:cs="Calibri"/>
+          <w:sz w:val="22"/>
+          <w:szCs w:val="22"/>
+        </w:rPr>
+      </w:pPr>
+      <w:r>
+        <w:rPr>
+          <w:rFonts w:ascii="Calibri" w:hAnsi="Calibri" w:cs="Calibri"/>
+          <w:sz w:val="22"/>
+          <w:szCs w:val="22"/>
+        </w:rPr>
+        <w:t xml:space="preserve">Visually: </w:t>
+      </w:r>
+    </w:p>
+    <w:p>
+      <w:pPr>
+        <w:ind w:left="720"/>
+        <w:jc w:val="center"/>
+        <w:rPr>
+          <w:rFonts w:ascii="Calibri" w:hAnsi="Calibri" w:cs="Calibri"/>
+          <w:sz w:val="22"/>
+          <w:szCs w:val="22"/>
+        </w:rPr>
+      </w:pPr>
+      <w:r>
+        <w:rPr>
+          <w:rFonts w:ascii="Calibri" w:hAnsi="Calibri" w:cs="Calibri"/>
+          <w:noProof/>
+          <w:sz w:val="22"/>
+          <w:szCs w:val="22"/>
+        </w:rPr>
+        <w:drawing>
+          <wp:inline distT="0" distB="0" distL="0" distR="0" wp14:anchorId="7E900CA1" wp14:editId="67081A1C">
+            <wp:extent cx="1524000" cy="1590261"/>
+            <wp:effectExtent l="0" t="0" r="0" b="0"/>
+            <wp:docPr id="1013792741" name="Picture 4"/>
+            <wp:cNvGraphicFramePr>
+              <a:graphicFrameLocks xmlns:a="http://schemas.openxmlformats.org/drawingml/2006/main" noChangeAspect="1"/>
+            </wp:cNvGraphicFramePr>
+            <a:graphic xmlns:a="http://schemas.openxmlformats.org/drawingml/2006/main">
+              <a:graphicData uri="http://schemas.openxmlformats.org/drawingml/2006/picture">
+                <pic:pic xmlns:pic="http://schemas.openxmlformats.org/drawingml/2006/picture">
+                  <pic:nvPicPr>
+                    <pic:cNvPr id="1013792741" name="Picture 1013792741"/>
+                    <pic:cNvPicPr/>
+                  </pic:nvPicPr>
+                  <pic:blipFill rotWithShape="1">
+                    <a:blip r:embed="rId11">
+                      <a:extLst>
+                        <a:ext uri="{28A0092B-C50C-407E-A947-70E740481C1C}">
+                          <a14:useLocalDpi xmlns:a14="http://schemas.microsoft.com/office/drawing/2010/main" val="0"/>
+                        </a:ext>
+                      </a:extLst>
+                    </a:blip>
+                    <a:srcRect b="16102"/>
+                    <a:stretch>
+                      <a:fillRect/>
+                    </a:stretch>
+                  </pic:blipFill>
+                  <pic:spPr bwMode="auto">
+                    <a:xfrm>
+                      <a:off x="0" y="0"/>
+                      <a:ext cx="1524000" cy="1590261"/>
+                    </a:xfrm>
+                    <a:prstGeom prst="rect">
+                      <a:avLst/>
+                    </a:prstGeom>
+                    <a:ln>
+                      <a:noFill/>
+                    </a:ln>
+                    <a:extLst>
+                      <a:ext uri="{53640926-AAD7-44D8-BBD7-CCE9431645EC}">
+                        <a14:shadowObscured xmlns:a14="http://schemas.microsoft.com/office/drawing/2010/main"/>
+                      </a:ext>
+                    </a:extLst>
+                  </pic:spPr>
+                </pic:pic>
+              </a:graphicData>
+            </a:graphic>
+          </wp:inline>
+        </w:drawing>
+      </w:r>
+    </w:p>
+    <w:p>
+      <w:pPr>
         <w:ind w:firstLine="720"/>
         <w:rPr>
           <w:rFonts w:ascii="Calibri" w:hAnsi="Calibri" w:cs="Calibri"/>
@@ -1961,60 +2699,28 @@
           <w:sz w:val="22"/>
           <w:szCs w:val="22"/>
         </w:rPr>
-        <w:t xml:space="preserve">We assign these vectors to </w:t>
-      </w:r>
-      <w:proofErr w:type="spellStart"/>
-      <w:r>
-        <w:rPr>
-          <w:rFonts w:ascii="Calibri" w:hAnsi="Calibri" w:cs="Calibri"/>
-          <w:sz w:val="22"/>
-          <w:szCs w:val="22"/>
-        </w:rPr>
-        <w:t>self.originPolygon</w:t>
-      </w:r>
-      <w:proofErr w:type="spellEnd"/>
-      <w:r>
-        <w:rPr>
-          <w:rFonts w:ascii="Calibri" w:hAnsi="Calibri" w:cs="Calibri"/>
-          <w:sz w:val="22"/>
-          <w:szCs w:val="22"/>
-        </w:rPr>
-        <w:t xml:space="preserve"> as a list of pygame.math.Vector2 objects. </w:t>
-      </w:r>
-    </w:p>
-    <w:p>
-      <w:pPr>
-        <w:rPr>
-          <w:rFonts w:ascii="Calibri" w:hAnsi="Calibri" w:cs="Calibri"/>
-          <w:sz w:val="22"/>
-          <w:szCs w:val="22"/>
-        </w:rPr>
-      </w:pPr>
-      <w:r>
-        <w:rPr>
-          <w:rFonts w:ascii="Calibri" w:hAnsi="Calibri" w:cs="Calibri"/>
-          <w:sz w:val="22"/>
-          <w:szCs w:val="22"/>
-        </w:rPr>
-        <w:t xml:space="preserve">Define </w:t>
-      </w:r>
-      <w:proofErr w:type="spellStart"/>
-      <w:r>
-        <w:rPr>
-          <w:rFonts w:ascii="Calibri" w:hAnsi="Calibri" w:cs="Calibri"/>
-          <w:sz w:val="22"/>
-          <w:szCs w:val="22"/>
-        </w:rPr>
-        <w:t>spriteToPolygon</w:t>
-      </w:r>
-      <w:proofErr w:type="spellEnd"/>
-      <w:r>
-        <w:rPr>
-          <w:rFonts w:ascii="Calibri" w:hAnsi="Calibri" w:cs="Calibri"/>
-          <w:sz w:val="22"/>
-          <w:szCs w:val="22"/>
-        </w:rPr>
-        <w:t>(self):</w:t>
+        <w:t xml:space="preserve">We assign these vectors to self.originPolygon as a list of pygame.math.Vector2 objects. </w:t>
+      </w:r>
+    </w:p>
+    <w:p>
+      <w:pPr>
+        <w:rPr>
+          <w:rFonts w:ascii="Calibri" w:hAnsi="Calibri" w:cs="Calibri"/>
+          <w:b/>
+          <w:bCs/>
+          <w:sz w:val="22"/>
+          <w:szCs w:val="22"/>
+        </w:rPr>
+      </w:pPr>
+      <w:r>
+        <w:rPr>
+          <w:rFonts w:ascii="Calibri" w:hAnsi="Calibri" w:cs="Calibri"/>
+          <w:b/>
+          <w:bCs/>
+          <w:sz w:val="22"/>
+          <w:szCs w:val="22"/>
+        </w:rPr>
+        <w:t>Define spriteToPolygon(self):</w:t>
       </w:r>
     </w:p>
     <w:p>
@@ -2094,25 +2800,7 @@
           <w:szCs w:val="22"/>
         </w:rPr>
         <w:tab/>
-        <w:t xml:space="preserve">Initialize an empty list called </w:t>
-      </w:r>
-      <w:proofErr w:type="spellStart"/>
-      <w:r>
-        <w:rPr>
-          <w:rFonts w:ascii="Calibri" w:hAnsi="Calibri" w:cs="Calibri"/>
-          <w:sz w:val="22"/>
-          <w:szCs w:val="22"/>
-        </w:rPr>
-        <w:t>polygonEdgePoints</w:t>
-      </w:r>
-      <w:proofErr w:type="spellEnd"/>
-      <w:r>
-        <w:rPr>
-          <w:rFonts w:ascii="Calibri" w:hAnsi="Calibri" w:cs="Calibri"/>
-          <w:sz w:val="22"/>
-          <w:szCs w:val="22"/>
-        </w:rPr>
-        <w:t>.</w:t>
+        <w:t>Initialize an empty list called polygonEdgePoints.</w:t>
       </w:r>
       <w:r>
         <w:rPr>
@@ -2196,6 +2884,7 @@
           <w:sz w:val="22"/>
           <w:szCs w:val="22"/>
         </w:rPr>
+        <w:lastRenderedPageBreak/>
         <w:tab/>
       </w:r>
       <w:r>
@@ -2241,18 +2930,139 @@
           <w:sz w:val="22"/>
           <w:szCs w:val="22"/>
         </w:rPr>
-        <w:t xml:space="preserve">Calculate the actual point through adding rotated and the vector of x and y and store in variable called </w:t>
-      </w:r>
-      <w:proofErr w:type="spellStart"/>
-      <w:r>
-        <w:rPr>
-          <w:rFonts w:ascii="Calibri" w:hAnsi="Calibri" w:cs="Calibri"/>
-          <w:sz w:val="22"/>
-          <w:szCs w:val="22"/>
-        </w:rPr>
-        <w:t>calculatedPoint</w:t>
-      </w:r>
-      <w:proofErr w:type="spellEnd"/>
+        <w:t xml:space="preserve">Calculate the actual point through adding rotated and the vector of x and y and store in variable called calculatedPoint. </w:t>
+      </w:r>
+    </w:p>
+    <w:p>
+      <w:pPr>
+        <w:ind w:left="1440"/>
+        <w:rPr>
+          <w:rFonts w:ascii="Calibri" w:hAnsi="Calibri" w:cs="Calibri"/>
+          <w:sz w:val="22"/>
+          <w:szCs w:val="22"/>
+        </w:rPr>
+      </w:pPr>
+      <w:r>
+        <w:rPr>
+          <w:rFonts w:ascii="Calibri" w:hAnsi="Calibri" w:cs="Calibri"/>
+          <w:sz w:val="22"/>
+          <w:szCs w:val="22"/>
+        </w:rPr>
+        <w:t>Append calculatedPoint to polygonEdgePoints.</w:t>
+      </w:r>
+    </w:p>
+    <w:p>
+      <w:pPr>
+        <w:rPr>
+          <w:rFonts w:ascii="Calibri" w:hAnsi="Calibri" w:cs="Calibri"/>
+          <w:sz w:val="22"/>
+          <w:szCs w:val="22"/>
+        </w:rPr>
+      </w:pPr>
+      <w:r>
+        <w:rPr>
+          <w:rFonts w:ascii="Calibri" w:hAnsi="Calibri" w:cs="Calibri"/>
+          <w:sz w:val="22"/>
+          <w:szCs w:val="22"/>
+        </w:rPr>
+        <w:tab/>
+        <w:t>Return polygonEdgePoints.</w:t>
+      </w:r>
+    </w:p>
+    <w:p>
+      <w:pPr>
+        <w:rPr>
+          <w:rFonts w:ascii="Calibri" w:hAnsi="Calibri" w:cs="Calibri"/>
+          <w:b/>
+          <w:bCs/>
+          <w:sz w:val="22"/>
+          <w:szCs w:val="22"/>
+        </w:rPr>
+      </w:pPr>
+      <w:r>
+        <w:rPr>
+          <w:rFonts w:ascii="Calibri" w:hAnsi="Calibri" w:cs="Calibri"/>
+          <w:b/>
+          <w:bCs/>
+          <w:sz w:val="22"/>
+          <w:szCs w:val="22"/>
+        </w:rPr>
+        <w:t>Define getEdges(self</w:t>
+      </w:r>
+      <w:r>
+        <w:rPr>
+          <w:rFonts w:ascii="Calibri" w:hAnsi="Calibri" w:cs="Calibri"/>
+          <w:b/>
+          <w:bCs/>
+          <w:sz w:val="22"/>
+          <w:szCs w:val="22"/>
+        </w:rPr>
+        <w:t>, polygon</w:t>
+      </w:r>
+      <w:r>
+        <w:rPr>
+          <w:rFonts w:ascii="Calibri" w:hAnsi="Calibri" w:cs="Calibri"/>
+          <w:b/>
+          <w:bCs/>
+          <w:sz w:val="22"/>
+          <w:szCs w:val="22"/>
+        </w:rPr>
+        <w:t>):</w:t>
+      </w:r>
+    </w:p>
+    <w:p>
+      <w:pPr>
+        <w:ind w:left="720"/>
+        <w:rPr>
+          <w:rFonts w:ascii="Calibri" w:hAnsi="Calibri" w:cs="Calibri"/>
+          <w:sz w:val="22"/>
+          <w:szCs w:val="22"/>
+        </w:rPr>
+      </w:pPr>
+      <w:r>
+        <w:rPr>
+          <w:rFonts w:ascii="Calibri" w:hAnsi="Calibri" w:cs="Calibri"/>
+          <w:sz w:val="22"/>
+          <w:szCs w:val="22"/>
+        </w:rPr>
+        <w:t xml:space="preserve">This method extracts the side vectors from the sprite and determines the direction vectors fo the polygons side with the assumption that the polygon is convex. </w:t>
+      </w:r>
+      <w:r>
+        <w:rPr>
+          <w:rFonts w:ascii="Calibri" w:hAnsi="Calibri" w:cs="Calibri"/>
+          <w:sz w:val="22"/>
+          <w:szCs w:val="22"/>
+        </w:rPr>
+        <w:t>Note that ‘polygon’ is the spritePolygon.</w:t>
+      </w:r>
+    </w:p>
+    <w:p>
+      <w:pPr>
+        <w:ind w:left="720"/>
+        <w:rPr>
+          <w:rFonts w:ascii="Calibri" w:hAnsi="Calibri" w:cs="Calibri"/>
+          <w:sz w:val="22"/>
+          <w:szCs w:val="22"/>
+        </w:rPr>
+      </w:pPr>
+      <w:r>
+        <w:rPr>
+          <w:rFonts w:ascii="Calibri" w:hAnsi="Calibri" w:cs="Calibri"/>
+          <w:sz w:val="22"/>
+          <w:szCs w:val="22"/>
+        </w:rPr>
+        <w:t>Initialize empty list called ‘</w:t>
+      </w:r>
+      <w:proofErr w:type="gramStart"/>
+      <w:r>
+        <w:rPr>
+          <w:rFonts w:ascii="Calibri" w:hAnsi="Calibri" w:cs="Calibri"/>
+          <w:sz w:val="22"/>
+          <w:szCs w:val="22"/>
+        </w:rPr>
+        <w:t>edges’</w:t>
+      </w:r>
+      <w:proofErr w:type="gramEnd"/>
       <w:r>
         <w:rPr>
           <w:rFonts w:ascii="Calibri" w:hAnsi="Calibri" w:cs="Calibri"/>
@@ -2264,147 +3074,6 @@
     </w:p>
     <w:p>
       <w:pPr>
-        <w:ind w:left="1440"/>
-        <w:rPr>
-          <w:rFonts w:ascii="Calibri" w:hAnsi="Calibri" w:cs="Calibri"/>
-          <w:sz w:val="22"/>
-          <w:szCs w:val="22"/>
-        </w:rPr>
-      </w:pPr>
-      <w:r>
-        <w:rPr>
-          <w:rFonts w:ascii="Calibri" w:hAnsi="Calibri" w:cs="Calibri"/>
-          <w:sz w:val="22"/>
-          <w:szCs w:val="22"/>
-        </w:rPr>
-        <w:t xml:space="preserve">Append </w:t>
-      </w:r>
-      <w:proofErr w:type="spellStart"/>
-      <w:r>
-        <w:rPr>
-          <w:rFonts w:ascii="Calibri" w:hAnsi="Calibri" w:cs="Calibri"/>
-          <w:sz w:val="22"/>
-          <w:szCs w:val="22"/>
-        </w:rPr>
-        <w:t>calculatedPoint</w:t>
-      </w:r>
-      <w:proofErr w:type="spellEnd"/>
-      <w:r>
-        <w:rPr>
-          <w:rFonts w:ascii="Calibri" w:hAnsi="Calibri" w:cs="Calibri"/>
-          <w:sz w:val="22"/>
-          <w:szCs w:val="22"/>
-        </w:rPr>
-        <w:t xml:space="preserve"> to </w:t>
-      </w:r>
-      <w:proofErr w:type="spellStart"/>
-      <w:r>
-        <w:rPr>
-          <w:rFonts w:ascii="Calibri" w:hAnsi="Calibri" w:cs="Calibri"/>
-          <w:sz w:val="22"/>
-          <w:szCs w:val="22"/>
-        </w:rPr>
-        <w:t>polygonEdgePoints</w:t>
-      </w:r>
-      <w:proofErr w:type="spellEnd"/>
-      <w:r>
-        <w:rPr>
-          <w:rFonts w:ascii="Calibri" w:hAnsi="Calibri" w:cs="Calibri"/>
-          <w:sz w:val="22"/>
-          <w:szCs w:val="22"/>
-        </w:rPr>
-        <w:t>.</w:t>
-      </w:r>
-    </w:p>
-    <w:p>
-      <w:pPr>
-        <w:rPr>
-          <w:rFonts w:ascii="Calibri" w:hAnsi="Calibri" w:cs="Calibri"/>
-          <w:sz w:val="22"/>
-          <w:szCs w:val="22"/>
-        </w:rPr>
-      </w:pPr>
-      <w:r>
-        <w:rPr>
-          <w:rFonts w:ascii="Calibri" w:hAnsi="Calibri" w:cs="Calibri"/>
-          <w:sz w:val="22"/>
-          <w:szCs w:val="22"/>
-        </w:rPr>
-        <w:tab/>
-        <w:t xml:space="preserve">Return </w:t>
-      </w:r>
-      <w:proofErr w:type="spellStart"/>
-      <w:r>
-        <w:rPr>
-          <w:rFonts w:ascii="Calibri" w:hAnsi="Calibri" w:cs="Calibri"/>
-          <w:sz w:val="22"/>
-          <w:szCs w:val="22"/>
-        </w:rPr>
-        <w:t>polygonEdgePoints</w:t>
-      </w:r>
-      <w:proofErr w:type="spellEnd"/>
-      <w:r>
-        <w:rPr>
-          <w:rFonts w:ascii="Calibri" w:hAnsi="Calibri" w:cs="Calibri"/>
-          <w:sz w:val="22"/>
-          <w:szCs w:val="22"/>
-        </w:rPr>
-        <w:t>.</w:t>
-      </w:r>
-    </w:p>
-    <w:p>
-      <w:pPr>
-        <w:rPr>
-          <w:rFonts w:ascii="Calibri" w:hAnsi="Calibri" w:cs="Calibri"/>
-          <w:sz w:val="22"/>
-          <w:szCs w:val="22"/>
-        </w:rPr>
-      </w:pPr>
-      <w:r>
-        <w:rPr>
-          <w:rFonts w:ascii="Calibri" w:hAnsi="Calibri" w:cs="Calibri"/>
-          <w:sz w:val="22"/>
-          <w:szCs w:val="22"/>
-        </w:rPr>
-        <w:t xml:space="preserve">Define </w:t>
-      </w:r>
-      <w:proofErr w:type="spellStart"/>
-      <w:r>
-        <w:rPr>
-          <w:rFonts w:ascii="Calibri" w:hAnsi="Calibri" w:cs="Calibri"/>
-          <w:sz w:val="22"/>
-          <w:szCs w:val="22"/>
-        </w:rPr>
-        <w:t>getEdges</w:t>
-      </w:r>
-      <w:proofErr w:type="spellEnd"/>
-      <w:r>
-        <w:rPr>
-          <w:rFonts w:ascii="Calibri" w:hAnsi="Calibri" w:cs="Calibri"/>
-          <w:sz w:val="22"/>
-          <w:szCs w:val="22"/>
-        </w:rPr>
-        <w:t>(self</w:t>
-      </w:r>
-      <w:r>
-        <w:rPr>
-          <w:rFonts w:ascii="Calibri" w:hAnsi="Calibri" w:cs="Calibri"/>
-          <w:sz w:val="22"/>
-          <w:szCs w:val="22"/>
-        </w:rPr>
-        <w:t>, polygon</w:t>
-      </w:r>
-      <w:r>
-        <w:rPr>
-          <w:rFonts w:ascii="Calibri" w:hAnsi="Calibri" w:cs="Calibri"/>
-          <w:sz w:val="22"/>
-          <w:szCs w:val="22"/>
-        </w:rPr>
-        <w:t>):</w:t>
-      </w:r>
-    </w:p>
-    <w:p>
-      <w:pPr>
         <w:ind w:left="720"/>
         <w:rPr>
           <w:rFonts w:ascii="Calibri" w:hAnsi="Calibri" w:cs="Calibri"/>
@@ -2418,51 +3087,7 @@
           <w:sz w:val="22"/>
           <w:szCs w:val="22"/>
         </w:rPr>
-        <w:t xml:space="preserve">This method extracts the side vectors from the sprite and determines the direction vectors </w:t>
-      </w:r>
-      <w:proofErr w:type="spellStart"/>
-      <w:r>
-        <w:rPr>
-          <w:rFonts w:ascii="Calibri" w:hAnsi="Calibri" w:cs="Calibri"/>
-          <w:sz w:val="22"/>
-          <w:szCs w:val="22"/>
-        </w:rPr>
-        <w:t>fo</w:t>
-      </w:r>
-      <w:proofErr w:type="spellEnd"/>
-      <w:r>
-        <w:rPr>
-          <w:rFonts w:ascii="Calibri" w:hAnsi="Calibri" w:cs="Calibri"/>
-          <w:sz w:val="22"/>
-          <w:szCs w:val="22"/>
-        </w:rPr>
-        <w:t xml:space="preserve"> the polygons side with the assumption that the polygon is convex. </w:t>
-      </w:r>
-      <w:r>
-        <w:rPr>
-          <w:rFonts w:ascii="Calibri" w:hAnsi="Calibri" w:cs="Calibri"/>
-          <w:sz w:val="22"/>
-          <w:szCs w:val="22"/>
-        </w:rPr>
-        <w:t xml:space="preserve">Note that ‘polygon’ is the </w:t>
-      </w:r>
-      <w:proofErr w:type="spellStart"/>
-      <w:r>
-        <w:rPr>
-          <w:rFonts w:ascii="Calibri" w:hAnsi="Calibri" w:cs="Calibri"/>
-          <w:sz w:val="22"/>
-          <w:szCs w:val="22"/>
-        </w:rPr>
-        <w:t>spritePolygon</w:t>
-      </w:r>
-      <w:proofErr w:type="spellEnd"/>
-      <w:r>
-        <w:rPr>
-          <w:rFonts w:ascii="Calibri" w:hAnsi="Calibri" w:cs="Calibri"/>
-          <w:sz w:val="22"/>
-          <w:szCs w:val="22"/>
-        </w:rPr>
-        <w:t>.</w:t>
+        <w:t xml:space="preserve">The number of edges, numberEdges, will be the length of the spritePolygon (or polygonEdgePoints from spriteToPolygon()). </w:t>
       </w:r>
     </w:p>
     <w:p>
@@ -2480,7 +3105,7 @@
           <w:sz w:val="22"/>
           <w:szCs w:val="22"/>
         </w:rPr>
-        <w:t>Initialize empty list called ‘</w:t>
+        <w:t xml:space="preserve">For </w:t>
       </w:r>
       <w:proofErr w:type="gramStart"/>
       <w:r>
@@ -2489,7 +3114,7 @@
           <w:sz w:val="22"/>
           <w:szCs w:val="22"/>
         </w:rPr>
-        <w:t>edges’</w:t>
+        <w:t>each i</w:t>
       </w:r>
       <w:proofErr w:type="gramEnd"/>
       <w:r>
@@ -2498,162 +3123,7 @@
           <w:sz w:val="22"/>
           <w:szCs w:val="22"/>
         </w:rPr>
-        <w:t xml:space="preserve">. </w:t>
-      </w:r>
-    </w:p>
-    <w:p>
-      <w:pPr>
-        <w:ind w:left="720"/>
-        <w:rPr>
-          <w:rFonts w:ascii="Calibri" w:hAnsi="Calibri" w:cs="Calibri"/>
-          <w:sz w:val="22"/>
-          <w:szCs w:val="22"/>
-        </w:rPr>
-      </w:pPr>
-      <w:r>
-        <w:rPr>
-          <w:rFonts w:ascii="Calibri" w:hAnsi="Calibri" w:cs="Calibri"/>
-          <w:sz w:val="22"/>
-          <w:szCs w:val="22"/>
-        </w:rPr>
-        <w:t xml:space="preserve">The number of edges, </w:t>
-      </w:r>
-      <w:proofErr w:type="spellStart"/>
-      <w:r>
-        <w:rPr>
-          <w:rFonts w:ascii="Calibri" w:hAnsi="Calibri" w:cs="Calibri"/>
-          <w:sz w:val="22"/>
-          <w:szCs w:val="22"/>
-        </w:rPr>
-        <w:t>numberEdges</w:t>
-      </w:r>
-      <w:proofErr w:type="spellEnd"/>
-      <w:r>
-        <w:rPr>
-          <w:rFonts w:ascii="Calibri" w:hAnsi="Calibri" w:cs="Calibri"/>
-          <w:sz w:val="22"/>
-          <w:szCs w:val="22"/>
-        </w:rPr>
-        <w:t xml:space="preserve">, will be the length of the </w:t>
-      </w:r>
-      <w:proofErr w:type="spellStart"/>
-      <w:r>
-        <w:rPr>
-          <w:rFonts w:ascii="Calibri" w:hAnsi="Calibri" w:cs="Calibri"/>
-          <w:sz w:val="22"/>
-          <w:szCs w:val="22"/>
-        </w:rPr>
-        <w:t>spritePolygon</w:t>
-      </w:r>
-      <w:proofErr w:type="spellEnd"/>
-      <w:r>
-        <w:rPr>
-          <w:rFonts w:ascii="Calibri" w:hAnsi="Calibri" w:cs="Calibri"/>
-          <w:sz w:val="22"/>
-          <w:szCs w:val="22"/>
-        </w:rPr>
-        <w:t xml:space="preserve"> (or </w:t>
-      </w:r>
-      <w:proofErr w:type="spellStart"/>
-      <w:r>
-        <w:rPr>
-          <w:rFonts w:ascii="Calibri" w:hAnsi="Calibri" w:cs="Calibri"/>
-          <w:sz w:val="22"/>
-          <w:szCs w:val="22"/>
-        </w:rPr>
-        <w:t>polygonEdgePoints</w:t>
-      </w:r>
-      <w:proofErr w:type="spellEnd"/>
-      <w:r>
-        <w:rPr>
-          <w:rFonts w:ascii="Calibri" w:hAnsi="Calibri" w:cs="Calibri"/>
-          <w:sz w:val="22"/>
-          <w:szCs w:val="22"/>
-        </w:rPr>
-        <w:t xml:space="preserve"> from </w:t>
-      </w:r>
-      <w:proofErr w:type="spellStart"/>
-      <w:r>
-        <w:rPr>
-          <w:rFonts w:ascii="Calibri" w:hAnsi="Calibri" w:cs="Calibri"/>
-          <w:sz w:val="22"/>
-          <w:szCs w:val="22"/>
-        </w:rPr>
-        <w:t>spriteToPolygon</w:t>
-      </w:r>
-      <w:proofErr w:type="spellEnd"/>
-      <w:r>
-        <w:rPr>
-          <w:rFonts w:ascii="Calibri" w:hAnsi="Calibri" w:cs="Calibri"/>
-          <w:sz w:val="22"/>
-          <w:szCs w:val="22"/>
-        </w:rPr>
-        <w:t xml:space="preserve">()). </w:t>
-      </w:r>
-    </w:p>
-    <w:p>
-      <w:pPr>
-        <w:ind w:left="720"/>
-        <w:rPr>
-          <w:rFonts w:ascii="Calibri" w:hAnsi="Calibri" w:cs="Calibri"/>
-          <w:sz w:val="22"/>
-          <w:szCs w:val="22"/>
-        </w:rPr>
-      </w:pPr>
-      <w:r>
-        <w:rPr>
-          <w:rFonts w:ascii="Calibri" w:hAnsi="Calibri" w:cs="Calibri"/>
-          <w:sz w:val="22"/>
-          <w:szCs w:val="22"/>
-        </w:rPr>
-        <w:lastRenderedPageBreak/>
-        <w:t xml:space="preserve">For </w:t>
-      </w:r>
-      <w:proofErr w:type="gramStart"/>
-      <w:r>
-        <w:rPr>
-          <w:rFonts w:ascii="Calibri" w:hAnsi="Calibri" w:cs="Calibri"/>
-          <w:sz w:val="22"/>
-          <w:szCs w:val="22"/>
-        </w:rPr>
-        <w:t xml:space="preserve">each </w:t>
-      </w:r>
-      <w:proofErr w:type="spellStart"/>
-      <w:r>
-        <w:rPr>
-          <w:rFonts w:ascii="Calibri" w:hAnsi="Calibri" w:cs="Calibri"/>
-          <w:sz w:val="22"/>
-          <w:szCs w:val="22"/>
-        </w:rPr>
-        <w:t>i</w:t>
-      </w:r>
-      <w:proofErr w:type="spellEnd"/>
-      <w:proofErr w:type="gramEnd"/>
-      <w:r>
-        <w:rPr>
-          <w:rFonts w:ascii="Calibri" w:hAnsi="Calibri" w:cs="Calibri"/>
-          <w:sz w:val="22"/>
-          <w:szCs w:val="22"/>
-        </w:rPr>
-        <w:t xml:space="preserve"> in the range of </w:t>
-      </w:r>
-      <w:proofErr w:type="spellStart"/>
-      <w:r>
-        <w:rPr>
-          <w:rFonts w:ascii="Calibri" w:hAnsi="Calibri" w:cs="Calibri"/>
-          <w:sz w:val="22"/>
-          <w:szCs w:val="22"/>
-        </w:rPr>
-        <w:t>numberEdges</w:t>
-      </w:r>
-      <w:proofErr w:type="spellEnd"/>
-      <w:r>
-        <w:rPr>
-          <w:rFonts w:ascii="Calibri" w:hAnsi="Calibri" w:cs="Calibri"/>
-          <w:sz w:val="22"/>
-          <w:szCs w:val="22"/>
-        </w:rPr>
-        <w:t>:</w:t>
+        <w:t xml:space="preserve"> in the range of numberEdges:</w:t>
       </w:r>
     </w:p>
     <w:p>
@@ -2708,25 +3178,7 @@
           <w:sz w:val="22"/>
           <w:szCs w:val="22"/>
         </w:rPr>
-        <w:t xml:space="preserve">i+1) % </w:t>
-      </w:r>
-      <w:proofErr w:type="spellStart"/>
-      <w:r>
-        <w:rPr>
-          <w:rFonts w:ascii="Calibri" w:hAnsi="Calibri" w:cs="Calibri"/>
-          <w:sz w:val="22"/>
-          <w:szCs w:val="22"/>
-        </w:rPr>
-        <w:t>numberEdges</w:t>
-      </w:r>
-      <w:proofErr w:type="spellEnd"/>
-      <w:r>
-        <w:rPr>
-          <w:rFonts w:ascii="Calibri" w:hAnsi="Calibri" w:cs="Calibri"/>
-          <w:sz w:val="22"/>
-          <w:szCs w:val="22"/>
-        </w:rPr>
-        <w:t>] which allows us to wrap around to get the first point. Call this point2.</w:t>
+        <w:t>i+1) % numberEdges] which allows us to wrap around to get the first point. Call this point2.</w:t>
       </w:r>
     </w:p>
     <w:p>
@@ -2787,35 +3239,21 @@
       <w:pPr>
         <w:rPr>
           <w:rFonts w:ascii="Calibri" w:hAnsi="Calibri" w:cs="Calibri"/>
-          <w:sz w:val="22"/>
-          <w:szCs w:val="22"/>
-        </w:rPr>
-      </w:pPr>
-      <w:r>
-        <w:rPr>
-          <w:rFonts w:ascii="Calibri" w:hAnsi="Calibri" w:cs="Calibri"/>
-          <w:sz w:val="22"/>
-          <w:szCs w:val="22"/>
-        </w:rPr>
-        <w:t xml:space="preserve">Define </w:t>
-      </w:r>
-      <w:proofErr w:type="spellStart"/>
-      <w:r>
-        <w:rPr>
-          <w:rFonts w:ascii="Calibri" w:hAnsi="Calibri" w:cs="Calibri"/>
-          <w:sz w:val="22"/>
-          <w:szCs w:val="22"/>
-        </w:rPr>
-        <w:t>getNormal</w:t>
-      </w:r>
-      <w:proofErr w:type="spellEnd"/>
-      <w:r>
-        <w:rPr>
-          <w:rFonts w:ascii="Calibri" w:hAnsi="Calibri" w:cs="Calibri"/>
-          <w:sz w:val="22"/>
-          <w:szCs w:val="22"/>
-        </w:rPr>
-        <w:t>(self, edge):</w:t>
+          <w:b/>
+          <w:bCs/>
+          <w:sz w:val="22"/>
+          <w:szCs w:val="22"/>
+        </w:rPr>
+      </w:pPr>
+      <w:r>
+        <w:rPr>
+          <w:rFonts w:ascii="Calibri" w:hAnsi="Calibri" w:cs="Calibri"/>
+          <w:b/>
+          <w:bCs/>
+          <w:sz w:val="22"/>
+          <w:szCs w:val="22"/>
+        </w:rPr>
+        <w:t>Define getNormal(self, edge):</w:t>
       </w:r>
     </w:p>
     <w:p>
@@ -2920,25 +3358,7 @@
           <w:szCs w:val="22"/>
         </w:rPr>
         <w:tab/>
-        <w:t xml:space="preserve">Normalize the vector using </w:t>
-      </w:r>
-      <w:proofErr w:type="spellStart"/>
-      <w:r>
-        <w:rPr>
-          <w:rFonts w:ascii="Calibri" w:hAnsi="Calibri" w:cs="Calibri"/>
-          <w:sz w:val="22"/>
-          <w:szCs w:val="22"/>
-        </w:rPr>
-        <w:t>normal.normalize</w:t>
-      </w:r>
-      <w:proofErr w:type="spellEnd"/>
-      <w:r>
-        <w:rPr>
-          <w:rFonts w:ascii="Calibri" w:hAnsi="Calibri" w:cs="Calibri"/>
-          <w:sz w:val="22"/>
-          <w:szCs w:val="22"/>
-        </w:rPr>
-        <w:t>() from pygame.math.Vector2</w:t>
+        <w:t>Normalize the vector using normal.normalize() from pygame.math.Vector2</w:t>
       </w:r>
     </w:p>
     <w:p>
@@ -2963,33 +3383,39 @@
       <w:pPr>
         <w:rPr>
           <w:rFonts w:ascii="Calibri" w:hAnsi="Calibri" w:cs="Calibri"/>
-          <w:sz w:val="22"/>
-          <w:szCs w:val="22"/>
-        </w:rPr>
-      </w:pPr>
-      <w:r>
-        <w:rPr>
-          <w:rFonts w:ascii="Calibri" w:hAnsi="Calibri" w:cs="Calibri"/>
+          <w:b/>
+          <w:bCs/>
+          <w:sz w:val="22"/>
+          <w:szCs w:val="22"/>
+        </w:rPr>
+      </w:pPr>
+      <w:r>
+        <w:rPr>
+          <w:rFonts w:ascii="Calibri" w:hAnsi="Calibri" w:cs="Calibri"/>
+          <w:b/>
+          <w:bCs/>
           <w:sz w:val="22"/>
           <w:szCs w:val="22"/>
         </w:rPr>
         <w:t xml:space="preserve">Define </w:t>
       </w:r>
-      <w:proofErr w:type="spellStart"/>
       <w:proofErr w:type="gramStart"/>
       <w:r>
         <w:rPr>
           <w:rFonts w:ascii="Calibri" w:hAnsi="Calibri" w:cs="Calibri"/>
+          <w:b/>
+          <w:bCs/>
           <w:sz w:val="22"/>
           <w:szCs w:val="22"/>
         </w:rPr>
         <w:t>getProjection</w:t>
       </w:r>
-      <w:proofErr w:type="spellEnd"/>
       <w:proofErr w:type="gramEnd"/>
       <w:r>
         <w:rPr>
           <w:rFonts w:ascii="Calibri" w:hAnsi="Calibri" w:cs="Calibri"/>
+          <w:b/>
+          <w:bCs/>
           <w:sz w:val="22"/>
           <w:szCs w:val="22"/>
         </w:rPr>
@@ -3029,9 +3455,45 @@
           <w:sz w:val="22"/>
           <w:szCs w:val="22"/>
         </w:rPr>
-        <w:t xml:space="preserve">Initialize </w:t>
-      </w:r>
-      <w:proofErr w:type="spellStart"/>
+        <w:t>Initialize maximumProjection as the 0</w:t>
+      </w:r>
+      <w:r>
+        <w:rPr>
+          <w:rFonts w:ascii="Calibri" w:hAnsi="Calibri" w:cs="Calibri"/>
+          <w:sz w:val="22"/>
+          <w:szCs w:val="22"/>
+          <w:vertAlign w:val="superscript"/>
+        </w:rPr>
+        <w:t>th</w:t>
+      </w:r>
+      <w:r>
+        <w:rPr>
+          <w:rFonts w:ascii="Calibri" w:hAnsi="Calibri" w:cs="Calibri"/>
+          <w:sz w:val="22"/>
+          <w:szCs w:val="22"/>
+        </w:rPr>
+        <w:t xml:space="preserve"> item in polygon dotted with the axis. </w:t>
+      </w:r>
+    </w:p>
+    <w:p>
+      <w:pPr>
+        <w:ind w:left="720"/>
+        <w:rPr>
+          <w:rFonts w:ascii="Calibri" w:hAnsi="Calibri" w:cs="Calibri"/>
+          <w:sz w:val="22"/>
+          <w:szCs w:val="22"/>
+        </w:rPr>
+      </w:pPr>
+      <w:r>
+        <w:rPr>
+          <w:rFonts w:ascii="Calibri" w:hAnsi="Calibri" w:cs="Calibri"/>
+          <w:sz w:val="22"/>
+          <w:szCs w:val="22"/>
+        </w:rPr>
+        <w:lastRenderedPageBreak/>
+        <w:t xml:space="preserve">Initialize the </w:t>
+      </w:r>
+      <w:proofErr w:type="gramStart"/>
       <w:r>
         <w:rPr>
           <w:rFonts w:ascii="Calibri" w:hAnsi="Calibri" w:cs="Calibri"/>
@@ -3040,51 +3502,15 @@
         </w:rPr>
         <w:t>maximumProjection</w:t>
       </w:r>
-      <w:proofErr w:type="spellEnd"/>
-      <w:r>
-        <w:rPr>
-          <w:rFonts w:ascii="Calibri" w:hAnsi="Calibri" w:cs="Calibri"/>
-          <w:sz w:val="22"/>
-          <w:szCs w:val="22"/>
-        </w:rPr>
-        <w:t xml:space="preserve"> as the 0</w:t>
-      </w:r>
-      <w:r>
-        <w:rPr>
-          <w:rFonts w:ascii="Calibri" w:hAnsi="Calibri" w:cs="Calibri"/>
-          <w:sz w:val="22"/>
-          <w:szCs w:val="22"/>
-          <w:vertAlign w:val="superscript"/>
-        </w:rPr>
-        <w:t>th</w:t>
-      </w:r>
-      <w:r>
-        <w:rPr>
-          <w:rFonts w:ascii="Calibri" w:hAnsi="Calibri" w:cs="Calibri"/>
-          <w:sz w:val="22"/>
-          <w:szCs w:val="22"/>
-        </w:rPr>
-        <w:t xml:space="preserve"> item in polygon dotted with the axis. </w:t>
-      </w:r>
-    </w:p>
-    <w:p>
-      <w:pPr>
-        <w:ind w:left="720"/>
-        <w:rPr>
-          <w:rFonts w:ascii="Calibri" w:hAnsi="Calibri" w:cs="Calibri"/>
-          <w:sz w:val="22"/>
-          <w:szCs w:val="22"/>
-        </w:rPr>
-      </w:pPr>
-      <w:r>
-        <w:rPr>
-          <w:rFonts w:ascii="Calibri" w:hAnsi="Calibri" w:cs="Calibri"/>
-          <w:sz w:val="22"/>
-          <w:szCs w:val="22"/>
-        </w:rPr>
-        <w:t xml:space="preserve">Initialize the </w:t>
-      </w:r>
-      <w:proofErr w:type="spellStart"/>
+      <w:proofErr w:type="gramEnd"/>
+      <w:r>
+        <w:rPr>
+          <w:rFonts w:ascii="Calibri" w:hAnsi="Calibri" w:cs="Calibri"/>
+          <w:sz w:val="22"/>
+          <w:szCs w:val="22"/>
+        </w:rPr>
+        <w:t xml:space="preserve"> as the </w:t>
+      </w:r>
       <w:proofErr w:type="gramStart"/>
       <w:r>
         <w:rPr>
@@ -3092,29 +3518,8 @@
           <w:sz w:val="22"/>
           <w:szCs w:val="22"/>
         </w:rPr>
-        <w:t>maximumProjection</w:t>
-      </w:r>
-      <w:proofErr w:type="spellEnd"/>
-      <w:proofErr w:type="gramEnd"/>
-      <w:r>
-        <w:rPr>
-          <w:rFonts w:ascii="Calibri" w:hAnsi="Calibri" w:cs="Calibri"/>
-          <w:sz w:val="22"/>
-          <w:szCs w:val="22"/>
-        </w:rPr>
-        <w:t xml:space="preserve"> as the </w:t>
-      </w:r>
-      <w:proofErr w:type="spellStart"/>
-      <w:proofErr w:type="gramStart"/>
-      <w:r>
-        <w:rPr>
-          <w:rFonts w:ascii="Calibri" w:hAnsi="Calibri" w:cs="Calibri"/>
-          <w:sz w:val="22"/>
-          <w:szCs w:val="22"/>
-        </w:rPr>
         <w:t>minimumProjection</w:t>
       </w:r>
-      <w:proofErr w:type="spellEnd"/>
       <w:proofErr w:type="gramEnd"/>
       <w:r>
         <w:rPr>
@@ -3204,7 +3609,6 @@
         <w:tab/>
         <w:t xml:space="preserve">If the projection is less than the </w:t>
       </w:r>
-      <w:proofErr w:type="spellStart"/>
       <w:proofErr w:type="gramStart"/>
       <w:r>
         <w:rPr>
@@ -3214,7 +3618,6 @@
         </w:rPr>
         <w:t>minimumProjection</w:t>
       </w:r>
-      <w:proofErr w:type="spellEnd"/>
       <w:proofErr w:type="gramEnd"/>
       <w:r>
         <w:rPr>
@@ -3249,8 +3652,73 @@
           <w:szCs w:val="22"/>
         </w:rPr>
         <w:tab/>
-      </w:r>
-      <w:proofErr w:type="spellStart"/>
+        <w:t>minimumProjection = projection</w:t>
+      </w:r>
+    </w:p>
+    <w:p>
+      <w:pPr>
+        <w:ind w:left="720"/>
+        <w:rPr>
+          <w:rFonts w:ascii="Calibri" w:hAnsi="Calibri" w:cs="Calibri"/>
+          <w:sz w:val="22"/>
+          <w:szCs w:val="22"/>
+        </w:rPr>
+      </w:pPr>
+      <w:r>
+        <w:rPr>
+          <w:rFonts w:ascii="Calibri" w:hAnsi="Calibri" w:cs="Calibri"/>
+          <w:sz w:val="22"/>
+          <w:szCs w:val="22"/>
+        </w:rPr>
+        <w:tab/>
+        <w:t>Elif the projection is greater than the maximumProjection:</w:t>
+      </w:r>
+    </w:p>
+    <w:p>
+      <w:pPr>
+        <w:ind w:left="720"/>
+        <w:rPr>
+          <w:rFonts w:ascii="Calibri" w:hAnsi="Calibri" w:cs="Calibri"/>
+          <w:sz w:val="22"/>
+          <w:szCs w:val="22"/>
+        </w:rPr>
+      </w:pPr>
+      <w:r>
+        <w:rPr>
+          <w:rFonts w:ascii="Calibri" w:hAnsi="Calibri" w:cs="Calibri"/>
+          <w:sz w:val="22"/>
+          <w:szCs w:val="22"/>
+        </w:rPr>
+        <w:tab/>
+      </w:r>
+      <w:r>
+        <w:rPr>
+          <w:rFonts w:ascii="Calibri" w:hAnsi="Calibri" w:cs="Calibri"/>
+          <w:sz w:val="22"/>
+          <w:szCs w:val="22"/>
+        </w:rPr>
+        <w:tab/>
+        <w:t>maximumProjection = projection</w:t>
+      </w:r>
+    </w:p>
+    <w:p>
+      <w:pPr>
+        <w:ind w:left="720"/>
+        <w:rPr>
+          <w:rFonts w:ascii="Calibri" w:hAnsi="Calibri" w:cs="Calibri"/>
+          <w:sz w:val="22"/>
+          <w:szCs w:val="22"/>
+        </w:rPr>
+      </w:pPr>
+      <w:r>
+        <w:rPr>
+          <w:rFonts w:ascii="Calibri" w:hAnsi="Calibri" w:cs="Calibri"/>
+          <w:sz w:val="22"/>
+          <w:szCs w:val="22"/>
+        </w:rPr>
+        <w:t xml:space="preserve">Return </w:t>
+      </w:r>
+      <w:proofErr w:type="gramStart"/>
       <w:r>
         <w:rPr>
           <w:rFonts w:ascii="Calibri" w:hAnsi="Calibri" w:cs="Calibri"/>
@@ -3259,115 +3727,15 @@
         </w:rPr>
         <w:t>minimumProjection</w:t>
       </w:r>
-      <w:proofErr w:type="spellEnd"/>
-      <w:r>
-        <w:rPr>
-          <w:rFonts w:ascii="Calibri" w:hAnsi="Calibri" w:cs="Calibri"/>
-          <w:sz w:val="22"/>
-          <w:szCs w:val="22"/>
-        </w:rPr>
-        <w:t xml:space="preserve"> = projection</w:t>
-      </w:r>
-    </w:p>
-    <w:p>
-      <w:pPr>
-        <w:ind w:left="720"/>
-        <w:rPr>
-          <w:rFonts w:ascii="Calibri" w:hAnsi="Calibri" w:cs="Calibri"/>
-          <w:sz w:val="22"/>
-          <w:szCs w:val="22"/>
-        </w:rPr>
-      </w:pPr>
-      <w:r>
-        <w:rPr>
-          <w:rFonts w:ascii="Calibri" w:hAnsi="Calibri" w:cs="Calibri"/>
-          <w:sz w:val="22"/>
-          <w:szCs w:val="22"/>
-        </w:rPr>
-        <w:tab/>
-        <w:t xml:space="preserve">Elif the projection is greater than the </w:t>
-      </w:r>
-      <w:proofErr w:type="spellStart"/>
-      <w:r>
-        <w:rPr>
-          <w:rFonts w:ascii="Calibri" w:hAnsi="Calibri" w:cs="Calibri"/>
-          <w:sz w:val="22"/>
-          <w:szCs w:val="22"/>
-        </w:rPr>
-        <w:t>maximumProjection</w:t>
-      </w:r>
-      <w:proofErr w:type="spellEnd"/>
-      <w:r>
-        <w:rPr>
-          <w:rFonts w:ascii="Calibri" w:hAnsi="Calibri" w:cs="Calibri"/>
-          <w:sz w:val="22"/>
-          <w:szCs w:val="22"/>
-        </w:rPr>
-        <w:t>:</w:t>
-      </w:r>
-    </w:p>
-    <w:p>
-      <w:pPr>
-        <w:ind w:left="720"/>
-        <w:rPr>
-          <w:rFonts w:ascii="Calibri" w:hAnsi="Calibri" w:cs="Calibri"/>
-          <w:sz w:val="22"/>
-          <w:szCs w:val="22"/>
-        </w:rPr>
-      </w:pPr>
-      <w:r>
-        <w:rPr>
-          <w:rFonts w:ascii="Calibri" w:hAnsi="Calibri" w:cs="Calibri"/>
-          <w:sz w:val="22"/>
-          <w:szCs w:val="22"/>
-        </w:rPr>
-        <w:tab/>
-      </w:r>
-      <w:r>
-        <w:rPr>
-          <w:rFonts w:ascii="Calibri" w:hAnsi="Calibri" w:cs="Calibri"/>
-          <w:sz w:val="22"/>
-          <w:szCs w:val="22"/>
-        </w:rPr>
-        <w:tab/>
-      </w:r>
-      <w:proofErr w:type="spellStart"/>
-      <w:r>
-        <w:rPr>
-          <w:rFonts w:ascii="Calibri" w:hAnsi="Calibri" w:cs="Calibri"/>
-          <w:sz w:val="22"/>
-          <w:szCs w:val="22"/>
-        </w:rPr>
-        <w:t>maximumProjection</w:t>
-      </w:r>
-      <w:proofErr w:type="spellEnd"/>
-      <w:r>
-        <w:rPr>
-          <w:rFonts w:ascii="Calibri" w:hAnsi="Calibri" w:cs="Calibri"/>
-          <w:sz w:val="22"/>
-          <w:szCs w:val="22"/>
-        </w:rPr>
-        <w:t xml:space="preserve"> = projection</w:t>
-      </w:r>
-    </w:p>
-    <w:p>
-      <w:pPr>
-        <w:ind w:left="720"/>
-        <w:rPr>
-          <w:rFonts w:ascii="Calibri" w:hAnsi="Calibri" w:cs="Calibri"/>
-          <w:sz w:val="22"/>
-          <w:szCs w:val="22"/>
-        </w:rPr>
-      </w:pPr>
-      <w:r>
-        <w:rPr>
-          <w:rFonts w:ascii="Calibri" w:hAnsi="Calibri" w:cs="Calibri"/>
-          <w:sz w:val="22"/>
-          <w:szCs w:val="22"/>
-        </w:rPr>
-        <w:t xml:space="preserve">Return </w:t>
-      </w:r>
-      <w:proofErr w:type="spellStart"/>
+      <w:proofErr w:type="gramEnd"/>
+      <w:r>
+        <w:rPr>
+          <w:rFonts w:ascii="Calibri" w:hAnsi="Calibri" w:cs="Calibri"/>
+          <w:sz w:val="22"/>
+          <w:szCs w:val="22"/>
+        </w:rPr>
+        <w:t xml:space="preserve"> and </w:t>
+      </w:r>
       <w:proofErr w:type="gramStart"/>
       <w:r>
         <w:rPr>
@@ -3375,48 +3743,17 @@
           <w:sz w:val="22"/>
           <w:szCs w:val="22"/>
         </w:rPr>
-        <w:t>minimumProjection</w:t>
-      </w:r>
-      <w:proofErr w:type="spellEnd"/>
+        <w:t>maximumProjectio</w:t>
+      </w:r>
+      <w:r>
+        <w:rPr>
+          <w:rFonts w:ascii="Calibri" w:hAnsi="Calibri" w:cs="Calibri"/>
+          <w:sz w:val="22"/>
+          <w:szCs w:val="22"/>
+        </w:rPr>
+        <w:t>n</w:t>
+      </w:r>
       <w:proofErr w:type="gramEnd"/>
-      <w:r>
-        <w:rPr>
-          <w:rFonts w:ascii="Calibri" w:hAnsi="Calibri" w:cs="Calibri"/>
-          <w:sz w:val="22"/>
-          <w:szCs w:val="22"/>
-        </w:rPr>
-        <w:t xml:space="preserve"> and </w:t>
-      </w:r>
-      <w:proofErr w:type="spellStart"/>
-      <w:proofErr w:type="gramStart"/>
-      <w:r>
-        <w:rPr>
-          <w:rFonts w:ascii="Calibri" w:hAnsi="Calibri" w:cs="Calibri"/>
-          <w:sz w:val="22"/>
-          <w:szCs w:val="22"/>
-        </w:rPr>
-        <w:t>maximumProjectio</w:t>
-      </w:r>
-      <w:r>
-        <w:rPr>
-          <w:rFonts w:ascii="Calibri" w:hAnsi="Calibri" w:cs="Calibri"/>
-          <w:sz w:val="22"/>
-          <w:szCs w:val="22"/>
-        </w:rPr>
-        <w:t>n</w:t>
-      </w:r>
-      <w:proofErr w:type="spellEnd"/>
-      <w:proofErr w:type="gramEnd"/>
-    </w:p>
-    <w:p>
-      <w:pPr>
-        <w:ind w:left="720"/>
-        <w:rPr>
-          <w:rFonts w:ascii="Calibri" w:hAnsi="Calibri" w:cs="Calibri"/>
-          <w:sz w:val="22"/>
-          <w:szCs w:val="22"/>
-        </w:rPr>
-      </w:pPr>
     </w:p>
     <w:p>
       <w:pPr>
@@ -3446,7 +3783,6 @@
           <w:sz w:val="22"/>
           <w:szCs w:val="22"/>
         </w:rPr>
-        <w:lastRenderedPageBreak/>
         <w:t>Note on Defining Hitbox Size and Offset</w:t>
       </w:r>
       <w:r>
@@ -3673,23 +4009,13 @@
           <w:szCs w:val="22"/>
         </w:rPr>
       </w:pPr>
-      <w:proofErr w:type="spellStart"/>
-      <w:r>
-        <w:rPr>
-          <w:rFonts w:ascii="Calibri" w:hAnsi="Calibri" w:cs="Calibri"/>
-          <w:sz w:val="22"/>
-          <w:szCs w:val="22"/>
-        </w:rPr>
-        <w:t>hitboxSize</w:t>
-      </w:r>
-      <w:proofErr w:type="spellEnd"/>
-      <w:r>
-        <w:rPr>
-          <w:rFonts w:ascii="Calibri" w:hAnsi="Calibri" w:cs="Calibri"/>
-          <w:sz w:val="22"/>
-          <w:szCs w:val="22"/>
-        </w:rPr>
-        <w:t xml:space="preserve"> = (20, 14)</w:t>
+      <w:r>
+        <w:rPr>
+          <w:rFonts w:ascii="Calibri" w:hAnsi="Calibri" w:cs="Calibri"/>
+          <w:sz w:val="22"/>
+          <w:szCs w:val="22"/>
+        </w:rPr>
+        <w:t>hitboxSize = (20, 14)</w:t>
       </w:r>
     </w:p>
     <w:p>
@@ -3701,23 +4027,13 @@
           <w:szCs w:val="22"/>
         </w:rPr>
       </w:pPr>
-      <w:proofErr w:type="spellStart"/>
-      <w:r>
-        <w:rPr>
-          <w:rFonts w:ascii="Calibri" w:hAnsi="Calibri" w:cs="Calibri"/>
-          <w:sz w:val="22"/>
-          <w:szCs w:val="22"/>
-        </w:rPr>
-        <w:t>hitboxOffset</w:t>
-      </w:r>
-      <w:proofErr w:type="spellEnd"/>
-      <w:r>
-        <w:rPr>
-          <w:rFonts w:ascii="Calibri" w:hAnsi="Calibri" w:cs="Calibri"/>
-          <w:sz w:val="22"/>
-          <w:szCs w:val="22"/>
-        </w:rPr>
-        <w:t xml:space="preserve"> = (0, 22)</w:t>
+      <w:r>
+        <w:rPr>
+          <w:rFonts w:ascii="Calibri" w:hAnsi="Calibri" w:cs="Calibri"/>
+          <w:sz w:val="22"/>
+          <w:szCs w:val="22"/>
+        </w:rPr>
+        <w:t>hitboxOffset = (0, 22)</w:t>
       </w:r>
     </w:p>
     <w:p>
@@ -3873,23 +4189,13 @@
           <w:szCs w:val="22"/>
         </w:rPr>
       </w:pPr>
-      <w:proofErr w:type="spellStart"/>
-      <w:r>
-        <w:rPr>
-          <w:rFonts w:ascii="Calibri" w:hAnsi="Calibri" w:cs="Calibri"/>
-          <w:sz w:val="22"/>
-          <w:szCs w:val="22"/>
-        </w:rPr>
-        <w:t>hitboxSize</w:t>
-      </w:r>
-      <w:proofErr w:type="spellEnd"/>
-      <w:r>
-        <w:rPr>
-          <w:rFonts w:ascii="Calibri" w:hAnsi="Calibri" w:cs="Calibri"/>
-          <w:sz w:val="22"/>
-          <w:szCs w:val="22"/>
-        </w:rPr>
-        <w:t xml:space="preserve"> = (80, 40)</w:t>
+      <w:r>
+        <w:rPr>
+          <w:rFonts w:ascii="Calibri" w:hAnsi="Calibri" w:cs="Calibri"/>
+          <w:sz w:val="22"/>
+          <w:szCs w:val="22"/>
+        </w:rPr>
+        <w:t>hitboxSize = (80, 40)</w:t>
       </w:r>
     </w:p>
     <w:p>
@@ -3902,23 +4208,13 @@
           <w:szCs w:val="22"/>
         </w:rPr>
       </w:pPr>
-      <w:proofErr w:type="spellStart"/>
-      <w:r>
-        <w:rPr>
-          <w:rFonts w:ascii="Calibri" w:hAnsi="Calibri" w:cs="Calibri"/>
-          <w:sz w:val="22"/>
-          <w:szCs w:val="22"/>
-        </w:rPr>
-        <w:t>hitboxOffset</w:t>
-      </w:r>
-      <w:proofErr w:type="spellEnd"/>
-      <w:r>
-        <w:rPr>
-          <w:rFonts w:ascii="Calibri" w:hAnsi="Calibri" w:cs="Calibri"/>
-          <w:sz w:val="22"/>
-          <w:szCs w:val="22"/>
-        </w:rPr>
-        <w:t xml:space="preserve"> = (0, 0)</w:t>
+      <w:r>
+        <w:rPr>
+          <w:rFonts w:ascii="Calibri" w:hAnsi="Calibri" w:cs="Calibri"/>
+          <w:sz w:val="22"/>
+          <w:szCs w:val="22"/>
+        </w:rPr>
+        <w:t>hitboxOffset = (0, 0)</w:t>
       </w:r>
     </w:p>
     <w:p>
@@ -3940,6 +4236,7 @@
           <w:sz w:val="22"/>
           <w:szCs w:val="22"/>
         </w:rPr>
+        <w:lastRenderedPageBreak/>
         <w:t xml:space="preserve">For fine-tuning: </w:t>
       </w:r>
     </w:p>
@@ -3964,7 +4261,6 @@
         </w:rPr>
         <w:t xml:space="preserve">If the collision feels too early, reduce width of </w:t>
       </w:r>
-      <w:proofErr w:type="spellStart"/>
       <w:proofErr w:type="gramStart"/>
       <w:r>
         <w:rPr>
@@ -3974,7 +4270,6 @@
         </w:rPr>
         <w:t>hitboxSize</w:t>
       </w:r>
-      <w:proofErr w:type="spellEnd"/>
       <w:proofErr w:type="gramEnd"/>
       <w:r>
         <w:rPr>
@@ -4014,7 +4309,6 @@
         </w:rPr>
         <w:t xml:space="preserve"> of </w:t>
       </w:r>
-      <w:proofErr w:type="spellStart"/>
       <w:proofErr w:type="gramStart"/>
       <w:r>
         <w:rPr>
@@ -4024,7 +4318,6 @@
         </w:rPr>
         <w:t>hitboxSize</w:t>
       </w:r>
-      <w:proofErr w:type="spellEnd"/>
       <w:proofErr w:type="gramEnd"/>
       <w:r>
         <w:rPr>
@@ -4065,76 +4358,12 @@
           <w:szCs w:val="22"/>
         </w:rPr>
       </w:pPr>
-    </w:p>
-    <w:p>
-      <w:pPr>
-        <w:rPr>
-          <w:rFonts w:ascii="Calibri" w:hAnsi="Calibri" w:cs="Calibri"/>
-          <w:sz w:val="22"/>
-          <w:szCs w:val="22"/>
-        </w:rPr>
-      </w:pPr>
-    </w:p>
-    <w:p>
-      <w:pPr>
-        <w:rPr>
-          <w:rFonts w:ascii="Calibri" w:hAnsi="Calibri" w:cs="Calibri"/>
-          <w:sz w:val="22"/>
-          <w:szCs w:val="22"/>
-        </w:rPr>
-      </w:pPr>
-    </w:p>
-    <w:p>
-      <w:pPr>
-        <w:rPr>
-          <w:rFonts w:ascii="Calibri" w:hAnsi="Calibri" w:cs="Calibri"/>
-          <w:sz w:val="22"/>
-          <w:szCs w:val="22"/>
-        </w:rPr>
-      </w:pPr>
-    </w:p>
-    <w:p>
-      <w:pPr>
-        <w:rPr>
-          <w:rFonts w:ascii="Calibri" w:hAnsi="Calibri" w:cs="Calibri"/>
-          <w:sz w:val="22"/>
-          <w:szCs w:val="22"/>
-        </w:rPr>
-      </w:pPr>
-    </w:p>
-    <w:p>
-      <w:pPr>
-        <w:rPr>
-          <w:rFonts w:ascii="Calibri" w:hAnsi="Calibri" w:cs="Calibri"/>
-          <w:sz w:val="22"/>
-          <w:szCs w:val="22"/>
-        </w:rPr>
-      </w:pPr>
-    </w:p>
-    <w:p>
-      <w:pPr>
-        <w:rPr>
-          <w:rFonts w:ascii="Calibri" w:hAnsi="Calibri" w:cs="Calibri"/>
-          <w:sz w:val="22"/>
-          <w:szCs w:val="22"/>
-        </w:rPr>
-      </w:pPr>
-    </w:p>
-    <w:p>
-      <w:pPr>
-        <w:rPr>
-          <w:rFonts w:ascii="Calibri" w:hAnsi="Calibri" w:cs="Calibri"/>
-          <w:sz w:val="22"/>
-          <w:szCs w:val="22"/>
-        </w:rPr>
-      </w:pPr>
-      <w:r>
-        <w:rPr>
-          <w:rFonts w:ascii="Calibri" w:hAnsi="Calibri" w:cs="Calibri"/>
-          <w:sz w:val="22"/>
-          <w:szCs w:val="22"/>
-        </w:rPr>
-        <w:lastRenderedPageBreak/>
+      <w:r>
+        <w:rPr>
+          <w:rFonts w:ascii="Calibri" w:hAnsi="Calibri" w:cs="Calibri"/>
+          <w:sz w:val="22"/>
+          <w:szCs w:val="22"/>
+        </w:rPr>
         <w:t>Trees/Plants</w:t>
       </w:r>
     </w:p>
@@ -4244,7 +4473,6 @@
           <w:szCs w:val="22"/>
         </w:rPr>
       </w:pPr>
-      <w:proofErr w:type="spellStart"/>
       <w:proofErr w:type="gramStart"/>
       <w:r>
         <w:rPr>
@@ -4254,7 +4482,6 @@
         </w:rPr>
         <w:t>hitboxSize</w:t>
       </w:r>
-      <w:proofErr w:type="spellEnd"/>
       <w:proofErr w:type="gramEnd"/>
       <w:r>
         <w:rPr>
@@ -4275,23 +4502,13 @@
           <w:szCs w:val="22"/>
         </w:rPr>
       </w:pPr>
-      <w:proofErr w:type="spellStart"/>
-      <w:r>
-        <w:rPr>
-          <w:rFonts w:ascii="Calibri" w:hAnsi="Calibri" w:cs="Calibri"/>
-          <w:sz w:val="22"/>
-          <w:szCs w:val="22"/>
-        </w:rPr>
-        <w:t>hitboxOffset</w:t>
-      </w:r>
-      <w:proofErr w:type="spellEnd"/>
-      <w:r>
-        <w:rPr>
-          <w:rFonts w:ascii="Calibri" w:hAnsi="Calibri" w:cs="Calibri"/>
-          <w:sz w:val="22"/>
-          <w:szCs w:val="22"/>
-        </w:rPr>
-        <w:t xml:space="preserve"> = (0, 20)</w:t>
+      <w:r>
+        <w:rPr>
+          <w:rFonts w:ascii="Calibri" w:hAnsi="Calibri" w:cs="Calibri"/>
+          <w:sz w:val="22"/>
+          <w:szCs w:val="22"/>
+        </w:rPr>
+        <w:t>hitboxOffset = (0, 20)</w:t>
       </w:r>
     </w:p>
     <w:p>
@@ -4522,23 +4739,13 @@
           <w:szCs w:val="22"/>
         </w:rPr>
       </w:pPr>
-      <w:proofErr w:type="spellStart"/>
-      <w:r>
-        <w:rPr>
-          <w:rFonts w:ascii="Calibri" w:hAnsi="Calibri" w:cs="Calibri"/>
-          <w:sz w:val="22"/>
-          <w:szCs w:val="22"/>
-        </w:rPr>
-        <w:t>hitboxSize</w:t>
-      </w:r>
-      <w:proofErr w:type="spellEnd"/>
-      <w:r>
-        <w:rPr>
-          <w:rFonts w:ascii="Calibri" w:hAnsi="Calibri" w:cs="Calibri"/>
-          <w:sz w:val="22"/>
-          <w:szCs w:val="22"/>
-        </w:rPr>
-        <w:t xml:space="preserve"> = (36, 36)</w:t>
+      <w:r>
+        <w:rPr>
+          <w:rFonts w:ascii="Calibri" w:hAnsi="Calibri" w:cs="Calibri"/>
+          <w:sz w:val="22"/>
+          <w:szCs w:val="22"/>
+        </w:rPr>
+        <w:t>hitboxSize = (36, 36)</w:t>
       </w:r>
     </w:p>
     <w:p>
@@ -4551,23 +4758,13 @@
           <w:szCs w:val="22"/>
         </w:rPr>
       </w:pPr>
-      <w:proofErr w:type="spellStart"/>
-      <w:r>
-        <w:rPr>
-          <w:rFonts w:ascii="Calibri" w:hAnsi="Calibri" w:cs="Calibri"/>
-          <w:sz w:val="22"/>
-          <w:szCs w:val="22"/>
-        </w:rPr>
-        <w:t>hitboxOffset</w:t>
-      </w:r>
-      <w:proofErr w:type="spellEnd"/>
-      <w:r>
-        <w:rPr>
-          <w:rFonts w:ascii="Calibri" w:hAnsi="Calibri" w:cs="Calibri"/>
-          <w:sz w:val="22"/>
-          <w:szCs w:val="22"/>
-        </w:rPr>
-        <w:t xml:space="preserve"> = (0, 0)</w:t>
+      <w:r>
+        <w:rPr>
+          <w:rFonts w:ascii="Calibri" w:hAnsi="Calibri" w:cs="Calibri"/>
+          <w:sz w:val="22"/>
+          <w:szCs w:val="22"/>
+        </w:rPr>
+        <w:t>hitboxOffset = (0, 0)</w:t>
       </w:r>
     </w:p>
     <w:p>
@@ -4781,7 +4978,6 @@
           <w:szCs w:val="22"/>
         </w:rPr>
       </w:pPr>
-      <w:proofErr w:type="spellStart"/>
       <w:proofErr w:type="gramStart"/>
       <w:r>
         <w:rPr>
@@ -4791,7 +4987,6 @@
         </w:rPr>
         <w:t>hitboxSize</w:t>
       </w:r>
-      <w:proofErr w:type="spellEnd"/>
       <w:proofErr w:type="gramEnd"/>
       <w:r>
         <w:rPr>
@@ -4812,23 +5007,13 @@
           <w:szCs w:val="22"/>
         </w:rPr>
       </w:pPr>
-      <w:proofErr w:type="spellStart"/>
-      <w:r>
-        <w:rPr>
-          <w:rFonts w:ascii="Calibri" w:hAnsi="Calibri" w:cs="Calibri"/>
-          <w:sz w:val="22"/>
-          <w:szCs w:val="22"/>
-        </w:rPr>
-        <w:t>hitboxOffset</w:t>
-      </w:r>
-      <w:proofErr w:type="spellEnd"/>
-      <w:r>
-        <w:rPr>
-          <w:rFonts w:ascii="Calibri" w:hAnsi="Calibri" w:cs="Calibri"/>
-          <w:sz w:val="22"/>
-          <w:szCs w:val="22"/>
-        </w:rPr>
-        <w:t xml:space="preserve"> = (0, 0)</w:t>
+      <w:r>
+        <w:rPr>
+          <w:rFonts w:ascii="Calibri" w:hAnsi="Calibri" w:cs="Calibri"/>
+          <w:sz w:val="22"/>
+          <w:szCs w:val="22"/>
+        </w:rPr>
+        <w:t>hitboxOffset = (0, 0)</w:t>
       </w:r>
     </w:p>
     <w:p>
@@ -4915,6 +5100,7 @@
           <w:sz w:val="22"/>
           <w:szCs w:val="22"/>
         </w:rPr>
+        <w:lastRenderedPageBreak/>
         <w:t xml:space="preserve">TO DO: </w:t>
       </w:r>
     </w:p>
@@ -5007,7 +5193,6 @@
           <w:sz w:val="22"/>
           <w:szCs w:val="22"/>
         </w:rPr>
-        <w:lastRenderedPageBreak/>
         <w:t>How do we make it work with ordinary sprite</w:t>
       </w:r>
     </w:p>
@@ -5076,7 +5261,6 @@
           <w:docPartUnique/>
         </w:docPartObj>
       </w:sdtPr>
-      <w:sdtEndPr/>
       <w:sdtContent>
         <w:p>
           <w:pPr>
@@ -5109,7 +5293,6 @@
             <w:id w:val="-573587230"/>
             <w:bibliography/>
           </w:sdtPr>
-          <w:sdtEndPr/>
           <w:sdtContent>
             <w:p>
               <w:pPr>
@@ -6942,6 +7125,7 @@
   <w:style w:type="paragraph" w:default="1" w:styleId="Normal">
     <w:name w:val="Normal"/>
     <w:qFormat/>
+    <w:rsid w:val="00252943"/>
   </w:style>
   <w:style w:type="paragraph" w:styleId="Heading1">
     <w:name w:val="heading 1"/>
@@ -7509,6 +7693,16 @@
     <w:unhideWhenUsed/>
     <w:rsid w:val="00E2002F"/>
   </w:style>
+  <w:style w:type="character" w:styleId="PlaceholderText">
+    <w:name w:val="Placeholder Text"/>
+    <w:basedOn w:val="DefaultParagraphFont"/>
+    <w:uiPriority w:val="99"/>
+    <w:semiHidden/>
+    <w:rsid w:val="00EB30AB"/>
+    <w:rPr>
+      <w:color w:val="666666"/>
+    </w:rPr>
+  </w:style>
 </w:styles>
 </file>
 
